--- a/downloads/teacher/ai-7-week-20.docx
+++ b/downloads/teacher/ai-7-week-20.docx
@@ -1938,6 +1938,396 @@
         <w:t>For the Reproducible AI Research Study, retain an annotated worked trace and the changed-case reasoning. Connect the claim to its records, units and assumptions so another investigator can challenge or reproduce it.</w:t>
       </w:r>
     </w:p>
+    <w:p>
+      <w:pPr>
+        <w:pStyle w:val="Heading1"/>
+      </w:pPr>
+      <w:r>
+        <w:t>07. Prepare, teach and assess</w:t>
+      </w:r>
+    </w:p>
+    <w:p>
+      <w:r>
+        <w:t>Teaching target: Explain the mechanism and terminology of privacy and data governance</w:t>
+      </w:r>
+    </w:p>
+    <w:p>
+      <w:r>
+        <w:t>Prepare the labelled worked-case picture, the matching workbook, fictional input cards and a place for individual responses. Check a local Python 3 environment before class; have a paper-trace version ready.</w:t>
+      </w:r>
+    </w:p>
+    <w:tbl>
+      <w:tblPr>
+        <w:tblStyle w:val="LightShading-Accent1"/>
+        <w:tblW w:type="auto" w:w="0"/>
+        <w:tblLook w:firstColumn="1" w:firstRow="1" w:lastColumn="0" w:lastRow="0" w:noHBand="0" w:noVBand="1" w:val="04A0"/>
+      </w:tblPr>
+      <w:tblGrid>
+        <w:gridCol w:w="3408"/>
+        <w:gridCol w:w="3408"/>
+        <w:gridCol w:w="3408"/>
+      </w:tblGrid>
+      <w:tr>
+        <w:trPr>
+          <w:tblHeader/>
+        </w:trPr>
+        <w:tc>
+          <w:tcPr>
+            <w:tcW w:type="dxa" w:w="3408"/>
+          </w:tcPr>
+          <w:p>
+            <w:r>
+              <w:t>Session</w:t>
+            </w:r>
+          </w:p>
+        </w:tc>
+        <w:tc>
+          <w:tcPr>
+            <w:tcW w:type="dxa" w:w="3408"/>
+          </w:tcPr>
+          <w:p>
+            <w:r>
+              <w:t>Plan</w:t>
+            </w:r>
+          </w:p>
+        </w:tc>
+        <w:tc>
+          <w:tcPr>
+            <w:tcW w:type="dxa" w:w="3408"/>
+          </w:tcPr>
+          <w:p>
+            <w:r>
+              <w:t>Resources</w:t>
+            </w:r>
+          </w:p>
+        </w:tc>
+      </w:tr>
+      <w:tr>
+        <w:tc>
+          <w:tcPr>
+            <w:tcW w:type="dxa" w:w="3408"/>
+          </w:tcPr>
+          <w:p>
+            <w:r>
+              <w:t>Session 1 · Understand · 45 min</w:t>
+            </w:r>
+          </w:p>
+        </w:tc>
+        <w:tc>
+          <w:tcPr>
+            <w:tcW w:type="dxa" w:w="3408"/>
+          </w:tcPr>
+          <w:p>
+            <w:r>
+              <w:t>0–7: recall and prerequisite; 7–15: inspect the concrete case and predict; 15–30: teacher models the worked trace; 30–40: learners explain a step using the text and visual; 40–45: check the core idea.</w:t>
+            </w:r>
+          </w:p>
+        </w:tc>
+        <w:tc>
+          <w:tcPr>
+            <w:tcW w:type="dxa" w:w="3408"/>
+          </w:tcPr>
+          <w:p>
+            <w:r>
+              <w:t>Sections 1–6; record the brief recall in the workbook.</w:t>
+            </w:r>
+          </w:p>
+        </w:tc>
+      </w:tr>
+      <w:tr>
+        <w:tc>
+          <w:tcPr>
+            <w:tcW w:type="dxa" w:w="3408"/>
+          </w:tcPr>
+          <w:p>
+            <w:r>
+              <w:t>Session 2 · Practise · 45 min</w:t>
+            </w:r>
+          </w:p>
+        </w:tc>
+        <w:tc>
+          <w:tcPr>
+            <w:tcW w:type="dxa" w:w="3408"/>
+          </w:tcPr>
+          <w:p>
+            <w:r>
+              <w:t>0–5: retrieve the procedure; 5–15: W2 completion practice; 15–23: explain and check with a partner; 23–30: each learner answers the misconception check; 30–40: targeted reteaching or a harder variation; 40–45: prepare the investigation.</w:t>
+            </w:r>
+          </w:p>
+        </w:tc>
+        <w:tc>
+          <w:tcPr>
+            <w:tcW w:type="dxa" w:w="3408"/>
+          </w:tcPr>
+          <w:p>
+            <w:r>
+              <w:t>Sections 7–10; use the matching workbook W2 and misconception check.</w:t>
+            </w:r>
+          </w:p>
+        </w:tc>
+      </w:tr>
+      <w:tr>
+        <w:tc>
+          <w:tcPr>
+            <w:tcW w:type="dxa" w:w="3408"/>
+          </w:tcPr>
+          <w:p>
+            <w:r>
+              <w:t>Session 3 · Investigate and transfer · 45 min</w:t>
+            </w:r>
+          </w:p>
+        </w:tc>
+        <w:tc>
+          <w:tcPr>
+            <w:tcW w:type="dxa" w:w="3408"/>
+          </w:tcPr>
+          <w:p>
+            <w:r>
+              <w:t>0–5: retrieve the decision rule; 5–20: investigate or trace; 20–30: start the independent case; 30–38: connect the project; 38–43: act on feedback; 43–45: plan the return check.</w:t>
+            </w:r>
+          </w:p>
+        </w:tc>
+        <w:tc>
+          <w:tcPr>
+            <w:tcW w:type="dxa" w:w="3408"/>
+          </w:tcPr>
+          <w:p>
+            <w:r>
+              <w:t>Sections 9 and 11–14. Give extra time to finish the full task set; use Section 15 when the week includes a coding lab.</w:t>
+            </w:r>
+          </w:p>
+        </w:tc>
+      </w:tr>
+    </w:tbl>
+    <w:p>
+      <w:r>
+        <w:t>Before class, solve the supported practice: Export has coded ID, exact birth date, classroom and rare condition. Team calls it anonymous because names are removed. Show the intermediate steps and give the conclusion with its scope.</w:t>
+      </w:r>
+    </w:p>
+    <w:p>
+      <w:r>
+        <w:t>Reasoned practice answer: Teacher explanation: The combination can remain identifying; coded is not necessarily anonymous. Minimise fields and assess disclosure under the declared policy.</w:t>
+      </w:r>
+    </w:p>
+    <w:p>
+      <w:r>
+        <w:t>Check every learner before discussion: Use the worked case for Privacy and data governance. Proposed explanation: “The worked result establishes every future case”. Decide whether this explanation is supported. Point to the step or supplied fact that decides; explain your repair if needed.</w:t>
+      </w:r>
+    </w:p>
+    <w:p>
+      <w:r>
+        <w:t>Misconception repair: A size threshold or coding scheme alone does not guarantee privacy.</w:t>
+      </w:r>
+    </w:p>
+    <w:p>
+      <w:r>
+        <w:t>Support: read the exact case aloud, enlarge the labelled picture, supply input cards and model only the first deciding step. Accept a spoken explanation or drawing; retain the reasoning goal.</w:t>
+      </w:r>
+    </w:p>
+    <w:p>
+      <w:r>
+        <w:t>Extension: Publish the identity key with the analysis table. Require a prediction and a reason before comparing. Expected result: The records become directly linkable to names and breach this access design. Reason: Separation only helps while the linkage key remains restricted.</w:t>
+      </w:r>
+    </w:p>
+    <w:p>
+      <w:r>
+        <w:t>Independent assessment: withhold the reserved answer until the learner has attempted the new case. Record support separately from correctness.</w:t>
+      </w:r>
+    </w:p>
+    <w:tbl>
+      <w:tblPr>
+        <w:tblStyle w:val="LightShading-Accent1"/>
+        <w:tblW w:type="auto" w:w="0"/>
+        <w:tblLook w:firstColumn="1" w:firstRow="1" w:lastColumn="0" w:lastRow="0" w:noHBand="0" w:noVBand="1" w:val="04A0"/>
+      </w:tblPr>
+      <w:tblGrid>
+        <w:gridCol w:w="2556"/>
+        <w:gridCol w:w="2556"/>
+        <w:gridCol w:w="2556"/>
+        <w:gridCol w:w="2556"/>
+      </w:tblGrid>
+      <w:tr>
+        <w:trPr>
+          <w:tblHeader/>
+        </w:trPr>
+        <w:tc>
+          <w:tcPr>
+            <w:tcW w:type="dxa" w:w="2556"/>
+          </w:tcPr>
+          <w:p>
+            <w:r>
+              <w:t>Criterion</w:t>
+            </w:r>
+          </w:p>
+        </w:tc>
+        <w:tc>
+          <w:tcPr>
+            <w:tcW w:type="dxa" w:w="2556"/>
+          </w:tcPr>
+          <w:p>
+            <w:r>
+              <w:t>Not yet</w:t>
+            </w:r>
+          </w:p>
+        </w:tc>
+        <w:tc>
+          <w:tcPr>
+            <w:tcW w:type="dxa" w:w="2556"/>
+          </w:tcPr>
+          <w:p>
+            <w:r>
+              <w:t>With support</w:t>
+            </w:r>
+          </w:p>
+        </w:tc>
+        <w:tc>
+          <w:tcPr>
+            <w:tcW w:type="dxa" w:w="2556"/>
+          </w:tcPr>
+          <w:p>
+            <w:r>
+              <w:t>Independent</w:t>
+            </w:r>
+          </w:p>
+        </w:tc>
+      </w:tr>
+      <w:tr>
+        <w:tc>
+          <w:tcPr>
+            <w:tcW w:type="dxa" w:w="2556"/>
+          </w:tcPr>
+          <w:p>
+            <w:r>
+              <w:t>Explanation</w:t>
+            </w:r>
+          </w:p>
+        </w:tc>
+        <w:tc>
+          <w:tcPr>
+            <w:tcW w:type="dxa" w:w="2556"/>
+          </w:tcPr>
+          <w:p>
+            <w:r>
+              <w:t>Names an answer without a deciding fact</w:t>
+            </w:r>
+          </w:p>
+        </w:tc>
+        <w:tc>
+          <w:tcPr>
+            <w:tcW w:type="dxa" w:w="2556"/>
+          </w:tcPr>
+          <w:p>
+            <w:r>
+              <w:t>Uses a hint to link fact and decision</w:t>
+            </w:r>
+          </w:p>
+        </w:tc>
+        <w:tc>
+          <w:tcPr>
+            <w:tcW w:type="dxa" w:w="2556"/>
+          </w:tcPr>
+          <w:p>
+            <w:r>
+              <w:t>Explains the deciding fact in own words</w:t>
+            </w:r>
+          </w:p>
+        </w:tc>
+      </w:tr>
+      <w:tr>
+        <w:tc>
+          <w:tcPr>
+            <w:tcW w:type="dxa" w:w="2556"/>
+          </w:tcPr>
+          <w:p>
+            <w:r>
+              <w:t>Trace or test</w:t>
+            </w:r>
+          </w:p>
+        </w:tc>
+        <w:tc>
+          <w:tcPr>
+            <w:tcW w:type="dxa" w:w="2556"/>
+          </w:tcPr>
+          <w:p>
+            <w:r>
+              <w:t>Cannot connect input and result</w:t>
+            </w:r>
+          </w:p>
+        </w:tc>
+        <w:tc>
+          <w:tcPr>
+            <w:tcW w:type="dxa" w:w="2556"/>
+          </w:tcPr>
+          <w:p>
+            <w:r>
+              <w:t>Completes steps with prompts</w:t>
+            </w:r>
+          </w:p>
+        </w:tc>
+        <w:tc>
+          <w:tcPr>
+            <w:tcW w:type="dxa" w:w="2556"/>
+          </w:tcPr>
+          <w:p>
+            <w:r>
+              <w:t>Traces or tests a changed case accurately</w:t>
+            </w:r>
+          </w:p>
+        </w:tc>
+      </w:tr>
+      <w:tr>
+        <w:tc>
+          <w:tcPr>
+            <w:tcW w:type="dxa" w:w="2556"/>
+          </w:tcPr>
+          <w:p>
+            <w:r>
+              <w:t>Limits and revision</w:t>
+            </w:r>
+          </w:p>
+        </w:tc>
+        <w:tc>
+          <w:tcPr>
+            <w:tcW w:type="dxa" w:w="2556"/>
+          </w:tcPr>
+          <w:p>
+            <w:r>
+              <w:t>Claims more than evidence supports</w:t>
+            </w:r>
+          </w:p>
+        </w:tc>
+        <w:tc>
+          <w:tcPr>
+            <w:tcW w:type="dxa" w:w="2556"/>
+          </w:tcPr>
+          <w:p>
+            <w:r>
+              <w:t>Names a limit after a prompt</w:t>
+            </w:r>
+          </w:p>
+        </w:tc>
+        <w:tc>
+          <w:tcPr>
+            <w:tcW w:type="dxa" w:w="2556"/>
+          </w:tcPr>
+          <w:p>
+            <w:r>
+              <w:t>States a defensible limit and useful next test</w:t>
+            </w:r>
+          </w:p>
+        </w:tc>
+      </w:tr>
+    </w:tbl>
+    <w:p>
+      <w:r>
+        <w:t>Project checkpoint: Evaluate and revise. Compare with your starting method, explain errors and record a justified revision.</w:t>
+      </w:r>
+    </w:p>
+    <w:p>
+      <w:r>
+        <w:t>Use the weekly teacher answer for topic-specific reasoning. A saved progress tick is an activity record; judge mastery from the learner’s explanation and evidence.</w:t>
+      </w:r>
+    </w:p>
     <w:sectPr>
       <w:pgSz w:w="12240" w:h="15840"/>
       <w:pgMar w:top="936" w:right="1008" w:bottom="936" w:left="1008" w:header="720" w:footer="720" w:gutter="0"/>

--- a/downloads/teacher/ai-7-week-20.docx
+++ b/downloads/teacher/ai-7-week-20.docx
@@ -2328,6 +2328,39 @@
         <w:t>Use the weekly teacher answer for topic-specific reasoning. A saved progress tick is an activity record; judge mastery from the learner’s explanation and evidence.</w:t>
       </w:r>
     </w:p>
+    <w:p>
+      <w:pPr>
+        <w:pStyle w:val="Heading1"/>
+      </w:pPr>
+      <w:r>
+        <w:t>08. Use feedback, labs and repair paths</w:t>
+      </w:r>
+    </w:p>
+    <w:p>
+      <w:r>
+        <w:t>Use the two formative questions as supported practice, not as independent mastery scores. Discuss the deciding evidence rather than accepting a guessed selection.</w:t>
+      </w:r>
+    </w:p>
+    <w:p>
+      <w:r>
+        <w:t>The feedback comes from the reviewed public worked case. Do not reveal the separately reserved independent teacher answer until the learner has attempted that case.</w:t>
+      </w:r>
+    </w:p>
+    <w:p>
+      <w:r>
+        <w:t>Ask students to predict before running code. Preserve errors and actual outputs; collect a changed test and an explanation. The branch-boundary and indexing lessons deliberately include failure cases.</w:t>
+      </w:r>
+    </w:p>
+    <w:p>
+      <w:r>
+        <w:t>Use the earlier worked-explanation links to address a specific missing building block, then return to the current question. Adapt this suggestion after observing the learner; it is not an automatic diagnosis.</w:t>
+      </w:r>
+    </w:p>
+    <w:p>
+      <w:r>
+        <w:t>Collect the completed-work portfolio as evidence. Record support separately from correctness, and assess explanation, trace/test and limitations. Progress ticks and quiz selections alone do not establish mastery.</w:t>
+      </w:r>
+    </w:p>
     <w:sectPr>
       <w:pgSz w:w="12240" w:h="15840"/>
       <w:pgMar w:top="936" w:right="1008" w:bottom="936" w:left="1008" w:header="720" w:footer="720" w:gutter="0"/>

--- a/downloads/teacher/ai-7-week-20.docx
+++ b/downloads/teacher/ai-7-week-20.docx
@@ -29,16 +29,45 @@
       </w:r>
     </w:p>
     <w:p>
-      <w:pPr>
-        <w:pStyle w:val="Heading3"/>
-      </w:pPr>
-      <w:r>
-        <w:t>Teach the learning cycle</w:t>
+      <w:r>
+        <w:t>Prepare Privacy and data governance: check the target, prerequisites, resources and adaptable teaching schedule.</w:t>
       </w:r>
     </w:p>
     <w:p>
-      <w:r>
-        <w:t>Primary target: Explain the mechanism and terminology of privacy and data governance</w:t>
+      <w:pPr>
+        <w:pStyle w:val="Heading3"/>
+      </w:pPr>
+      <w:r>
+        <w:t>Teach the learning cycle</w:t>
+      </w:r>
+    </w:p>
+    <w:p>
+      <w:pPr>
+        <w:spacing w:line="336" w:lineRule="auto" w:after="180"/>
+      </w:pPr>
+      <w:r>
+        <w:rPr>
+          <w:b w:val="0"/>
+        </w:rPr>
+        <w:t xml:space="preserve">Primary target: Explain the </w:t>
+      </w:r>
+      <w:r>
+        <w:rPr>
+          <w:b/>
+        </w:rPr>
+        <w:t>mechanism</w:t>
+      </w:r>
+      <w:r>
+        <w:rPr>
+          <w:b w:val="0"/>
+        </w:rPr>
+        <w:t xml:space="preserve"> and terminology of privacy and </w:t>
+      </w:r>
+      <w:r>
+        <w:rPr>
+          <w:b/>
+        </w:rPr>
+        <w:t>data governance</w:t>
       </w:r>
     </w:p>
     <w:tbl>
@@ -185,16 +214,37 @@
       </w:tr>
     </w:tbl>
     <w:p>
-      <w:r>
-        <w:t>This is a starting allocation of 135 minutes, not a validated duration. Preserve all named topics. Schedule extra time for connected examples, the full investigation, independent cases and project building. Repeated copies of a case share one recorded attempt; they are not new evidence.</w:t>
+      <w:pPr>
+        <w:spacing w:line="336" w:lineRule="auto" w:after="180"/>
+      </w:pPr>
+      <w:r>
+        <w:rPr>
+          <w:b w:val="0"/>
+        </w:rPr>
+        <w:t>This is a starting allocation of 135 minutes, not a validated duration. Preserve all named topics. Schedule extra time for connected examples, the full investigation, independent cases and project building.</w:t>
       </w:r>
     </w:p>
     <w:p>
       <w:pPr>
-        <w:pStyle w:val="Heading3"/>
-      </w:pPr>
-      <w:r>
-        <w:t>Retrieval answer guidance</w:t>
+        <w:spacing w:line="336" w:lineRule="auto" w:after="180"/>
+      </w:pPr>
+      <w:r>
+        <w:rPr>
+          <w:b w:val="0"/>
+        </w:rPr>
+        <w:t xml:space="preserve">Repeated copies of a case share one recorded attempt; they are not new </w:t>
+      </w:r>
+      <w:r>
+        <w:rPr>
+          <w:b/>
+        </w:rPr>
+        <w:t>evidence</w:t>
+      </w:r>
+      <w:r>
+        <w:rPr>
+          <w:b w:val="0"/>
+        </w:rPr>
+        <w:t>.</w:t>
       </w:r>
     </w:p>
     <w:p>
@@ -202,73 +252,157 @@
         <w:pStyle w:val="Heading3"/>
       </w:pPr>
       <w:r>
-        <w:t>Research ethics and consent</w:t>
+        <w:t>Retrieval answer guidance</w:t>
       </w:r>
     </w:p>
     <w:p>
-      <w:r>
-        <w:t>Without opening the old lesson, explain one key idea from Research ethics and consent. Give an example and a mistake that the idea helps you avoid.</w:t>
+      <w:pPr>
+        <w:pStyle w:val="Heading3"/>
+      </w:pPr>
+      <w:r>
+        <w:t>Research ethics and consent</w:t>
       </w:r>
     </w:p>
     <w:p>
-      <w:r>
-        <w:t>Look for: Explain the mechanism and terminology of research ethics and consent</w:t>
+      <w:pPr>
+        <w:spacing w:line="336" w:lineRule="auto" w:after="180"/>
+      </w:pPr>
+      <w:r>
+        <w:rPr>
+          <w:b w:val="0"/>
+        </w:rPr>
+        <w:t>Without opening the old lesson, explain one key idea from Research ethics and consent. Give an example and a mistake that the idea helps you avoid.</w:t>
       </w:r>
     </w:p>
     <w:p>
-      <w:r>
-        <w:t>Reference example, not the only acceptable wording: Teacher explanation: Research ethics considers purpose, burden, voluntary participation and consequences. Approval to teach does not automatically authorise a research data collection. Use fictional records for this course. For the supplied classroom policy, a real study needs responsible review, plain-language purpose, opt-in consent and withdrawal handling before collection. Do not implement real recruitment in this exercise.</w:t>
+      <w:pPr>
+        <w:spacing w:line="336" w:lineRule="auto" w:after="180"/>
+      </w:pPr>
+      <w:r>
+        <w:rPr>
+          <w:b w:val="0"/>
+        </w:rPr>
+        <w:t xml:space="preserve">Look for: Explain the </w:t>
+      </w:r>
+      <w:r>
+        <w:rPr>
+          <w:b/>
+        </w:rPr>
+        <w:t>mechanism</w:t>
+      </w:r>
+      <w:r>
+        <w:rPr>
+          <w:b w:val="0"/>
+        </w:rPr>
+        <w:t xml:space="preserve"> and terminology of research ethics and consent</w:t>
       </w:r>
     </w:p>
     <w:p>
       <w:pPr>
-        <w:pStyle w:val="Heading3"/>
-      </w:pPr>
-      <w:r>
-        <w:t>Sensitivity analysis</w:t>
+        <w:spacing w:line="336" w:lineRule="auto" w:after="180"/>
+      </w:pPr>
+      <w:r>
+        <w:rPr>
+          <w:b w:val="0"/>
+        </w:rPr>
+        <w:t>Reference example, not the only acceptable wording: Teacher explanation: Research ethics considers purpose, burden, voluntary participation and consequences.</w:t>
       </w:r>
     </w:p>
     <w:p>
-      <w:r>
-        <w:t>Without opening the old lesson, explain one key idea from Sensitivity analysis. Give an example and a mistake that the idea helps you avoid.</w:t>
+      <w:pPr>
+        <w:spacing w:line="336" w:lineRule="auto" w:after="180"/>
+      </w:pPr>
+      <w:r>
+        <w:rPr>
+          <w:b w:val="0"/>
+        </w:rPr>
+        <w:t>Approval to teach does not automatically authorise a research data collection. Use fictional records for this course.</w:t>
       </w:r>
     </w:p>
     <w:p>
-      <w:r>
-        <w:t>Look for: Explain the mechanism and terminology of sensitivity analysis</w:t>
+      <w:pPr>
+        <w:spacing w:line="336" w:lineRule="auto" w:after="180"/>
+      </w:pPr>
+      <w:r>
+        <w:rPr>
+          <w:b w:val="0"/>
+        </w:rPr>
+        <w:t>For the supplied classroom policy, a real study needs responsible review, plain-language purpose, opt-in consent and withdrawal handling before collection. Do not implement real recruitment in this exercise.</w:t>
       </w:r>
     </w:p>
     <w:p>
-      <w:r>
-        <w:t>Reference example, not the only acceptable wording: Teacher explanation: Sensitivity analysis checks whether a conclusion changes under plausible settings or analysis choices. It should not secretly select the most favourable result. Prespecify a range and preserve all results. Distinguish robustness across settings from proof beyond the tested range. Settings affecting data roles require special caution.</w:t>
+      <w:pPr>
+        <w:pStyle w:val="Heading3"/>
+      </w:pPr>
+      <w:r>
+        <w:t>Sensitivity analysis</w:t>
       </w:r>
     </w:p>
     <w:p>
       <w:pPr>
-        <w:pStyle w:val="Heading3"/>
-      </w:pPr>
-      <w:r>
-        <w:t>Statistical tests and assumptions</w:t>
+        <w:spacing w:line="336" w:lineRule="auto" w:after="180"/>
+      </w:pPr>
+      <w:r>
+        <w:rPr>
+          <w:b w:val="0"/>
+        </w:rPr>
+        <w:t>Without opening the old lesson, explain one key idea from Sensitivity analysis. Give an example and a mistake that the idea helps you avoid.</w:t>
       </w:r>
     </w:p>
     <w:p>
-      <w:r>
-        <w:t>Without opening the old lesson, explain one key idea from Statistical tests and assumptions. Give an example and a mistake that the idea helps you avoid.</w:t>
+      <w:pPr>
+        <w:spacing w:line="336" w:lineRule="auto" w:after="180"/>
+      </w:pPr>
+      <w:r>
+        <w:rPr>
+          <w:b w:val="0"/>
+        </w:rPr>
+        <w:t xml:space="preserve">Look for: Explain the </w:t>
+      </w:r>
+      <w:r>
+        <w:rPr>
+          <w:b/>
+        </w:rPr>
+        <w:t>mechanism</w:t>
+      </w:r>
+      <w:r>
+        <w:rPr>
+          <w:b w:val="0"/>
+        </w:rPr>
+        <w:t xml:space="preserve"> and terminology of sensitivity analysis</w:t>
       </w:r>
     </w:p>
     <w:p>
-      <w:r>
-        <w:t>Look for: Explain the mechanism and terminology of statistical tests and assumptions</w:t>
+      <w:pPr>
+        <w:spacing w:line="336" w:lineRule="auto" w:after="180"/>
+      </w:pPr>
+      <w:r>
+        <w:rPr>
+          <w:b w:val="0"/>
+        </w:rPr>
+        <w:t>Reference example, not the only acceptable wording: Teacher explanation: Sensitivity analysis checks whether a conclusion changes under plausible settings or analysis choices.</w:t>
       </w:r>
     </w:p>
     <w:p>
-      <w:r>
-        <w:t>Reference example, not the only acceptable wording: Teacher explanation: A statistical test compares observed evidence with a specified null model. A p-value is not the probability that the null hypothesis is true. Toy paired sign-flip test assumes independent paired differences whose signs are exchangeable under a symmetric zero-effect null. Enumerate all2^n sign assignments, holding magnitudes fixed. Two-sided p is fraction with absolute mean at least the observed absolute mean; use inclusive ties.</w:t>
+      <w:pPr>
+        <w:spacing w:line="336" w:lineRule="auto" w:after="180"/>
+      </w:pPr>
+      <w:r>
+        <w:rPr>
+          <w:b w:val="0"/>
+        </w:rPr>
+        <w:t>It should not secretly select the most favourable result. Prespecify a range and preserve all results. Distinguish robustness across settings from proof beyond the tested range.</w:t>
       </w:r>
     </w:p>
     <w:p>
-      <w:r>
-        <w:t>Two 45-minute sessions. Data governance specifies who may use which records, for what purpose and for how long. Coded data can still be reidentifiable. Use the supplied constructed scenarios to make the mechanism inspectable. Collect W4 before sharing solutions. Students should name intermediate evidence and limitations; classroom pacing and learning effectiveness remain unvalidated.</w:t>
+      <w:pPr>
+        <w:spacing w:line="336" w:lineRule="auto" w:after="180"/>
+      </w:pPr>
+      <w:r>
+        <w:rPr>
+          <w:b w:val="0"/>
+        </w:rPr>
+        <w:t>Settings affecting data roles require special caution.</w:t>
       </w:r>
     </w:p>
     <w:p>
@@ -276,45 +410,144 @@
         <w:pStyle w:val="Heading3"/>
       </w:pPr>
       <w:r>
-        <w:t>Outcomes</w:t>
+        <w:t>Statistical tests and assumptions</w:t>
       </w:r>
     </w:p>
     <w:p>
-      <w:r>
-        <w:t>Explain the mechanism and terminology of privacy and data governance</w:t>
+      <w:pPr>
+        <w:spacing w:line="336" w:lineRule="auto" w:after="180"/>
+      </w:pPr>
+      <w:r>
+        <w:rPr>
+          <w:b w:val="0"/>
+        </w:rPr>
+        <w:t>Without opening the old lesson, explain one key idea from Statistical tests and assumptions. Give an example and a mistake that the idea helps you avoid.</w:t>
       </w:r>
     </w:p>
     <w:p>
-      <w:r>
-        <w:t>Apply the stated procedure to a new case with a traceable result</w:t>
+      <w:pPr>
+        <w:spacing w:line="336" w:lineRule="auto" w:after="180"/>
+      </w:pPr>
+      <w:r>
+        <w:rPr>
+          <w:b w:val="0"/>
+        </w:rPr>
+        <w:t xml:space="preserve">Look for: Explain the </w:t>
+      </w:r>
+      <w:r>
+        <w:rPr>
+          <w:b/>
+        </w:rPr>
+        <w:t>mechanism</w:t>
+      </w:r>
+      <w:r>
+        <w:rPr>
+          <w:b w:val="0"/>
+        </w:rPr>
+        <w:t xml:space="preserve"> and terminology of statistical tests and assumptions</w:t>
       </w:r>
     </w:p>
     <w:p>
-      <w:r>
-        <w:t>Identify an assumption or limitation and design a revealing follow-up</w:t>
+      <w:pPr>
+        <w:spacing w:line="336" w:lineRule="auto" w:after="180"/>
+      </w:pPr>
+      <w:r>
+        <w:rPr>
+          <w:b w:val="0"/>
+        </w:rPr>
+        <w:t xml:space="preserve">Reference example, not the only acceptable wording: Teacher explanation: A statistical test compares observed </w:t>
+      </w:r>
+      <w:r>
+        <w:rPr>
+          <w:b/>
+        </w:rPr>
+        <w:t>evidence</w:t>
+      </w:r>
+      <w:r>
+        <w:rPr>
+          <w:b w:val="0"/>
+        </w:rPr>
+        <w:t xml:space="preserve"> with a specified null model. A p-value is not the probability that the null hypothesis is true.</w:t>
       </w:r>
     </w:p>
     <w:p>
       <w:pPr>
-        <w:pStyle w:val="Heading3"/>
-      </w:pPr>
-      <w:r>
-        <w:t>Preparation</w:t>
+        <w:spacing w:line="336" w:lineRule="auto" w:after="180"/>
+      </w:pPr>
+      <w:r>
+        <w:rPr>
+          <w:b w:val="0"/>
+        </w:rPr>
+        <w:t>Toy paired sign-flip test assumes independent paired differences whose signs are exchangeable under a symmetric zero-effect null. Enumerate all2^n sign assignments, holding magnitudes fixed.</w:t>
       </w:r>
     </w:p>
     <w:p>
-      <w:r>
-        <w:t>Lesson and workbook; paper and pencil</w:t>
+      <w:pPr>
+        <w:spacing w:line="336" w:lineRule="auto" w:after="180"/>
+      </w:pPr>
+      <w:r>
+        <w:rPr>
+          <w:b w:val="0"/>
+        </w:rPr>
+        <w:t>Two-sided p is fraction with absolute mean at least the observed absolute mean; use inclusive ties.</w:t>
       </w:r>
     </w:p>
     <w:p>
-      <w:r>
-        <w:t>Calculator and optional local Python 3 for arithmetic; no live API or private data</w:t>
+      <w:pPr>
+        <w:spacing w:line="336" w:lineRule="auto" w:after="180"/>
+      </w:pPr>
+      <w:r>
+        <w:rPr>
+          <w:b w:val="0"/>
+        </w:rPr>
+        <w:t xml:space="preserve">Two 45-minute sessions. </w:t>
+      </w:r>
+      <w:r>
+        <w:rPr>
+          <w:b/>
+        </w:rPr>
+        <w:t>Data governance</w:t>
+      </w:r>
+      <w:r>
+        <w:rPr>
+          <w:b w:val="0"/>
+        </w:rPr>
+        <w:t xml:space="preserve"> specifies who may use which records, for what purpose and for how long. Coded data can still be reidentifiable. Use the supplied constructed scenarios to make the </w:t>
+      </w:r>
+      <w:r>
+        <w:rPr>
+          <w:b/>
+        </w:rPr>
+        <w:t>mechanism</w:t>
+      </w:r>
+      <w:r>
+        <w:rPr>
+          <w:b w:val="0"/>
+        </w:rPr>
+        <w:t xml:space="preserve"> inspectable.</w:t>
       </w:r>
     </w:p>
     <w:p>
-      <w:r>
-        <w:t>Prepare the fresh retry separately and withhold its solution until after collection</w:t>
+      <w:pPr>
+        <w:spacing w:line="336" w:lineRule="auto" w:after="180"/>
+      </w:pPr>
+      <w:r>
+        <w:rPr>
+          <w:b w:val="0"/>
+        </w:rPr>
+        <w:t xml:space="preserve">Collect W4 before sharing solutions. Students should name intermediate </w:t>
+      </w:r>
+      <w:r>
+        <w:rPr>
+          <w:b/>
+        </w:rPr>
+        <w:t>evidence</w:t>
+      </w:r>
+      <w:r>
+        <w:rPr>
+          <w:b w:val="0"/>
+        </w:rPr>
+        <w:t xml:space="preserve"> and limitations; classroom pacing and learning effectiveness remain unvalidated.</w:t>
       </w:r>
     </w:p>
     <w:p>
@@ -322,58 +555,320 @@
         <w:pStyle w:val="Heading3"/>
       </w:pPr>
       <w:r>
-        <w:t>Prerequisite answer</w:t>
+        <w:t>Outcomes</w:t>
       </w:r>
     </w:p>
     <w:p>
-      <w:r>
-        <w:t>A result depends on the inputs, procedure and conditions that produced it. Preserve data roles and distinguish observed outcomes from predictions or unmeasured conditions. If the prior concept cannot be explained, use a short retrieval activity before this chapter.</w:t>
+      <w:pPr>
+        <w:spacing w:line="336" w:lineRule="auto" w:after="180"/>
+      </w:pPr>
+      <w:r>
+        <w:rPr>
+          <w:b w:val="0"/>
+        </w:rPr>
+        <w:t xml:space="preserve">Explain the </w:t>
+      </w:r>
+      <w:r>
+        <w:rPr>
+          <w:b/>
+        </w:rPr>
+        <w:t>mechanism</w:t>
+      </w:r>
+      <w:r>
+        <w:rPr>
+          <w:b w:val="0"/>
+        </w:rPr>
+        <w:t xml:space="preserve"> and terminology of privacy and </w:t>
+      </w:r>
+      <w:r>
+        <w:rPr>
+          <w:b/>
+        </w:rPr>
+        <w:t>data governance</w:t>
       </w:r>
     </w:p>
     <w:p>
       <w:pPr>
-        <w:pStyle w:val="Heading3"/>
-      </w:pPr>
-      <w:r>
-        <w:t>End goal for the pictorial case</w:t>
+        <w:spacing w:line="336" w:lineRule="auto" w:after="180"/>
+      </w:pPr>
+      <w:r>
+        <w:rPr>
+          <w:b w:val="0"/>
+        </w:rPr>
+        <w:t>Apply the stated procedure to a new case with a traceable result</w:t>
       </w:r>
     </w:p>
     <w:p>
-      <w:r>
-        <w:t>Explain privacy and data governance using the records and boundaries of this fictional investigation.</w:t>
+      <w:pPr>
+        <w:spacing w:line="336" w:lineRule="auto" w:after="180"/>
+      </w:pPr>
+      <w:r>
+        <w:rPr>
+          <w:b w:val="0"/>
+        </w:rPr>
+        <w:t>Identify an assumption or limitation and design a revealing follow-up</w:t>
       </w:r>
     </w:p>
     <w:p>
-      <w:r>
-        <w:t>This added worked case illustrates the week’s main idea. Retain all original and connected topics; schedule its practice within the teaching cycle.</w:t>
+      <w:pPr>
+        <w:pStyle w:val="Heading3"/>
+      </w:pPr>
+      <w:r>
+        <w:t>Preparation</w:t>
       </w:r>
     </w:p>
     <w:p>
       <w:pPr>
-        <w:pStyle w:val="Heading1"/>
-      </w:pPr>
-      <w:r>
-        <w:t>02. Explain and model the mechanism</w:t>
+        <w:spacing w:line="336" w:lineRule="auto" w:after="180"/>
+      </w:pPr>
+      <w:r>
+        <w:rPr>
+          <w:b w:val="0"/>
+        </w:rPr>
+        <w:t>Lesson and workbook; paper and pencil</w:t>
       </w:r>
     </w:p>
     <w:p>
-      <w:r>
-        <w:t>Data governance specifies who may use which records, for what purpose and for how long. Coded data can still be reidentifiable.</w:t>
+      <w:pPr>
+        <w:spacing w:line="336" w:lineRule="auto" w:after="180"/>
+      </w:pPr>
+      <w:r>
+        <w:rPr>
+          <w:b w:val="0"/>
+        </w:rPr>
+        <w:t>Calculator and optional local Python 3 for arithmetic; no live API or private data</w:t>
       </w:r>
     </w:p>
     <w:p>
-      <w:r>
-        <w:t>Begin by writing the question the procedure is intended to answer. Identify the information already supplied, the information it will produce and the information still missing. These are constructed classroom examples; they do not require live accounts, private records or an external service. Do not treat a plausible explanation as a measured outcome.</w:t>
+      <w:pPr>
+        <w:spacing w:line="336" w:lineRule="auto" w:after="180"/>
+      </w:pPr>
+      <w:r>
+        <w:rPr>
+          <w:b w:val="0"/>
+        </w:rPr>
+        <w:t>Prepare the fresh retry separately and withhold its solution until after collection</w:t>
       </w:r>
     </w:p>
     <w:p>
-      <w:r>
-        <w:t>For fictional records separate participant-code table from analysis values; limit access and retention. Remove unnecessary fields and small-group details before a permitted aggregate export.</w:t>
+      <w:pPr>
+        <w:pStyle w:val="Heading3"/>
+      </w:pPr>
+      <w:r>
+        <w:t>Prerequisite answer</w:t>
       </w:r>
     </w:p>
     <w:p>
-      <w:r>
-        <w:t>Before applying the procedure, write its units, denominator or decision boundary where relevant. A partner should be able to repeat each step using the same inputs. If a required input is absent or violates the stated contract, record that condition explicitly instead of quietly replacing it with a convenient value.</w:t>
+      <w:pPr>
+        <w:spacing w:line="336" w:lineRule="auto" w:after="180"/>
+      </w:pPr>
+      <w:r>
+        <w:rPr>
+          <w:b w:val="0"/>
+        </w:rPr>
+        <w:t xml:space="preserve">A result depends on the </w:t>
+      </w:r>
+      <w:r>
+        <w:rPr>
+          <w:b/>
+        </w:rPr>
+        <w:t>input</w:t>
+      </w:r>
+      <w:r>
+        <w:rPr>
+          <w:b w:val="0"/>
+        </w:rPr>
+        <w:t xml:space="preserve">s, procedure and conditions that produced it. Preserve data roles and distinguish observed outcomes from </w:t>
+      </w:r>
+      <w:r>
+        <w:rPr>
+          <w:b/>
+        </w:rPr>
+        <w:t>prediction</w:t>
+      </w:r>
+      <w:r>
+        <w:rPr>
+          <w:b w:val="0"/>
+        </w:rPr>
+        <w:t>s or unmeasured conditions.</w:t>
+      </w:r>
+    </w:p>
+    <w:p>
+      <w:pPr>
+        <w:spacing w:line="336" w:lineRule="auto" w:after="180"/>
+      </w:pPr>
+      <w:r>
+        <w:rPr>
+          <w:b w:val="0"/>
+        </w:rPr>
+        <w:t>If the prior concept cannot be explained, use a short retrieval activity before this chapter.</w:t>
+      </w:r>
+    </w:p>
+    <w:p>
+      <w:pPr>
+        <w:pStyle w:val="Heading3"/>
+      </w:pPr>
+      <w:r>
+        <w:t>End goal for the pictorial case</w:t>
+      </w:r>
+    </w:p>
+    <w:p>
+      <w:pPr>
+        <w:spacing w:line="336" w:lineRule="auto" w:after="180"/>
+      </w:pPr>
+      <w:r>
+        <w:rPr>
+          <w:b w:val="0"/>
+        </w:rPr>
+        <w:t xml:space="preserve">Explain privacy and </w:t>
+      </w:r>
+      <w:r>
+        <w:rPr>
+          <w:b/>
+        </w:rPr>
+        <w:t>data governance</w:t>
+      </w:r>
+      <w:r>
+        <w:rPr>
+          <w:b w:val="0"/>
+        </w:rPr>
+        <w:t xml:space="preserve"> using the records and boundaries of this fictional investigation.</w:t>
+      </w:r>
+    </w:p>
+    <w:p>
+      <w:pPr>
+        <w:spacing w:line="336" w:lineRule="auto" w:after="180"/>
+      </w:pPr>
+      <w:r>
+        <w:rPr>
+          <w:b w:val="0"/>
+        </w:rPr>
+        <w:t>This added worked case illustrates the week’s main idea. Retain all original and connected topics; schedule its practice within the teaching cycle.</w:t>
+      </w:r>
+    </w:p>
+    <w:p>
+      <w:pPr>
+        <w:pStyle w:val="Heading1"/>
+      </w:pPr>
+      <w:r>
+        <w:t>02. Explain and model the mechanism</w:t>
+      </w:r>
+    </w:p>
+    <w:p>
+      <w:r>
+        <w:t>Model Privacy and data governance using the supplied case, labelled mechanism and reasoning. Make the scope of each conclusion explicit.</w:t>
+      </w:r>
+    </w:p>
+    <w:p>
+      <w:pPr>
+        <w:spacing w:line="336" w:lineRule="auto" w:after="180"/>
+      </w:pPr>
+      <w:r>
+        <w:rPr>
+          <w:b/>
+        </w:rPr>
+        <w:t>Data governance</w:t>
+      </w:r>
+      <w:r>
+        <w:rPr>
+          <w:b w:val="0"/>
+        </w:rPr>
+        <w:t xml:space="preserve"> specifies who may use which records, for what purpose and for how long. Coded data can still be reidentifiable.</w:t>
+      </w:r>
+    </w:p>
+    <w:p>
+      <w:pPr>
+        <w:pStyle w:val="Heading3"/>
+      </w:pPr>
+      <w:r>
+        <w:t>Explain Privacy and data governance · 1</w:t>
+      </w:r>
+    </w:p>
+    <w:p>
+      <w:pPr>
+        <w:spacing w:line="336" w:lineRule="auto" w:after="180"/>
+      </w:pPr>
+      <w:r>
+        <w:rPr>
+          <w:b w:val="0"/>
+        </w:rPr>
+        <w:t>Begin by writing the question the procedure is intended to answer. Identify the information already supplied, the information it will produce and the information still missing.</w:t>
+      </w:r>
+    </w:p>
+    <w:p>
+      <w:pPr>
+        <w:spacing w:line="336" w:lineRule="auto" w:after="180"/>
+      </w:pPr>
+      <w:r>
+        <w:rPr>
+          <w:b w:val="0"/>
+        </w:rPr>
+        <w:t>These are constructed classroom examples; they do not require live accounts, private records or an external service. Do not treat a plausible explanation as a measured outcome.</w:t>
+      </w:r>
+    </w:p>
+    <w:p>
+      <w:pPr>
+        <w:spacing w:line="336" w:lineRule="auto" w:after="180"/>
+      </w:pPr>
+      <w:r>
+        <w:rPr>
+          <w:b w:val="0"/>
+        </w:rPr>
+        <w:t>For fictional records separate participant-code table from analysis values; limit access and retention. Remove unnecessary fields and small-group details before a permitted aggregate export.</w:t>
+      </w:r>
+    </w:p>
+    <w:p>
+      <w:pPr>
+        <w:pStyle w:val="Heading3"/>
+      </w:pPr>
+      <w:r>
+        <w:t>Explain Privacy and data governance · 2</w:t>
+      </w:r>
+    </w:p>
+    <w:p>
+      <w:pPr>
+        <w:spacing w:line="336" w:lineRule="auto" w:after="180"/>
+      </w:pPr>
+      <w:r>
+        <w:rPr>
+          <w:b w:val="0"/>
+        </w:rPr>
+        <w:t xml:space="preserve">Before applying the procedure, write its units, denominator or decision boundary where relevant. A partner should be able to repeat each step using the same </w:t>
+      </w:r>
+      <w:r>
+        <w:rPr>
+          <w:b/>
+        </w:rPr>
+        <w:t>input</w:t>
+      </w:r>
+      <w:r>
+        <w:rPr>
+          <w:b w:val="0"/>
+        </w:rPr>
+        <w:t>s.</w:t>
+      </w:r>
+    </w:p>
+    <w:p>
+      <w:pPr>
+        <w:spacing w:line="336" w:lineRule="auto" w:after="180"/>
+      </w:pPr>
+      <w:r>
+        <w:rPr>
+          <w:b w:val="0"/>
+        </w:rPr>
+        <w:t xml:space="preserve">If a required </w:t>
+      </w:r>
+      <w:r>
+        <w:rPr>
+          <w:b/>
+        </w:rPr>
+        <w:t>input</w:t>
+      </w:r>
+      <w:r>
+        <w:rPr>
+          <w:b w:val="0"/>
+        </w:rPr>
+        <w:t xml:space="preserve"> is absent or violates the stated contract, record that condition explicitly instead of quietly replacing it with a convenient value.</w:t>
       </w:r>
     </w:p>
     <w:tbl>
@@ -571,36 +1066,198 @@
       </w:r>
     </w:p>
     <w:p>
-      <w:r>
-        <w:t>Guided: The combination can remain identifying; coded is not necessarily anonymous. Minimise fields and assess disclosure under the declared policy. Qualification: A size threshold or coding scheme alone does not guarantee privacy. Exit: accept a concrete variation with its predicted outcome and a stated condition that would challenge the mechanism; reject a claim resting on unmeasured evidence.</w:t>
+      <w:pPr>
+        <w:pStyle w:val="Heading3"/>
+      </w:pPr>
+      <w:r>
+        <w:t>Explain Privacy and data governance · 3</w:t>
       </w:r>
     </w:p>
     <w:p>
       <w:pPr>
-        <w:pStyle w:val="Heading3"/>
-      </w:pPr>
-      <w:r>
-        <w:t>Model the reasoning aloud</w:t>
+        <w:spacing w:line="336" w:lineRule="auto" w:after="180"/>
+      </w:pPr>
+      <w:r>
+        <w:rPr>
+          <w:b w:val="0"/>
+        </w:rPr>
+        <w:t>Guided: The combination can remain identifying; coded is not necessarily anonymous. Minimise fields and assess disclosure under the declared policy.</w:t>
       </w:r>
     </w:p>
     <w:p>
-      <w:r>
-        <w:t>Use the complete worked example below before asking learners to complete W2. Reveal a small part, invite a prediction, then explain the deciding step. These teacher notes contain solutions; do not reveal the independent case answer during modelling.</w:t>
+      <w:pPr>
+        <w:spacing w:line="336" w:lineRule="auto" w:after="180"/>
+      </w:pPr>
+      <w:r>
+        <w:rPr>
+          <w:b w:val="0"/>
+        </w:rPr>
+        <w:t>Qualification: A size threshold or coding scheme alone does not guarantee privacy.</w:t>
       </w:r>
     </w:p>
     <w:p>
-      <w:r>
-        <w:t>Export has coded ID, exact birth date, classroom and rare condition. Team calls it anonymous because names are removed.</w:t>
+      <w:pPr>
+        <w:spacing w:line="336" w:lineRule="auto" w:after="180"/>
+      </w:pPr>
+      <w:r>
+        <w:rPr>
+          <w:b w:val="0"/>
+        </w:rPr>
+        <w:t xml:space="preserve">Exit: accept a concrete variation with its predicted outcome and a stated condition that would challenge the </w:t>
+      </w:r>
+      <w:r>
+        <w:rPr>
+          <w:b/>
+        </w:rPr>
+        <w:t>mechanism</w:t>
+      </w:r>
+      <w:r>
+        <w:rPr>
+          <w:b w:val="0"/>
+        </w:rPr>
+        <w:t xml:space="preserve">; reject a claim resting on unmeasured </w:t>
+      </w:r>
+      <w:r>
+        <w:rPr>
+          <w:b/>
+        </w:rPr>
+        <w:t>evidence</w:t>
+      </w:r>
+      <w:r>
+        <w:rPr>
+          <w:b w:val="0"/>
+        </w:rPr>
+        <w:t>.</w:t>
       </w:r>
     </w:p>
     <w:p>
-      <w:r>
-        <w:t>The combination can remain identifying; coded is not necessarily anonymous. Minimise fields and assess disclosure under the declared policy.</w:t>
+      <w:pPr>
+        <w:pStyle w:val="Heading3"/>
+      </w:pPr>
+      <w:r>
+        <w:t>Model the reasoning aloud</w:t>
       </w:r>
     </w:p>
     <w:p>
-      <w:r>
-        <w:t>Compare the intermediate evidence with the final statement. Explain why each number or decision follows from the stated inputs. The conclusion belongs to this scenario and procedure; changing the inputs, evaluation population or authority can change what it establishes. Retain the raw record so a later revision can be compared honestly.</w:t>
+      <w:pPr>
+        <w:spacing w:line="336" w:lineRule="auto" w:after="180"/>
+      </w:pPr>
+      <w:r>
+        <w:rPr>
+          <w:b w:val="0"/>
+        </w:rPr>
+        <w:t xml:space="preserve">Use the complete worked example below before asking learners to complete W2. Reveal a small part, invite a </w:t>
+      </w:r>
+      <w:r>
+        <w:rPr>
+          <w:b/>
+        </w:rPr>
+        <w:t>prediction</w:t>
+      </w:r>
+      <w:r>
+        <w:rPr>
+          <w:b w:val="0"/>
+        </w:rPr>
+        <w:t>, then explain the deciding step.</w:t>
+      </w:r>
+    </w:p>
+    <w:p>
+      <w:pPr>
+        <w:spacing w:line="336" w:lineRule="auto" w:after="180"/>
+      </w:pPr>
+      <w:r>
+        <w:rPr>
+          <w:b w:val="0"/>
+        </w:rPr>
+        <w:t>These teacher notes contain solutions; do not reveal the independent case answer during modelling.</w:t>
+      </w:r>
+    </w:p>
+    <w:p>
+      <w:pPr>
+        <w:spacing w:line="336" w:lineRule="auto" w:after="180"/>
+      </w:pPr>
+      <w:r>
+        <w:rPr>
+          <w:b w:val="0"/>
+        </w:rPr>
+        <w:t>Export has coded ID, exact birth date, classroom and rare condition. Team calls it anonymous because names are removed.</w:t>
+      </w:r>
+    </w:p>
+    <w:p>
+      <w:pPr>
+        <w:spacing w:line="336" w:lineRule="auto" w:after="180"/>
+      </w:pPr>
+      <w:r>
+        <w:rPr>
+          <w:b w:val="0"/>
+        </w:rPr>
+        <w:t>The combination can remain identifying; coded is not necessarily anonymous. Minimise fields and assess disclosure under the declared policy.</w:t>
+      </w:r>
+    </w:p>
+    <w:p>
+      <w:pPr>
+        <w:pStyle w:val="Heading3"/>
+      </w:pPr>
+      <w:r>
+        <w:t>Model the reasoning aloud · 4</w:t>
+      </w:r>
+    </w:p>
+    <w:p>
+      <w:pPr>
+        <w:spacing w:line="336" w:lineRule="auto" w:after="180"/>
+      </w:pPr>
+      <w:r>
+        <w:rPr>
+          <w:b w:val="0"/>
+        </w:rPr>
+        <w:t xml:space="preserve">Compare the intermediate </w:t>
+      </w:r>
+      <w:r>
+        <w:rPr>
+          <w:b/>
+        </w:rPr>
+        <w:t>evidence</w:t>
+      </w:r>
+      <w:r>
+        <w:rPr>
+          <w:b w:val="0"/>
+        </w:rPr>
+        <w:t xml:space="preserve"> with the final statement. Explain why each number or decision follows from the stated </w:t>
+      </w:r>
+      <w:r>
+        <w:rPr>
+          <w:b/>
+        </w:rPr>
+        <w:t>input</w:t>
+      </w:r>
+      <w:r>
+        <w:rPr>
+          <w:b w:val="0"/>
+        </w:rPr>
+        <w:t>s.</w:t>
+      </w:r>
+    </w:p>
+    <w:p>
+      <w:pPr>
+        <w:spacing w:line="336" w:lineRule="auto" w:after="180"/>
+      </w:pPr>
+      <w:r>
+        <w:rPr>
+          <w:b w:val="0"/>
+        </w:rPr>
+        <w:t xml:space="preserve">The conclusion belongs to this scenario and procedure; changing the </w:t>
+      </w:r>
+      <w:r>
+        <w:rPr>
+          <w:b/>
+        </w:rPr>
+        <w:t>input</w:t>
+      </w:r>
+      <w:r>
+        <w:rPr>
+          <w:b w:val="0"/>
+        </w:rPr>
+        <w:t>s, evaluation population or authority can change what it establishes. Retain the raw record so a later revision can be compared honestly.</w:t>
       </w:r>
     </w:p>
     <w:tbl>
@@ -706,7 +1363,13 @@
       </w:tr>
     </w:tbl>
     <w:p>
-      <w:r>
+      <w:pPr>
+        <w:spacing w:line="336" w:lineRule="auto" w:after="180"/>
+      </w:pPr>
+      <w:r>
+        <w:rPr>
+          <w:b w:val="0"/>
+        </w:rPr>
         <w:t>Use the diagram and verbal explanation together. Ask learners to match a sentence to a specific visual step; do not assign learners fixed visual or auditory learning styles.</w:t>
       </w:r>
     </w:p>
@@ -719,7 +1382,13 @@
       </w:r>
     </w:p>
     <w:p>
-      <w:r>
+      <w:pPr>
+        <w:spacing w:line="336" w:lineRule="auto" w:after="180"/>
+      </w:pPr>
+      <w:r>
+        <w:rPr>
+          <w:b w:val="0"/>
+        </w:rPr>
         <w:t>Govern data by purpose and access. A fictional project needs task scores and random participant codes, but not names.</w:t>
       </w:r>
     </w:p>
@@ -732,7 +1401,22 @@
       </w:r>
     </w:p>
     <w:p>
-      <w:r>
+      <w:pPr>
+        <w:pStyle w:val="Heading3"/>
+      </w:pPr>
+      <w:r>
+        <w:t>Supplied facts</w:t>
+      </w:r>
+    </w:p>
+    <w:p>
+      <w:pPr>
+        <w:spacing w:line="336" w:lineRule="auto" w:after="180"/>
+        <w:shd w:fill="F1F6FC"/>
+      </w:pPr>
+      <w:r>
+        <w:rPr>
+          <w:b w:val="0"/>
+        </w:rPr>
         <w:t>The analysis table holds codes and scores. A separate restricted key links codes to names only for authorised withdrawal handling.</w:t>
       </w:r>
     </w:p>
@@ -896,21 +1580,37 @@
       </w:r>
     </w:p>
     <w:p>
-      <w:r>
-        <w:t>Pseudonymous codes reduce routine exposure but are not the same as irreversible anonymity. Governance specifies purpose, readers, locations and retention.</w:t>
+      <w:pPr>
+        <w:pStyle w:val="Heading3"/>
+      </w:pPr>
+      <w:r>
+        <w:t>Why the result follows</w:t>
       </w:r>
     </w:p>
     <w:p>
       <w:pPr>
-        <w:pStyle w:val="Heading3"/>
-      </w:pPr>
-      <w:r>
-        <w:t>What this example does not establish</w:t>
+        <w:spacing w:line="336" w:lineRule="auto" w:after="180"/>
+        <w:shd w:fill="F1F6FC"/>
+      </w:pPr>
+      <w:r>
+        <w:rPr>
+          <w:b/>
+        </w:rPr>
+        <w:t>Pseudonym</w:t>
+      </w:r>
+      <w:r>
+        <w:rPr>
+          <w:b w:val="0"/>
+        </w:rPr>
+        <w:t>ous codes reduce routine exposure but are not the same as irreversible anonymity. Governance specifies purpose, readers, locations and retention.</w:t>
       </w:r>
     </w:p>
     <w:p>
-      <w:r>
-        <w:t>Small groups or unusual records may still be identifiable without names; evaluate re-identification risk.</w:t>
+      <w:pPr>
+        <w:pStyle w:val="Heading3"/>
+      </w:pPr>
+      <w:r>
+        <w:t>What this example does not establish</w:t>
       </w:r>
     </w:p>
     <w:p>
@@ -918,43 +1618,168 @@
         <w:pStyle w:val="Heading3"/>
       </w:pPr>
       <w:r>
-        <w:t>Change one thing in the pictured case</w:t>
+        <w:t>Keep the stated limit</w:t>
       </w:r>
     </w:p>
     <w:p>
-      <w:r>
-        <w:t>Change: Publish the identity key with the analysis table.</w:t>
+      <w:pPr>
+        <w:spacing w:line="336" w:lineRule="auto" w:after="180"/>
+        <w:shd w:fill="FFF5E6"/>
+      </w:pPr>
+      <w:r>
+        <w:rPr>
+          <w:b w:val="0"/>
+        </w:rPr>
+        <w:t>Small groups or unusual records may still be identifiable without names; evaluate re-identification risk.</w:t>
       </w:r>
     </w:p>
     <w:p>
-      <w:r>
-        <w:t>Prediction: The records become directly linkable to names and breach this access design.</w:t>
+      <w:pPr>
+        <w:pStyle w:val="Heading3"/>
+      </w:pPr>
+      <w:r>
+        <w:t>Change one thing in the pictured case</w:t>
       </w:r>
     </w:p>
     <w:p>
-      <w:r>
-        <w:t>Reason: Separation only helps while the linkage key remains restricted.</w:t>
+      <w:pPr>
+        <w:pStyle w:val="Heading3"/>
+      </w:pPr>
+      <w:r>
+        <w:t>Change one thing</w:t>
       </w:r>
     </w:p>
     <w:p>
       <w:pPr>
-        <w:pStyle w:val="Heading3"/>
-      </w:pPr>
-      <w:r>
-        <w:t>Ask while showing the picture</w:t>
+        <w:spacing w:line="336" w:lineRule="auto" w:after="180"/>
+        <w:shd w:fill="F5F1FB"/>
+      </w:pPr>
+      <w:r>
+        <w:rPr>
+          <w:b w:val="0"/>
+        </w:rPr>
+        <w:t>Change: Publish the identity key with the analysis table.</w:t>
       </w:r>
     </w:p>
     <w:p>
-      <w:r>
-        <w:t>Cover the result. Ask learners to name the inputs and predict the next step. Uncover one step, connect the icon to the actual procedure, and explain its evidence. Then change the supplied condition and compare. The picture is a representation; it does not document execution of a real AI model.</w:t>
+      <w:pPr>
+        <w:pStyle w:val="Heading3"/>
+      </w:pPr>
+      <w:r>
+        <w:t>Predicted result</w:t>
       </w:r>
     </w:p>
     <w:p>
       <w:pPr>
+        <w:spacing w:line="336" w:lineRule="auto" w:after="180"/>
+        <w:shd w:fill="F1F6FC"/>
+      </w:pPr>
+      <w:r>
+        <w:rPr>
+          <w:b/>
+        </w:rPr>
+        <w:t>Prediction</w:t>
+      </w:r>
+      <w:r>
+        <w:rPr>
+          <w:b w:val="0"/>
+        </w:rPr>
+        <w:t>: The records become directly linkable to names and breach this access design.</w:t>
+      </w:r>
+    </w:p>
+    <w:p>
+      <w:pPr>
+        <w:pStyle w:val="Heading3"/>
+      </w:pPr>
+      <w:r>
+        <w:t>Why the result follows</w:t>
+      </w:r>
+    </w:p>
+    <w:p>
+      <w:pPr>
+        <w:spacing w:line="336" w:lineRule="auto" w:after="180"/>
+        <w:shd w:fill="F1F6FC"/>
+      </w:pPr>
+      <w:r>
+        <w:rPr>
+          <w:b w:val="0"/>
+        </w:rPr>
+        <w:t>Reason: Separation only helps while the linkage key remains restricted.</w:t>
+      </w:r>
+    </w:p>
+    <w:p>
+      <w:pPr>
+        <w:pStyle w:val="Heading3"/>
+      </w:pPr>
+      <w:r>
+        <w:t>Ask while showing the picture</w:t>
+      </w:r>
+    </w:p>
+    <w:p>
+      <w:pPr>
+        <w:pStyle w:val="Heading3"/>
+      </w:pPr>
+      <w:r>
+        <w:t>Ask while showing the picture · 5</w:t>
+      </w:r>
+    </w:p>
+    <w:p>
+      <w:pPr>
+        <w:spacing w:line="336" w:lineRule="auto" w:after="180"/>
+      </w:pPr>
+      <w:r>
+        <w:rPr>
+          <w:b w:val="0"/>
+        </w:rPr>
+        <w:t xml:space="preserve">Cover the result. Ask learners to name the </w:t>
+      </w:r>
+      <w:r>
+        <w:rPr>
+          <w:b/>
+        </w:rPr>
+        <w:t>input</w:t>
+      </w:r>
+      <w:r>
+        <w:rPr>
+          <w:b w:val="0"/>
+        </w:rPr>
+        <w:t xml:space="preserve">s and predict the next step. Uncover one step, connect the icon to the actual procedure, and explain its </w:t>
+      </w:r>
+      <w:r>
+        <w:rPr>
+          <w:b/>
+        </w:rPr>
+        <w:t>evidence</w:t>
+      </w:r>
+      <w:r>
+        <w:rPr>
+          <w:b w:val="0"/>
+        </w:rPr>
+        <w:t>. Then change the supplied condition and compare.</w:t>
+      </w:r>
+    </w:p>
+    <w:p>
+      <w:pPr>
+        <w:spacing w:line="336" w:lineRule="auto" w:after="180"/>
+      </w:pPr>
+      <w:r>
+        <w:rPr>
+          <w:b w:val="0"/>
+        </w:rPr>
+        <w:t>The picture is a representation; it does not document execution of a real AI model.</w:t>
+      </w:r>
+    </w:p>
+    <w:p>
+      <w:pPr>
         <w:pStyle w:val="Heading1"/>
       </w:pPr>
       <w:r>
         <w:t>03. Demonstrate and guide practice</w:t>
+      </w:r>
+    </w:p>
+    <w:p>
+      <w:r>
+        <w:t>Demonstrate Privacy and data governance, reduce support deliberately and check individual reasoning before discussing answers.</w:t>
       </w:r>
     </w:p>
     <w:tbl>
@@ -1170,36 +1995,100 @@
       </w:tr>
     </w:tbl>
     <w:p>
-      <w:r>
-        <w:t>Use the worked example in Sections 3 and 6. Collect a prediction before revealing its result; ask the learner to point to each intermediate fact.</w:t>
+      <w:pPr>
+        <w:spacing w:line="336" w:lineRule="auto" w:after="180"/>
+      </w:pPr>
+      <w:r>
+        <w:rPr>
+          <w:b w:val="0"/>
+        </w:rPr>
+        <w:t xml:space="preserve">Use the worked example in Sections 3 and 6. Collect a </w:t>
+      </w:r>
+      <w:r>
+        <w:rPr>
+          <w:b/>
+        </w:rPr>
+        <w:t>prediction</w:t>
+      </w:r>
+      <w:r>
+        <w:rPr>
+          <w:b w:val="0"/>
+        </w:rPr>
+        <w:t xml:space="preserve"> before revealing its result; ask the learner to point to each intermediate fact.</w:t>
       </w:r>
     </w:p>
     <w:p>
-      <w:r>
-        <w:t>Provide an input/procedure/result/limit frame and a calculator when needed. Ask students to identify the first step before completing the whole trace. Extension: compare two concrete variants of this mechanism while holding unrelated conditions fixed; report both successful and unsuccessful outcomes.</w:t>
+      <w:pPr>
+        <w:spacing w:line="336" w:lineRule="auto" w:after="180"/>
+      </w:pPr>
+      <w:r>
+        <w:rPr>
+          <w:b w:val="0"/>
+        </w:rPr>
+        <w:t xml:space="preserve">Provide an </w:t>
+      </w:r>
+      <w:r>
+        <w:rPr>
+          <w:b/>
+        </w:rPr>
+        <w:t>input</w:t>
+      </w:r>
+      <w:r>
+        <w:rPr>
+          <w:b w:val="0"/>
+        </w:rPr>
+        <w:t>/procedure/result/limit frame and a calculator when needed. Ask students to identify the first step before completing the whole trace.</w:t>
       </w:r>
     </w:p>
     <w:p>
       <w:pPr>
-        <w:pStyle w:val="Heading3"/>
-      </w:pPr>
-      <w:r>
-        <w:t>Reduce help deliberately</w:t>
+        <w:spacing w:line="336" w:lineRule="auto" w:after="180"/>
+      </w:pPr>
+      <w:r>
+        <w:rPr>
+          <w:b w:val="0"/>
+        </w:rPr>
+        <w:t xml:space="preserve">Extension: compare two concrete variants of this </w:t>
+      </w:r>
+      <w:r>
+        <w:rPr>
+          <w:b/>
+        </w:rPr>
+        <w:t>mechanism</w:t>
+      </w:r>
+      <w:r>
+        <w:rPr>
+          <w:b w:val="0"/>
+        </w:rPr>
+        <w:t xml:space="preserve"> while holding unrelated conditions fixed; report both successful and unsuccessful outcomes.</w:t>
       </w:r>
     </w:p>
     <w:p>
-      <w:r>
-        <w:t>Completion task: Export has coded ID, exact birth date, classroom and rare condition. Team calls it anonymous because names are removed. Show the intermediate steps and give the conclusion with its scope.</w:t>
+      <w:pPr>
+        <w:pStyle w:val="Heading3"/>
+      </w:pPr>
+      <w:r>
+        <w:t>Reduce help deliberately</w:t>
       </w:r>
     </w:p>
     <w:p>
-      <w:r>
-        <w:t>Teacher check: Teacher explanation: The combination can remain identifying; coded is not necessarily anonymous. Minimise fields and assess disclosure under the declared policy.</w:t>
+      <w:pPr>
+        <w:pStyle w:val="Heading3"/>
+      </w:pPr>
+      <w:r>
+        <w:t>Completion practice</w:t>
       </w:r>
     </w:p>
     <w:p>
-      <w:r>
-        <w:t>Start by identifying the given inputs together. Leave the intermediate steps blank. If needed, model one step, then withdraw that help on the next step. Move to a full trace only when the partial trace is understood. For partners, alternate explainer and checker; collect a response from every learner before discussion.</w:t>
+      <w:pPr>
+        <w:spacing w:line="336" w:lineRule="auto" w:after="180"/>
+        <w:shd w:fill="F5F1FB"/>
+      </w:pPr>
+      <w:r>
+        <w:rPr>
+          <w:b w:val="0"/>
+        </w:rPr>
+        <w:t>Completion task: Export has coded ID, exact birth date, classroom and rare condition. Team calls it anonymous because names are removed. Show the intermediate steps and give the conclusion with its scope.</w:t>
       </w:r>
     </w:p>
     <w:p>
@@ -1207,22 +2096,53 @@
         <w:pStyle w:val="Heading3"/>
       </w:pPr>
       <w:r>
-        <w:t>Individual reasoning check</w:t>
+        <w:t>Reasoning to listen for</w:t>
       </w:r>
     </w:p>
     <w:p>
-      <w:r>
-        <w:t>Use the worked case for Privacy and data governance. Proposed explanation: “The worked result establishes every future case”. Decide whether this explanation is supported. Point to the step or supplied fact that decides; explain your repair if needed.</w:t>
+      <w:pPr>
+        <w:spacing w:line="336" w:lineRule="auto" w:after="180"/>
+        <w:shd w:fill="F1F6FC"/>
+      </w:pPr>
+      <w:r>
+        <w:rPr>
+          <w:b w:val="0"/>
+        </w:rPr>
+        <w:t>Teacher check: Teacher explanation: The combination can remain identifying; coded is not necessarily anonymous. Minimise fields and assess disclosure under the declared policy.</w:t>
       </w:r>
     </w:p>
     <w:p>
-      <w:r>
-        <w:t>Expected correction: A size threshold or coding scheme alone does not guarantee privacy.</w:t>
+      <w:pPr>
+        <w:spacing w:line="336" w:lineRule="auto" w:after="180"/>
+      </w:pPr>
+      <w:r>
+        <w:rPr>
+          <w:b w:val="0"/>
+        </w:rPr>
+        <w:t xml:space="preserve">Start by identifying the given </w:t>
+      </w:r>
+      <w:r>
+        <w:rPr>
+          <w:b/>
+        </w:rPr>
+        <w:t>input</w:t>
+      </w:r>
+      <w:r>
+        <w:rPr>
+          <w:b w:val="0"/>
+        </w:rPr>
+        <w:t>s together. Leave the intermediate steps blank. If needed, model one step, then withdraw that help on the next step. Move to a full trace only when the partial trace is understood.</w:t>
       </w:r>
     </w:p>
     <w:p>
-      <w:r>
-        <w:t>Collect explanations, not only yes/no votes. If a misunderstanding is common, re-model the relevant step for the class. If it affects a few learners, give a short targeted group explanation while others solve a more demanding variation.</w:t>
+      <w:pPr>
+        <w:spacing w:line="336" w:lineRule="auto" w:after="180"/>
+      </w:pPr>
+      <w:r>
+        <w:rPr>
+          <w:b w:val="0"/>
+        </w:rPr>
+        <w:t>For partners, alternate explainer and checker; collect a response from every learner before discussion.</w:t>
       </w:r>
     </w:p>
     <w:p>
@@ -1230,63 +2150,331 @@
         <w:pStyle w:val="Heading3"/>
       </w:pPr>
       <w:r>
-        <w:t>Pictorial practice question</w:t>
+        <w:t>Individual reasoning check</w:t>
       </w:r>
     </w:p>
     <w:p>
-      <w:r>
-        <w:t>Point to the analysis table and the restricted identity key. Why are the codes pseudonymous rather than guaranteed anonymous, and what changes if the key is published?</w:t>
+      <w:pPr>
+        <w:spacing w:line="336" w:lineRule="auto" w:after="180"/>
+      </w:pPr>
+      <w:r>
+        <w:rPr>
+          <w:b w:val="0"/>
+        </w:rPr>
+        <w:t xml:space="preserve">Use the worked case for Privacy and </w:t>
+      </w:r>
+      <w:r>
+        <w:rPr>
+          <w:b/>
+        </w:rPr>
+        <w:t>data governance</w:t>
+      </w:r>
+      <w:r>
+        <w:rPr>
+          <w:b w:val="0"/>
+        </w:rPr>
+        <w:t>. Proposed explanation: “The worked result establishes every future case”. Decide whether this explanation is supported.</w:t>
       </w:r>
     </w:p>
     <w:p>
       <w:pPr>
-        <w:pStyle w:val="Heading3"/>
-      </w:pPr>
-      <w:r>
-        <w:t>Reasoned teacher answer</w:t>
+        <w:spacing w:line="336" w:lineRule="auto" w:after="180"/>
+      </w:pPr>
+      <w:r>
+        <w:rPr>
+          <w:b w:val="0"/>
+        </w:rPr>
+        <w:t>Point to the step or supplied fact that decides; explain your repair if needed.</w:t>
       </w:r>
     </w:p>
     <w:p>
-      <w:r>
-        <w:t>Keep analysis records apart from the identity key. Analysts receive scores and codes, not the name linkage. Apply the approved deletion schedule to both stores and listed copies. Changed case: The records become directly linkable to names and breach this access design. Separation only helps while the linkage key remains restricted. The restricted linkage key makes these pseudonymous records, not guaranteed anonymous ones.</w:t>
+      <w:pPr>
+        <w:pStyle w:val="Heading3"/>
+      </w:pPr>
+      <w:r>
+        <w:t>Expected repair</w:t>
       </w:r>
     </w:p>
     <w:p>
-      <w:r>
-        <w:t>Changed-case reasoning: The records become directly linkable to names and breach this access design. Separation only helps while the linkage key remains restricted.</w:t>
+      <w:pPr>
+        <w:spacing w:line="336" w:lineRule="auto" w:after="180"/>
+        <w:shd w:fill="F1F6FC"/>
+      </w:pPr>
+      <w:r>
+        <w:rPr>
+          <w:b w:val="0"/>
+        </w:rPr>
+        <w:t>Expected correction: A size threshold or coding scheme alone does not guarantee privacy.</w:t>
       </w:r>
     </w:p>
     <w:p>
-      <w:r>
-        <w:t>Collect each learner’s explanation before discussion. Use the first missing connection between input, deciding step and result to choose support. This question is worked-case practice, not fresh mastery evidence.</w:t>
+      <w:pPr>
+        <w:spacing w:line="336" w:lineRule="auto" w:after="180"/>
+      </w:pPr>
+      <w:r>
+        <w:rPr>
+          <w:b w:val="0"/>
+        </w:rPr>
+        <w:t>Collect explanations, not only yes/no votes. If a misunderstanding is common, re-model the relevant step for the class.</w:t>
       </w:r>
     </w:p>
     <w:p>
       <w:pPr>
-        <w:pStyle w:val="Heading1"/>
-      </w:pPr>
-      <w:r>
-        <w:t>04. Run the investigation and diagnose misconceptions</w:t>
+        <w:spacing w:line="336" w:lineRule="auto" w:after="180"/>
+      </w:pPr>
+      <w:r>
+        <w:rPr>
+          <w:b w:val="0"/>
+        </w:rPr>
+        <w:t>If it affects a few learners, give a short targeted group explanation while others solve a more demanding variation.</w:t>
       </w:r>
     </w:p>
     <w:p>
-      <w:r>
-        <w:t>The worked result establishes every future case: A size threshold or coding scheme alone does not guarantee privacy.</w:t>
+      <w:pPr>
+        <w:pStyle w:val="Heading3"/>
+      </w:pPr>
+      <w:r>
+        <w:t>Pictorial practice question</w:t>
       </w:r>
     </w:p>
     <w:p>
-      <w:r>
-        <w:t>A missing input may be replaced without recording the change: A replacement changes the evidence or contract. Record the change and its justification; do not silently turn unknown into a measured value.</w:t>
+      <w:pPr>
+        <w:spacing w:line="336" w:lineRule="auto" w:after="180"/>
+        <w:shd w:fill="F5F1FB"/>
+      </w:pPr>
+      <w:r>
+        <w:rPr>
+          <w:b w:val="0"/>
+        </w:rPr>
+        <w:t xml:space="preserve">Point to the analysis table and the restricted identity key. Why are the codes </w:t>
+      </w:r>
+      <w:r>
+        <w:rPr>
+          <w:b/>
+        </w:rPr>
+        <w:t>pseudonym</w:t>
+      </w:r>
+      <w:r>
+        <w:rPr>
+          <w:b w:val="0"/>
+        </w:rPr>
+        <w:t>ous rather than guaranteed anonymous, and what changes if the key is published?</w:t>
       </w:r>
     </w:p>
     <w:p>
-      <w:r>
-        <w:t>Repeating an assessed case is new independent evidence: A replay checks consistency. An example used for feedback or revision cannot later be described as untouched final evaluation.</w:t>
+      <w:pPr>
+        <w:pStyle w:val="Heading3"/>
+      </w:pPr>
+      <w:r>
+        <w:t>Reasoned teacher answer</w:t>
       </w:r>
     </w:p>
     <w:p>
-      <w:r>
-        <w:t>Use Section 9 for the evidence ledger. Add a boundary or missing-input case and record the expected response before checking. More successful repeats of one case do not establish wider coverage.</w:t>
+      <w:pPr>
+        <w:spacing w:line="336" w:lineRule="auto" w:after="180"/>
+      </w:pPr>
+      <w:r>
+        <w:rPr>
+          <w:b w:val="0"/>
+        </w:rPr>
+        <w:t>Keep analysis records apart from the identity key. Analysts receive scores and codes, not the name linkage. Apply the approved deletion schedule to both stores and listed copies.</w:t>
+      </w:r>
+    </w:p>
+    <w:p>
+      <w:pPr>
+        <w:spacing w:line="336" w:lineRule="auto" w:after="180"/>
+      </w:pPr>
+      <w:r>
+        <w:rPr>
+          <w:b w:val="0"/>
+        </w:rPr>
+        <w:t>Changed case: The records become directly linkable to names and breach this access design. Separation only helps while the linkage key remains restricted.</w:t>
+      </w:r>
+    </w:p>
+    <w:p>
+      <w:pPr>
+        <w:spacing w:line="336" w:lineRule="auto" w:after="180"/>
+      </w:pPr>
+      <w:r>
+        <w:rPr>
+          <w:b w:val="0"/>
+        </w:rPr>
+        <w:t xml:space="preserve">The restricted linkage key makes these </w:t>
+      </w:r>
+      <w:r>
+        <w:rPr>
+          <w:b/>
+        </w:rPr>
+        <w:t>pseudonym</w:t>
+      </w:r>
+      <w:r>
+        <w:rPr>
+          <w:b w:val="0"/>
+        </w:rPr>
+        <w:t>ous records, not guaranteed anonymous ones.</w:t>
+      </w:r>
+    </w:p>
+    <w:p>
+      <w:pPr>
+        <w:spacing w:line="336" w:lineRule="auto" w:after="180"/>
+      </w:pPr>
+      <w:r>
+        <w:rPr>
+          <w:b w:val="0"/>
+        </w:rPr>
+        <w:t>Changed-case reasoning: The records become directly linkable to names and breach this access design. Separation only helps while the linkage key remains restricted.</w:t>
+      </w:r>
+    </w:p>
+    <w:p>
+      <w:pPr>
+        <w:spacing w:line="336" w:lineRule="auto" w:after="180"/>
+      </w:pPr>
+      <w:r>
+        <w:rPr>
+          <w:b w:val="0"/>
+        </w:rPr>
+        <w:t xml:space="preserve">Collect each learner’s explanation before discussion. Use the first missing connection between </w:t>
+      </w:r>
+      <w:r>
+        <w:rPr>
+          <w:b/>
+        </w:rPr>
+        <w:t>input</w:t>
+      </w:r>
+      <w:r>
+        <w:rPr>
+          <w:b w:val="0"/>
+        </w:rPr>
+        <w:t xml:space="preserve">, deciding step and result to choose support. This question is worked-case practice, not fresh mastery </w:t>
+      </w:r>
+      <w:r>
+        <w:rPr>
+          <w:b/>
+        </w:rPr>
+        <w:t>evidence</w:t>
+      </w:r>
+      <w:r>
+        <w:rPr>
+          <w:b w:val="0"/>
+        </w:rPr>
+        <w:t>.</w:t>
+      </w:r>
+    </w:p>
+    <w:p>
+      <w:pPr>
+        <w:pStyle w:val="Heading1"/>
+      </w:pPr>
+      <w:r>
+        <w:t>04. Run the investigation and diagnose misconceptions</w:t>
+      </w:r>
+    </w:p>
+    <w:p>
+      <w:r>
+        <w:t>Run the Privacy and data governance investigation and use the first unsupported step to choose a teaching response.</w:t>
+      </w:r>
+    </w:p>
+    <w:p>
+      <w:pPr>
+        <w:spacing w:line="336" w:lineRule="auto" w:after="180"/>
+      </w:pPr>
+      <w:r>
+        <w:rPr>
+          <w:b w:val="0"/>
+        </w:rPr>
+        <w:t>The worked result establishes every future case: A size threshold or coding scheme alone does not guarantee privacy.</w:t>
+      </w:r>
+    </w:p>
+    <w:p>
+      <w:pPr>
+        <w:spacing w:line="336" w:lineRule="auto" w:after="180"/>
+      </w:pPr>
+      <w:r>
+        <w:rPr>
+          <w:b w:val="0"/>
+        </w:rPr>
+        <w:t xml:space="preserve">A missing </w:t>
+      </w:r>
+      <w:r>
+        <w:rPr>
+          <w:b/>
+        </w:rPr>
+        <w:t>input</w:t>
+      </w:r>
+      <w:r>
+        <w:rPr>
+          <w:b w:val="0"/>
+        </w:rPr>
+        <w:t xml:space="preserve"> may be replaced without recording the change: A replacement changes the </w:t>
+      </w:r>
+      <w:r>
+        <w:rPr>
+          <w:b/>
+        </w:rPr>
+        <w:t>evidence</w:t>
+      </w:r>
+      <w:r>
+        <w:rPr>
+          <w:b w:val="0"/>
+        </w:rPr>
+        <w:t xml:space="preserve"> or contract. Record the change and its justification; do not silently turn unknown into a measured value.</w:t>
+      </w:r>
+    </w:p>
+    <w:p>
+      <w:pPr>
+        <w:spacing w:line="336" w:lineRule="auto" w:after="180"/>
+      </w:pPr>
+      <w:r>
+        <w:rPr>
+          <w:b w:val="0"/>
+        </w:rPr>
+        <w:t xml:space="preserve">Repeating an assessed case is new independent </w:t>
+      </w:r>
+      <w:r>
+        <w:rPr>
+          <w:b/>
+        </w:rPr>
+        <w:t>evidence</w:t>
+      </w:r>
+      <w:r>
+        <w:rPr>
+          <w:b w:val="0"/>
+        </w:rPr>
+        <w:t>: A replay checks consistency. An example used for feedback or revision cannot later be described as untouched final evaluation.</w:t>
+      </w:r>
+    </w:p>
+    <w:p>
+      <w:pPr>
+        <w:spacing w:line="336" w:lineRule="auto" w:after="180"/>
+      </w:pPr>
+      <w:r>
+        <w:rPr>
+          <w:b w:val="0"/>
+        </w:rPr>
+        <w:t xml:space="preserve">Use Section 9 for the </w:t>
+      </w:r>
+      <w:r>
+        <w:rPr>
+          <w:b/>
+        </w:rPr>
+        <w:t>evidence</w:t>
+      </w:r>
+      <w:r>
+        <w:rPr>
+          <w:b w:val="0"/>
+        </w:rPr>
+        <w:t xml:space="preserve"> ledger. Add a boundary or missing-</w:t>
+      </w:r>
+      <w:r>
+        <w:rPr>
+          <w:b/>
+        </w:rPr>
+        <w:t>input</w:t>
+      </w:r>
+      <w:r>
+        <w:rPr>
+          <w:b w:val="0"/>
+        </w:rPr>
+        <w:t xml:space="preserve"> case and record the expected response before checking. More successful repeats of one case do not establish wider coverage.</w:t>
       </w:r>
     </w:p>
     <w:p>
@@ -1444,29 +2632,38 @@
       </w:tr>
     </w:tbl>
     <w:p>
-      <w:r>
-        <w:t>Offer an oral explanation, drawing, enlarged visual or fewer examples when that removes a reading/writing barrier. Keep the same reasoning goal. Stretch secure learners by changing a boundary or assumption and asking them to defend the effect, not simply by assigning more of the same questions.</w:t>
+      <w:pPr>
+        <w:spacing w:line="336" w:lineRule="auto" w:after="180"/>
+      </w:pPr>
+      <w:r>
+        <w:rPr>
+          <w:b w:val="0"/>
+        </w:rPr>
+        <w:t>Offer an oral explanation, drawing, enlarged visual or fewer examples when that removes a reading/writing barrier. Keep the same reasoning goal.</w:t>
       </w:r>
     </w:p>
     <w:p>
       <w:pPr>
-        <w:pStyle w:val="Heading1"/>
-      </w:pPr>
-      <w:r>
-        <w:t>05. Assess and explain the answers</w:t>
+        <w:spacing w:line="336" w:lineRule="auto" w:after="180"/>
+      </w:pPr>
+      <w:r>
+        <w:rPr>
+          <w:b w:val="0"/>
+        </w:rPr>
+        <w:t>Stretch secure learners by changing a boundary or assumption and asking them to defend the effect, not simply by assigning more of the same questions.</w:t>
       </w:r>
     </w:p>
     <w:p>
       <w:pPr>
-        <w:pStyle w:val="Heading3"/>
-      </w:pPr>
-      <w:r>
-        <w:t>Guided and exit questions</w:t>
+        <w:pStyle w:val="Heading1"/>
+      </w:pPr>
+      <w:r>
+        <w:t>05. Assess and explain the answers</w:t>
       </w:r>
     </w:p>
     <w:p>
       <w:r>
-        <w:t>Guided: The combination can remain identifying; coded is not necessarily anonymous. Minimise fields and assess disclosure under the declared policy. Qualification: A size threshold or coding scheme alone does not guarantee privacy. Exit: accept a concrete variation with its predicted outcome and a stated condition that would challenge the mechanism; reject a claim resting on unmeasured evidence.</w:t>
+        <w:t>Use the Privacy and data governance questions, teacher keys and criteria after the relevant attempts. Previously discussed cases are practice; protect the separately selected independent task.</w:t>
       </w:r>
     </w:p>
     <w:p>
@@ -1474,89 +2671,220 @@
         <w:pStyle w:val="Heading3"/>
       </w:pPr>
       <w:r>
-        <w:t>W1 Explain the mechanism</w:t>
+        <w:t>Guided and exit questions</w:t>
       </w:r>
     </w:p>
     <w:p>
-      <w:r>
-        <w:t>Explain the weekly mechanism in your own words. Use the worked scenario to name its input, decision rule and output.</w:t>
+      <w:pPr>
+        <w:spacing w:line="336" w:lineRule="auto" w:after="180"/>
+      </w:pPr>
+      <w:r>
+        <w:rPr>
+          <w:b w:val="0"/>
+        </w:rPr>
+        <w:t>Guided: The combination can remain identifying; coded is not necessarily anonymous. Minimise fields and assess disclosure under the declared policy.</w:t>
       </w:r>
     </w:p>
     <w:p>
-      <w:r>
-        <w:t>Teacher explanation: Data governance specifies who may use which records, for what purpose and for how long. Coded data can still be reidentifiable. For fictional records separate participant-code table from analysis values; limit access and retention. Remove unnecessary fields and small-group details before a permitted aggregate export.</w:t>
+      <w:pPr>
+        <w:spacing w:line="336" w:lineRule="auto" w:after="180"/>
+      </w:pPr>
+      <w:r>
+        <w:rPr>
+          <w:b w:val="0"/>
+        </w:rPr>
+        <w:t>Qualification: A size threshold or coding scheme alone does not guarantee privacy.</w:t>
       </w:r>
     </w:p>
     <w:p>
       <w:pPr>
-        <w:pStyle w:val="Heading3"/>
-      </w:pPr>
-      <w:r>
-        <w:t>W2 Trace the worked case</w:t>
+        <w:spacing w:line="336" w:lineRule="auto" w:after="180"/>
+      </w:pPr>
+      <w:r>
+        <w:rPr>
+          <w:b w:val="0"/>
+        </w:rPr>
+        <w:t xml:space="preserve">Exit: accept a concrete variation with its predicted outcome and a stated condition that would challenge the </w:t>
+      </w:r>
+      <w:r>
+        <w:rPr>
+          <w:b/>
+        </w:rPr>
+        <w:t>mechanism</w:t>
+      </w:r>
+      <w:r>
+        <w:rPr>
+          <w:b w:val="0"/>
+        </w:rPr>
+        <w:t xml:space="preserve">; reject a claim resting on unmeasured </w:t>
+      </w:r>
+      <w:r>
+        <w:rPr>
+          <w:b/>
+        </w:rPr>
+        <w:t>evidence</w:t>
+      </w:r>
+      <w:r>
+        <w:rPr>
+          <w:b w:val="0"/>
+        </w:rPr>
+        <w:t>.</w:t>
       </w:r>
     </w:p>
     <w:p>
-      <w:r>
-        <w:t>Export has coded ID, exact birth date, classroom and rare condition. Team calls it anonymous because names are removed. Show the intermediate steps and give the conclusion with its scope.</w:t>
+      <w:pPr>
+        <w:pStyle w:val="Heading3"/>
+      </w:pPr>
+      <w:r>
+        <w:t>W1 Explain the mechanism</w:t>
       </w:r>
     </w:p>
     <w:p>
-      <w:r>
-        <w:t>Teacher explanation: The combination can remain identifying; coded is not necessarily anonymous. Minimise fields and assess disclosure under the declared policy.</w:t>
+      <w:pPr>
+        <w:pStyle w:val="Heading3"/>
+      </w:pPr>
+      <w:r>
+        <w:t>Workbook question · W1</w:t>
       </w:r>
     </w:p>
     <w:p>
       <w:pPr>
-        <w:pStyle w:val="Heading3"/>
-      </w:pPr>
-      <w:r>
-        <w:t>W3 Audit the limit</w:t>
+        <w:spacing w:line="336" w:lineRule="auto" w:after="180"/>
+        <w:shd w:fill="F5F1FB"/>
+      </w:pPr>
+      <w:r>
+        <w:rPr>
+          <w:b w:val="0"/>
+        </w:rPr>
+        <w:t xml:space="preserve">Explain the weekly </w:t>
+      </w:r>
+      <w:r>
+        <w:rPr>
+          <w:b/>
+        </w:rPr>
+        <w:t>mechanism</w:t>
+      </w:r>
+      <w:r>
+        <w:rPr>
+          <w:b w:val="0"/>
+        </w:rPr>
+        <w:t xml:space="preserve"> in your own words. Use the worked scenario to name its </w:t>
+      </w:r>
+      <w:r>
+        <w:rPr>
+          <w:b/>
+        </w:rPr>
+        <w:t>input</w:t>
+      </w:r>
+      <w:r>
+        <w:rPr>
+          <w:b w:val="0"/>
+        </w:rPr>
+        <w:t xml:space="preserve">, decision rule and </w:t>
+      </w:r>
+      <w:r>
+        <w:rPr>
+          <w:b/>
+        </w:rPr>
+        <w:t>output</w:t>
+      </w:r>
+      <w:r>
+        <w:rPr>
+          <w:b w:val="0"/>
+        </w:rPr>
+        <w:t>.</w:t>
       </w:r>
     </w:p>
     <w:p>
-      <w:r>
-        <w:t>A report omits this qualification: A size threshold or coding scheme alone does not guarantee privacy. Explain how omitting it could change a reader's interpretation, and write an accurate replacement.</w:t>
+      <w:pPr>
+        <w:pStyle w:val="Heading3"/>
+      </w:pPr>
+      <w:r>
+        <w:t>Teacher reasoning · W1</w:t>
       </w:r>
     </w:p>
     <w:p>
-      <w:r>
-        <w:t>Teacher explanation: A size threshold or coding scheme alone does not guarantee privacy. State the observed result separately from the unverified or out-of-scope claim; preserve the original evidence rather than inventing a missing fact.</w:t>
+      <w:pPr>
+        <w:spacing w:line="336" w:lineRule="auto" w:after="180"/>
+        <w:shd w:fill="F1F6FC"/>
+      </w:pPr>
+      <w:r>
+        <w:rPr>
+          <w:b w:val="0"/>
+        </w:rPr>
+        <w:t xml:space="preserve">Teacher explanation: </w:t>
+      </w:r>
+      <w:r>
+        <w:rPr>
+          <w:b/>
+        </w:rPr>
+        <w:t>Data governance</w:t>
+      </w:r>
+      <w:r>
+        <w:rPr>
+          <w:b w:val="0"/>
+        </w:rPr>
+        <w:t xml:space="preserve"> specifies who may use which records, for what purpose and for how long. Coded data can still be reidentifiable.</w:t>
       </w:r>
     </w:p>
     <w:p>
       <w:pPr>
-        <w:pStyle w:val="Heading3"/>
-      </w:pPr>
-      <w:r>
-        <w:t>W4 Apply a new case independently</w:t>
+        <w:spacing w:line="336" w:lineRule="auto" w:after="180"/>
+        <w:shd w:fill="F1F6FC"/>
+      </w:pPr>
+      <w:r>
+        <w:rPr>
+          <w:b w:val="0"/>
+        </w:rPr>
+        <w:t>For fictional records separate participant-code table from analysis values; limit access and retention. Remove unnecessary fields and small-group details before a permitted aggregate export.</w:t>
       </w:r>
     </w:p>
     <w:p>
-      <w:r>
-        <w:t>Aggregate contains one member in a subgroup; policy forbids subgroup reports smaller than5. Decide.</w:t>
+      <w:pPr>
+        <w:pStyle w:val="Heading3"/>
+      </w:pPr>
+      <w:r>
+        <w:t>W2 Trace the worked case</w:t>
       </w:r>
     </w:p>
     <w:p>
-      <w:r>
-        <w:t>Teacher explanation: Do not release that subgroup table under the fictional policy. Combine only where meaningful and permitted, or omit with explanation.</w:t>
+      <w:pPr>
+        <w:pStyle w:val="Heading3"/>
+      </w:pPr>
+      <w:r>
+        <w:t>Workbook question · W2</w:t>
       </w:r>
     </w:p>
     <w:p>
       <w:pPr>
-        <w:pStyle w:val="Heading3"/>
-      </w:pPr>
-      <w:r>
-        <w:t>W5 Design a revealing follow-up</w:t>
+        <w:spacing w:line="336" w:lineRule="auto" w:after="180"/>
+        <w:shd w:fill="F5F1FB"/>
+      </w:pPr>
+      <w:r>
+        <w:rPr>
+          <w:b w:val="0"/>
+        </w:rPr>
+        <w:t>Export has coded ID, exact birth date, classroom and rare condition. Team calls it anonymous because names are removed. Show the intermediate steps and give the conclusion with its scope.</w:t>
       </w:r>
     </w:p>
     <w:p>
-      <w:r>
-        <w:t>For the worked scenario, propose one additional case that could reveal a failure, describe its expected outcome before running it, and explain what would need to remain fixed for a fair comparison. Do not reuse W4 as a new final test after receiving feedback.</w:t>
+      <w:pPr>
+        <w:pStyle w:val="Heading3"/>
+      </w:pPr>
+      <w:r>
+        <w:t>Teacher reasoning · W2</w:t>
       </w:r>
     </w:p>
     <w:p>
-      <w:r>
-        <w:t>Teacher explanation: Accept a concrete variant of the worked input or a missing/conflicting/boundary condition, with an expectation derived from the declared procedure. Require preserved settings, original outputs and data roles. A size threshold or coding scheme alone does not guarantee privacy. The new case should test this particular mechanism rather than merely restate the original result.</w:t>
+      <w:pPr>
+        <w:spacing w:line="336" w:lineRule="auto" w:after="180"/>
+        <w:shd w:fill="F1F6FC"/>
+      </w:pPr>
+      <w:r>
+        <w:rPr>
+          <w:b w:val="0"/>
+        </w:rPr>
+        <w:t>Teacher explanation: The combination can remain identifying; coded is not necessarily anonymous. Minimise fields and assess disclosure under the declared policy.</w:t>
       </w:r>
     </w:p>
     <w:p>
@@ -1564,37 +2892,346 @@
         <w:pStyle w:val="Heading3"/>
       </w:pPr>
       <w:r>
-        <w:t>Independent assessment and fresh retry</w:t>
+        <w:t>W3 Audit the limit</w:t>
       </w:r>
     </w:p>
     <w:p>
-      <w:r>
-        <w:t>W4: Do not release that subgroup table under the fictional policy. Combine only where meaningful and permitted, or omit with explanation. Require intermediate reasoning and the stated scope. Fresh retry: Subgroups sizes4 and6 under minimum5. Expected reasoning: Size4 fails the release policy; size6 satisfies that size rule but still needs other disclosure checks. If students need support, record it and reassess with another new case rather than awarding independence to a copied answer.</w:t>
+      <w:pPr>
+        <w:pStyle w:val="Heading3"/>
+      </w:pPr>
+      <w:r>
+        <w:t>Workbook question · W3</w:t>
       </w:r>
     </w:p>
     <w:p>
       <w:pPr>
-        <w:pStyle w:val="Heading3"/>
-      </w:pPr>
-      <w:r>
-        <w:t>Assess independent transfer</w:t>
+        <w:spacing w:line="336" w:lineRule="auto" w:after="180"/>
+        <w:shd w:fill="F5F1FB"/>
+      </w:pPr>
+      <w:r>
+        <w:rPr>
+          <w:b w:val="0"/>
+        </w:rPr>
+        <w:t>A report omits this qualification: A size threshold or coding scheme alone does not guarantee privacy. Explain how omitting it could change a reader's interpretation, and write an accurate replacement.</w:t>
       </w:r>
     </w:p>
     <w:p>
-      <w:r>
-        <w:t>Selected case: Aggregate contains one member in a subgroup; policy forbids subgroup reports smaller than5. Decide.</w:t>
+      <w:pPr>
+        <w:pStyle w:val="Heading3"/>
+      </w:pPr>
+      <w:r>
+        <w:t>Teacher reasoning · W3</w:t>
       </w:r>
     </w:p>
     <w:p>
       <w:pPr>
-        <w:pStyle w:val="Heading3"/>
-      </w:pPr>
-      <w:r>
-        <w:t>Selected case answer</w:t>
+        <w:spacing w:line="336" w:lineRule="auto" w:after="180"/>
+        <w:shd w:fill="F1F6FC"/>
+      </w:pPr>
+      <w:r>
+        <w:rPr>
+          <w:b w:val="0"/>
+        </w:rPr>
+        <w:t>Teacher explanation: A size threshold or coding scheme alone does not guarantee privacy.</w:t>
       </w:r>
     </w:p>
     <w:p>
-      <w:r>
+      <w:pPr>
+        <w:spacing w:line="336" w:lineRule="auto" w:after="180"/>
+        <w:shd w:fill="F1F6FC"/>
+      </w:pPr>
+      <w:r>
+        <w:rPr>
+          <w:b w:val="0"/>
+        </w:rPr>
+        <w:t xml:space="preserve">State the observed result separately from the unverified or out-of-scope claim; preserve the original </w:t>
+      </w:r>
+      <w:r>
+        <w:rPr>
+          <w:b/>
+        </w:rPr>
+        <w:t>evidence</w:t>
+      </w:r>
+      <w:r>
+        <w:rPr>
+          <w:b w:val="0"/>
+        </w:rPr>
+        <w:t xml:space="preserve"> rather than inventing a missing fact.</w:t>
+      </w:r>
+    </w:p>
+    <w:p>
+      <w:pPr>
+        <w:pStyle w:val="Heading3"/>
+      </w:pPr>
+      <w:r>
+        <w:t>W4 Apply a new case independently</w:t>
+      </w:r>
+    </w:p>
+    <w:p>
+      <w:pPr>
+        <w:pStyle w:val="Heading3"/>
+      </w:pPr>
+      <w:r>
+        <w:t>Workbook question · W4</w:t>
+      </w:r>
+    </w:p>
+    <w:p>
+      <w:pPr>
+        <w:spacing w:line="336" w:lineRule="auto" w:after="180"/>
+        <w:shd w:fill="F5F1FB"/>
+      </w:pPr>
+      <w:r>
+        <w:rPr>
+          <w:b w:val="0"/>
+        </w:rPr>
+        <w:t>Aggregate contains one member in a subgroup; policy forbids subgroup reports smaller than5. Decide.</w:t>
+      </w:r>
+    </w:p>
+    <w:p>
+      <w:pPr>
+        <w:pStyle w:val="Heading3"/>
+      </w:pPr>
+      <w:r>
+        <w:t>Teacher reasoning · W4</w:t>
+      </w:r>
+    </w:p>
+    <w:p>
+      <w:pPr>
+        <w:spacing w:line="336" w:lineRule="auto" w:after="180"/>
+        <w:shd w:fill="F1F6FC"/>
+      </w:pPr>
+      <w:r>
+        <w:rPr>
+          <w:b w:val="0"/>
+        </w:rPr>
+        <w:t>Teacher explanation: Do not release that subgroup table under the fictional policy. Combine only where meaningful and permitted, or omit with explanation.</w:t>
+      </w:r>
+    </w:p>
+    <w:p>
+      <w:pPr>
+        <w:pStyle w:val="Heading3"/>
+      </w:pPr>
+      <w:r>
+        <w:t>W5 Design a revealing follow-up</w:t>
+      </w:r>
+    </w:p>
+    <w:p>
+      <w:pPr>
+        <w:pStyle w:val="Heading3"/>
+      </w:pPr>
+      <w:r>
+        <w:t>Workbook question · W5</w:t>
+      </w:r>
+    </w:p>
+    <w:p>
+      <w:pPr>
+        <w:spacing w:line="336" w:lineRule="auto" w:after="180"/>
+        <w:shd w:fill="F5F1FB"/>
+      </w:pPr>
+      <w:r>
+        <w:rPr>
+          <w:b w:val="0"/>
+        </w:rPr>
+        <w:t>For the worked scenario, propose one additional case that could reveal a failure, describe its expected outcome before running it, and explain what would need to remain fixed for a fair comparison.</w:t>
+      </w:r>
+    </w:p>
+    <w:p>
+      <w:pPr>
+        <w:spacing w:line="336" w:lineRule="auto" w:after="180"/>
+        <w:shd w:fill="F5F1FB"/>
+      </w:pPr>
+      <w:r>
+        <w:rPr>
+          <w:b w:val="0"/>
+        </w:rPr>
+        <w:t>Do not reuse W4 as a new final test after receiving feedback.</w:t>
+      </w:r>
+    </w:p>
+    <w:p>
+      <w:pPr>
+        <w:pStyle w:val="Heading3"/>
+      </w:pPr>
+      <w:r>
+        <w:t>Teacher reasoning · W5</w:t>
+      </w:r>
+    </w:p>
+    <w:p>
+      <w:pPr>
+        <w:spacing w:line="336" w:lineRule="auto" w:after="180"/>
+        <w:shd w:fill="F1F6FC"/>
+      </w:pPr>
+      <w:r>
+        <w:rPr>
+          <w:b w:val="0"/>
+        </w:rPr>
+        <w:t xml:space="preserve">Teacher explanation: Accept a concrete variant of the worked </w:t>
+      </w:r>
+      <w:r>
+        <w:rPr>
+          <w:b/>
+        </w:rPr>
+        <w:t>input</w:t>
+      </w:r>
+      <w:r>
+        <w:rPr>
+          <w:b w:val="0"/>
+        </w:rPr>
+        <w:t xml:space="preserve"> or a missing/conflicting/boundary condition, with an expectation derived from the declared procedure.</w:t>
+      </w:r>
+    </w:p>
+    <w:p>
+      <w:pPr>
+        <w:spacing w:line="336" w:lineRule="auto" w:after="180"/>
+        <w:shd w:fill="F1F6FC"/>
+      </w:pPr>
+      <w:r>
+        <w:rPr>
+          <w:b w:val="0"/>
+        </w:rPr>
+        <w:t xml:space="preserve">Require preserved settings, original </w:t>
+      </w:r>
+      <w:r>
+        <w:rPr>
+          <w:b/>
+        </w:rPr>
+        <w:t>output</w:t>
+      </w:r>
+      <w:r>
+        <w:rPr>
+          <w:b w:val="0"/>
+        </w:rPr>
+        <w:t>s and data roles. A size threshold or coding scheme alone does not guarantee privacy.</w:t>
+      </w:r>
+    </w:p>
+    <w:p>
+      <w:pPr>
+        <w:spacing w:line="336" w:lineRule="auto" w:after="180"/>
+        <w:shd w:fill="F1F6FC"/>
+      </w:pPr>
+      <w:r>
+        <w:rPr>
+          <w:b w:val="0"/>
+        </w:rPr>
+        <w:t xml:space="preserve">The new case should test this particular </w:t>
+      </w:r>
+      <w:r>
+        <w:rPr>
+          <w:b/>
+        </w:rPr>
+        <w:t>mechanism</w:t>
+      </w:r>
+      <w:r>
+        <w:rPr>
+          <w:b w:val="0"/>
+        </w:rPr>
+        <w:t xml:space="preserve"> rather than merely restate the original result.</w:t>
+      </w:r>
+    </w:p>
+    <w:p>
+      <w:pPr>
+        <w:pStyle w:val="Heading3"/>
+      </w:pPr>
+      <w:r>
+        <w:t>Independent assessment and fresh retry</w:t>
+      </w:r>
+    </w:p>
+    <w:p>
+      <w:pPr>
+        <w:pStyle w:val="Heading3"/>
+      </w:pPr>
+      <w:r>
+        <w:t>Teacher key · Independent assessment and fresh retry</w:t>
+      </w:r>
+    </w:p>
+    <w:p>
+      <w:pPr>
+        <w:spacing w:line="336" w:lineRule="auto" w:after="180"/>
+        <w:shd w:fill="F1F6FC"/>
+      </w:pPr>
+      <w:r>
+        <w:rPr>
+          <w:b w:val="0"/>
+        </w:rPr>
+        <w:t>W4: Do not release that subgroup table under the fictional policy. Combine only where meaningful and permitted, or omit with explanation. Require intermediate reasoning and the stated scope.</w:t>
+      </w:r>
+    </w:p>
+    <w:p>
+      <w:pPr>
+        <w:spacing w:line="336" w:lineRule="auto" w:after="180"/>
+        <w:shd w:fill="F1F6FC"/>
+      </w:pPr>
+      <w:r>
+        <w:rPr>
+          <w:b w:val="0"/>
+        </w:rPr>
+        <w:t>Fresh retry: Subgroups sizes4 and6 under minimum5. Expected reasoning: Size4 fails the release policy; size6 satisfies that size rule but still needs other disclosure checks.</w:t>
+      </w:r>
+    </w:p>
+    <w:p>
+      <w:pPr>
+        <w:spacing w:line="336" w:lineRule="auto" w:after="180"/>
+        <w:shd w:fill="F1F6FC"/>
+      </w:pPr>
+      <w:r>
+        <w:rPr>
+          <w:b w:val="0"/>
+        </w:rPr>
+        <w:t>If students need support, record it and reassess with another new case rather than awarding independence to a copied answer.</w:t>
+      </w:r>
+    </w:p>
+    <w:p>
+      <w:pPr>
+        <w:pStyle w:val="Heading3"/>
+      </w:pPr>
+      <w:r>
+        <w:t>Assess independent transfer</w:t>
+      </w:r>
+    </w:p>
+    <w:p>
+      <w:pPr>
+        <w:pStyle w:val="Heading3"/>
+      </w:pPr>
+      <w:r>
+        <w:t>Independent question · withhold the key</w:t>
+      </w:r>
+    </w:p>
+    <w:p>
+      <w:pPr>
+        <w:spacing w:line="336" w:lineRule="auto" w:after="180"/>
+        <w:shd w:fill="F5F1FB"/>
+      </w:pPr>
+      <w:r>
+        <w:rPr>
+          <w:b w:val="0"/>
+        </w:rPr>
+        <w:t>Selected case: Aggregate contains one member in a subgroup; policy forbids subgroup reports smaller than5. Decide.</w:t>
+      </w:r>
+    </w:p>
+    <w:p>
+      <w:pPr>
+        <w:pStyle w:val="Heading3"/>
+      </w:pPr>
+      <w:r>
+        <w:t>Selected case answer</w:t>
+      </w:r>
+    </w:p>
+    <w:p>
+      <w:pPr>
+        <w:pStyle w:val="Heading3"/>
+      </w:pPr>
+      <w:r>
+        <w:t>Teacher key · Selected case answer</w:t>
+      </w:r>
+    </w:p>
+    <w:p>
+      <w:pPr>
+        <w:spacing w:line="336" w:lineRule="auto" w:after="180"/>
+        <w:shd w:fill="F1F6FC"/>
+      </w:pPr>
+      <w:r>
+        <w:rPr>
+          <w:b w:val="0"/>
+        </w:rPr>
         <w:t>Teacher explanation: Do not release that subgroup table under the fictional policy. Combine only where meaningful and permitted, or omit with explanation.</w:t>
       </w:r>
     </w:p>
@@ -1701,67 +3338,305 @@
       </w:tr>
     </w:tbl>
     <w:p>
-      <w:r>
-        <w:t>Record each dimension as not yet, with support, or independent. Accept a valid alternative procedure with a defensible trace. Do not penalise an honestly recorded model failure if the learner correctly explains its evidence and limits.</w:t>
+      <w:pPr>
+        <w:pStyle w:val="Heading3"/>
+      </w:pPr>
+      <w:r>
+        <w:t>Teacher key · Selected case answer</w:t>
       </w:r>
     </w:p>
     <w:p>
       <w:pPr>
-        <w:pStyle w:val="Heading3"/>
-      </w:pPr>
-      <w:r>
-        <w:t>Feedback that the learner uses</w:t>
+        <w:spacing w:line="336" w:lineRule="auto" w:after="180"/>
+        <w:shd w:fill="F1F6FC"/>
+      </w:pPr>
+      <w:r>
+        <w:rPr>
+          <w:b w:val="0"/>
+        </w:rPr>
+        <w:t>Record each dimension as not yet, with support, or independent. Accept a valid alternative procedure with a defensible trace.</w:t>
       </w:r>
     </w:p>
     <w:p>
-      <w:r>
-        <w:t>Name the earliest unsupported step and give one action to repair it. Have the learner make that repair now and explain why. Then assess the relevant skill on a fresh, fully specified case. Confirm it was not previously practised with feedback; solve and check the new case before assigning it. A follow-up design prompt is a starting brief, not automatically an equivalent test.</w:t>
+      <w:pPr>
+        <w:spacing w:line="336" w:lineRule="auto" w:after="180"/>
+        <w:shd w:fill="F1F6FC"/>
+      </w:pPr>
+      <w:r>
+        <w:rPr>
+          <w:b w:val="0"/>
+        </w:rPr>
+        <w:t xml:space="preserve">Do not penalise an honestly recorded model failure if the learner correctly explains its </w:t>
+      </w:r>
+      <w:r>
+        <w:rPr>
+          <w:b/>
+        </w:rPr>
+        <w:t>evidence</w:t>
+      </w:r>
+      <w:r>
+        <w:rPr>
+          <w:b w:val="0"/>
+        </w:rPr>
+        <w:t xml:space="preserve"> and limits.</w:t>
       </w:r>
     </w:p>
     <w:p>
       <w:pPr>
-        <w:pStyle w:val="Heading1"/>
-      </w:pPr>
-      <w:r>
-        <w:t>06. Connect the project, support and next lesson</w:t>
+        <w:pStyle w:val="Heading3"/>
+      </w:pPr>
+      <w:r>
+        <w:t>Feedback that the learner uses</w:t>
       </w:r>
     </w:p>
     <w:p>
-      <w:r>
-        <w:t>Add a labelled privacy and data governance evidence sheet to Reproducible AI Research Study. Show how you can explain the mechanism and terminology of privacy and data governance. Use the supplied fictional case and keep its inputs, intermediate steps, calculation or prediction, and limitation. Connect this record to last week’s record; a matching answer without a trace is insufficient.</w:t>
+      <w:pPr>
+        <w:spacing w:line="336" w:lineRule="auto" w:after="180"/>
+      </w:pPr>
+      <w:r>
+        <w:rPr>
+          <w:b w:val="0"/>
+        </w:rPr>
+        <w:t>Name the earliest unsupported step and give one action to repair it. Have the learner make that repair now and explain why. Then assess the relevant skill on a fresh, fully specified case.</w:t>
       </w:r>
     </w:p>
     <w:p>
-      <w:r>
-        <w:t>Provide an input/procedure/result/limit frame and a calculator when needed. Ask students to identify the first step before completing the whole trace. Extension: compare two concrete variants of this mechanism while holding unrelated conditions fixed; report both successful and unsuccessful outcomes.</w:t>
+      <w:pPr>
+        <w:spacing w:line="336" w:lineRule="auto" w:after="180"/>
+      </w:pPr>
+      <w:r>
+        <w:rPr>
+          <w:b w:val="0"/>
+        </w:rPr>
+        <w:t>Confirm it was not previously practised with feedback; solve and check the new case before assigning it. A follow-up design prompt is a starting brief, not automatically an equivalent test.</w:t>
       </w:r>
     </w:p>
     <w:p>
-      <w:r>
-        <w:t>Next connection: Predefining an analysis plan. Preserve the current case record and retrieve its evidence boundary before moving on.</w:t>
+      <w:pPr>
+        <w:pStyle w:val="Heading1"/>
+      </w:pPr>
+      <w:r>
+        <w:t>06. Connect the project, support and next lesson</w:t>
       </w:r>
     </w:p>
     <w:p>
       <w:r>
-        <w:t>Retain the project ledger and assess a changed case after support. Check the relevant prerequisite before carrying this component forward.</w:t>
+        <w:t>Connect Privacy and data governance to Reproducible AI Research Study, adapt support and plan a later changed-case check.</w:t>
       </w:r>
     </w:p>
     <w:p>
       <w:pPr>
-        <w:pStyle w:val="Heading3"/>
-      </w:pPr>
-      <w:r>
-        <w:t>Plan the delayed return</w:t>
+        <w:spacing w:line="336" w:lineRule="auto" w:after="180"/>
+      </w:pPr>
+      <w:r>
+        <w:rPr>
+          <w:b w:val="0"/>
+        </w:rPr>
+        <w:t xml:space="preserve">Add a labelled privacy and </w:t>
+      </w:r>
+      <w:r>
+        <w:rPr>
+          <w:b/>
+        </w:rPr>
+        <w:t>data governance</w:t>
+      </w:r>
+      <w:r>
+        <w:rPr>
+          <w:b w:val="0"/>
+        </w:rPr>
+        <w:t xml:space="preserve"> </w:t>
+      </w:r>
+      <w:r>
+        <w:rPr>
+          <w:b/>
+        </w:rPr>
+        <w:t>evidence</w:t>
+      </w:r>
+      <w:r>
+        <w:rPr>
+          <w:b w:val="0"/>
+        </w:rPr>
+        <w:t xml:space="preserve"> sheet to Reproducible AI Research Study. Show how you can explain the </w:t>
+      </w:r>
+      <w:r>
+        <w:rPr>
+          <w:b/>
+        </w:rPr>
+        <w:t>mechanism</w:t>
+      </w:r>
+      <w:r>
+        <w:rPr>
+          <w:b w:val="0"/>
+        </w:rPr>
+        <w:t xml:space="preserve"> and terminology of privacy and </w:t>
+      </w:r>
+      <w:r>
+        <w:rPr>
+          <w:b/>
+        </w:rPr>
+        <w:t>data governance</w:t>
+      </w:r>
+      <w:r>
+        <w:rPr>
+          <w:b w:val="0"/>
+        </w:rPr>
+        <w:t>.</w:t>
       </w:r>
     </w:p>
     <w:p>
-      <w:r>
-        <w:t>Suggested return points in this level: ai-7/21, ai-7/23, ai-7/26. Use actual classroom dates, adjusting for holidays and gaps. One, three and six teaching weeks are scheduling choices, not a claimed optimal spacing.</w:t>
+      <w:pPr>
+        <w:spacing w:line="336" w:lineRule="auto" w:after="180"/>
+      </w:pPr>
+      <w:r>
+        <w:rPr>
+          <w:b w:val="0"/>
+        </w:rPr>
+        <w:t xml:space="preserve">Use the supplied fictional case and keep its </w:t>
+      </w:r>
+      <w:r>
+        <w:rPr>
+          <w:b/>
+        </w:rPr>
+        <w:t>input</w:t>
+      </w:r>
+      <w:r>
+        <w:rPr>
+          <w:b w:val="0"/>
+        </w:rPr>
+        <w:t xml:space="preserve">s, intermediate steps, calculation or </w:t>
+      </w:r>
+      <w:r>
+        <w:rPr>
+          <w:b/>
+        </w:rPr>
+        <w:t>prediction</w:t>
+      </w:r>
+      <w:r>
+        <w:rPr>
+          <w:b w:val="0"/>
+        </w:rPr>
+        <w:t>, and limitation. Connect this record to last week’s record; a matching answer without a trace is insufficient.</w:t>
       </w:r>
     </w:p>
     <w:p>
-      <w:r>
-        <w:t>At a delayed check, ask for the idea from memory and a changed application. Compare with the earlier independent response and record support used. For a new level, revisit the previous capstone before checking the new prerequisites.</w:t>
+      <w:pPr>
+        <w:spacing w:line="336" w:lineRule="auto" w:after="180"/>
+      </w:pPr>
+      <w:r>
+        <w:rPr>
+          <w:b w:val="0"/>
+        </w:rPr>
+        <w:t xml:space="preserve">Provide an </w:t>
+      </w:r>
+      <w:r>
+        <w:rPr>
+          <w:b/>
+        </w:rPr>
+        <w:t>input</w:t>
+      </w:r>
+      <w:r>
+        <w:rPr>
+          <w:b w:val="0"/>
+        </w:rPr>
+        <w:t>/procedure/result/limit frame and a calculator when needed. Ask students to identify the first step before completing the whole trace.</w:t>
+      </w:r>
+    </w:p>
+    <w:p>
+      <w:pPr>
+        <w:spacing w:line="336" w:lineRule="auto" w:after="180"/>
+      </w:pPr>
+      <w:r>
+        <w:rPr>
+          <w:b w:val="0"/>
+        </w:rPr>
+        <w:t xml:space="preserve">Extension: compare two concrete variants of this </w:t>
+      </w:r>
+      <w:r>
+        <w:rPr>
+          <w:b/>
+        </w:rPr>
+        <w:t>mechanism</w:t>
+      </w:r>
+      <w:r>
+        <w:rPr>
+          <w:b w:val="0"/>
+        </w:rPr>
+        <w:t xml:space="preserve"> while holding unrelated conditions fixed; report both successful and unsuccessful outcomes.</w:t>
+      </w:r>
+    </w:p>
+    <w:p>
+      <w:pPr>
+        <w:spacing w:line="336" w:lineRule="auto" w:after="180"/>
+      </w:pPr>
+      <w:r>
+        <w:rPr>
+          <w:b w:val="0"/>
+        </w:rPr>
+        <w:t xml:space="preserve">Next connection: Predefining an analysis plan. Preserve the current case record and retrieve its </w:t>
+      </w:r>
+      <w:r>
+        <w:rPr>
+          <w:b/>
+        </w:rPr>
+        <w:t>evidence</w:t>
+      </w:r>
+      <w:r>
+        <w:rPr>
+          <w:b w:val="0"/>
+        </w:rPr>
+        <w:t xml:space="preserve"> boundary before moving on.</w:t>
+      </w:r>
+    </w:p>
+    <w:p>
+      <w:pPr>
+        <w:spacing w:line="336" w:lineRule="auto" w:after="180"/>
+      </w:pPr>
+      <w:r>
+        <w:rPr>
+          <w:b w:val="0"/>
+        </w:rPr>
+        <w:t>Retain the project ledger and assess a changed case after support. Check the relevant prerequisite before carrying this component forward.</w:t>
+      </w:r>
+    </w:p>
+    <w:p>
+      <w:pPr>
+        <w:pStyle w:val="Heading3"/>
+      </w:pPr>
+      <w:r>
+        <w:t>Plan the delayed return</w:t>
+      </w:r>
+    </w:p>
+    <w:p>
+      <w:pPr>
+        <w:spacing w:line="336" w:lineRule="auto" w:after="180"/>
+      </w:pPr>
+      <w:r>
+        <w:rPr>
+          <w:b w:val="0"/>
+        </w:rPr>
+        <w:t>Suggested return points in this level: ai-7/21, ai-7/23, ai-7/26. Use actual classroom dates, adjusting for holidays and gaps. One, three and six teaching weeks are scheduling choices, not a claimed optimal spacing.</w:t>
+      </w:r>
+    </w:p>
+    <w:p>
+      <w:pPr>
+        <w:spacing w:line="336" w:lineRule="auto" w:after="180"/>
+      </w:pPr>
+      <w:r>
+        <w:rPr>
+          <w:b w:val="0"/>
+        </w:rPr>
+        <w:t>At a delayed check, ask for the idea from memory and a changed application. Compare with the earlier independent response and record support used.</w:t>
+      </w:r>
+    </w:p>
+    <w:p>
+      <w:pPr>
+        <w:spacing w:line="336" w:lineRule="auto" w:after="180"/>
+      </w:pPr>
+      <w:r>
+        <w:rPr>
+          <w:b w:val="0"/>
+        </w:rPr>
+        <w:t>For a new level, revisit the previous capstone before checking the new prerequisites.</w:t>
       </w:r>
     </w:p>
     <w:tbl>
@@ -1921,8 +3796,26 @@
       </w:tr>
     </w:tbl>
     <w:p>
-      <w:r>
-        <w:t>Use the evidence to choose reteaching or the next step. A completed page, confidence rating or attractive project does not by itself demonstrate understanding.</w:t>
+      <w:pPr>
+        <w:spacing w:line="336" w:lineRule="auto" w:after="180"/>
+      </w:pPr>
+      <w:r>
+        <w:rPr>
+          <w:b w:val="0"/>
+        </w:rPr>
+        <w:t xml:space="preserve">Use the </w:t>
+      </w:r>
+      <w:r>
+        <w:rPr>
+          <w:b/>
+        </w:rPr>
+        <w:t>evidence</w:t>
+      </w:r>
+      <w:r>
+        <w:rPr>
+          <w:b w:val="0"/>
+        </w:rPr>
+        <w:t xml:space="preserve"> to choose reteaching or the next step. A completed page, confidence rating or attractive project does not by itself demonstrate understanding.</w:t>
       </w:r>
     </w:p>
     <w:p>
@@ -1934,7 +3827,13 @@
       </w:r>
     </w:p>
     <w:p>
-      <w:r>
+      <w:pPr>
+        <w:spacing w:line="336" w:lineRule="auto" w:after="180"/>
+      </w:pPr>
+      <w:r>
+        <w:rPr>
+          <w:b w:val="0"/>
+        </w:rPr>
         <w:t>For the Reproducible AI Research Study, retain an annotated worked trace and the changed-case reasoning. Connect the claim to its records, units and assumptions so another investigator can challenge or reproduce it.</w:t>
       </w:r>
     </w:p>
@@ -1948,12 +3847,68 @@
     </w:p>
     <w:p>
       <w:r>
-        <w:t>Teaching target: Explain the mechanism and terminology of privacy and data governance</w:t>
+        <w:t>Use this preparation summary alongside the detailed Privacy and data governance lesson; it is a checklist rather than a replacement for the full sequence.</w:t>
       </w:r>
     </w:p>
     <w:p>
-      <w:r>
-        <w:t>Prepare the labelled worked-case picture, the matching workbook, fictional input cards and a place for individual responses. Check a local Python 3 environment before class; have a paper-trace version ready.</w:t>
+      <w:pPr>
+        <w:pStyle w:val="Heading3"/>
+      </w:pPr>
+      <w:r>
+        <w:t>Teaching target</w:t>
+      </w:r>
+    </w:p>
+    <w:p>
+      <w:pPr>
+        <w:spacing w:line="336" w:lineRule="auto" w:after="180"/>
+        <w:shd w:fill="EDF7F3"/>
+      </w:pPr>
+      <w:r>
+        <w:rPr>
+          <w:b w:val="0"/>
+        </w:rPr>
+        <w:t xml:space="preserve">Teaching target: Explain the </w:t>
+      </w:r>
+      <w:r>
+        <w:rPr>
+          <w:b/>
+        </w:rPr>
+        <w:t>mechanism</w:t>
+      </w:r>
+      <w:r>
+        <w:rPr>
+          <w:b w:val="0"/>
+        </w:rPr>
+        <w:t xml:space="preserve"> and terminology of privacy and </w:t>
+      </w:r>
+      <w:r>
+        <w:rPr>
+          <w:b/>
+        </w:rPr>
+        <w:t>data governance</w:t>
+      </w:r>
+    </w:p>
+    <w:p>
+      <w:pPr>
+        <w:spacing w:line="336" w:lineRule="auto" w:after="180"/>
+      </w:pPr>
+      <w:r>
+        <w:rPr>
+          <w:b w:val="0"/>
+        </w:rPr>
+        <w:t xml:space="preserve">Prepare the labelled worked-case picture, the matching workbook, fictional </w:t>
+      </w:r>
+      <w:r>
+        <w:rPr>
+          <w:b/>
+        </w:rPr>
+        <w:t>input</w:t>
+      </w:r>
+      <w:r>
+        <w:rPr>
+          <w:b w:val="0"/>
+        </w:rPr>
+        <w:t xml:space="preserve"> cards and a place for individual responses. Check a local Python 3 environment before class; have a paper-trace version ready.</w:t>
       </w:r>
     </w:p>
     <w:tbl>
@@ -2100,37 +4055,194 @@
       </w:tr>
     </w:tbl>
     <w:p>
-      <w:r>
-        <w:t>Before class, solve the supported practice: Export has coded ID, exact birth date, classroom and rare condition. Team calls it anonymous because names are removed. Show the intermediate steps and give the conclusion with its scope.</w:t>
+      <w:pPr>
+        <w:spacing w:line="336" w:lineRule="auto" w:after="180"/>
+      </w:pPr>
+      <w:r>
+        <w:rPr>
+          <w:b w:val="0"/>
+        </w:rPr>
+        <w:t>Before class, solve the supported practice: Export has coded ID, exact birth date, classroom and rare condition. Team calls it anonymous because names are removed.</w:t>
       </w:r>
     </w:p>
     <w:p>
-      <w:r>
-        <w:t>Reasoned practice answer: Teacher explanation: The combination can remain identifying; coded is not necessarily anonymous. Minimise fields and assess disclosure under the declared policy.</w:t>
+      <w:pPr>
+        <w:spacing w:line="336" w:lineRule="auto" w:after="180"/>
+      </w:pPr>
+      <w:r>
+        <w:rPr>
+          <w:b w:val="0"/>
+        </w:rPr>
+        <w:t>Show the intermediate steps and give the conclusion with its scope.</w:t>
       </w:r>
     </w:p>
     <w:p>
-      <w:r>
-        <w:t>Check every learner before discussion: Use the worked case for Privacy and data governance. Proposed explanation: “The worked result establishes every future case”. Decide whether this explanation is supported. Point to the step or supplied fact that decides; explain your repair if needed.</w:t>
+      <w:pPr>
+        <w:pStyle w:val="Heading3"/>
+      </w:pPr>
+      <w:r>
+        <w:t>Supported practice answer</w:t>
       </w:r>
     </w:p>
     <w:p>
-      <w:r>
-        <w:t>Misconception repair: A size threshold or coding scheme alone does not guarantee privacy.</w:t>
+      <w:pPr>
+        <w:spacing w:line="336" w:lineRule="auto" w:after="180"/>
+        <w:shd w:fill="F1F6FC"/>
+      </w:pPr>
+      <w:r>
+        <w:rPr>
+          <w:b w:val="0"/>
+        </w:rPr>
+        <w:t>Reasoned practice answer: Teacher explanation: The combination can remain identifying; coded is not necessarily anonymous. Minimise fields and assess disclosure under the declared policy.</w:t>
       </w:r>
     </w:p>
     <w:p>
-      <w:r>
-        <w:t>Support: read the exact case aloud, enlarge the labelled picture, supply input cards and model only the first deciding step. Accept a spoken explanation or drawing; retain the reasoning goal.</w:t>
+      <w:pPr>
+        <w:spacing w:line="336" w:lineRule="auto" w:after="180"/>
+      </w:pPr>
+      <w:r>
+        <w:rPr>
+          <w:b w:val="0"/>
+        </w:rPr>
+        <w:t xml:space="preserve">Check every learner before discussion: Use the worked case for Privacy and </w:t>
+      </w:r>
+      <w:r>
+        <w:rPr>
+          <w:b/>
+        </w:rPr>
+        <w:t>data governance</w:t>
+      </w:r>
+      <w:r>
+        <w:rPr>
+          <w:b w:val="0"/>
+        </w:rPr>
+        <w:t>. Proposed explanation: “The worked result establishes every future case”. Decide whether this explanation is supported.</w:t>
       </w:r>
     </w:p>
     <w:p>
-      <w:r>
-        <w:t>Extension: Publish the identity key with the analysis table. Require a prediction and a reason before comparing. Expected result: The records become directly linkable to names and breach this access design. Reason: Separation only helps while the linkage key remains restricted.</w:t>
+      <w:pPr>
+        <w:spacing w:line="336" w:lineRule="auto" w:after="180"/>
+      </w:pPr>
+      <w:r>
+        <w:rPr>
+          <w:b w:val="0"/>
+        </w:rPr>
+        <w:t>Point to the step or supplied fact that decides; explain your repair if needed.</w:t>
       </w:r>
     </w:p>
     <w:p>
-      <w:r>
+      <w:pPr>
+        <w:pStyle w:val="Heading3"/>
+      </w:pPr>
+      <w:r>
+        <w:t>Repair the misconception</w:t>
+      </w:r>
+    </w:p>
+    <w:p>
+      <w:pPr>
+        <w:spacing w:line="336" w:lineRule="auto" w:after="180"/>
+        <w:shd w:fill="FFF5E6"/>
+      </w:pPr>
+      <w:r>
+        <w:rPr>
+          <w:b w:val="0"/>
+        </w:rPr>
+        <w:t>Misconception repair: A size threshold or coding scheme alone does not guarantee privacy.</w:t>
+      </w:r>
+    </w:p>
+    <w:p>
+      <w:pPr>
+        <w:pStyle w:val="Heading3"/>
+      </w:pPr>
+      <w:r>
+        <w:t>Support without giving away the answer</w:t>
+      </w:r>
+    </w:p>
+    <w:p>
+      <w:pPr>
+        <w:spacing w:line="336" w:lineRule="auto" w:after="180"/>
+        <w:shd w:fill="F1F6F8"/>
+      </w:pPr>
+      <w:r>
+        <w:rPr>
+          <w:b w:val="0"/>
+        </w:rPr>
+        <w:t xml:space="preserve">Support: read the exact case aloud, enlarge the labelled picture, supply </w:t>
+      </w:r>
+      <w:r>
+        <w:rPr>
+          <w:b/>
+        </w:rPr>
+        <w:t>input</w:t>
+      </w:r>
+      <w:r>
+        <w:rPr>
+          <w:b w:val="0"/>
+        </w:rPr>
+        <w:t xml:space="preserve"> cards and model only the first deciding step. Accept a spoken explanation or drawing; retain the reasoning goal.</w:t>
+      </w:r>
+    </w:p>
+    <w:p>
+      <w:pPr>
+        <w:pStyle w:val="Heading3"/>
+      </w:pPr>
+      <w:r>
+        <w:t>Extend the reasoning</w:t>
+      </w:r>
+    </w:p>
+    <w:p>
+      <w:pPr>
+        <w:spacing w:line="336" w:lineRule="auto" w:after="180"/>
+        <w:shd w:fill="F5F1FB"/>
+      </w:pPr>
+      <w:r>
+        <w:rPr>
+          <w:b w:val="0"/>
+        </w:rPr>
+        <w:t xml:space="preserve">Extension: Publish the identity key with the analysis table. Require a </w:t>
+      </w:r>
+      <w:r>
+        <w:rPr>
+          <w:b/>
+        </w:rPr>
+        <w:t>prediction</w:t>
+      </w:r>
+      <w:r>
+        <w:rPr>
+          <w:b w:val="0"/>
+        </w:rPr>
+        <w:t xml:space="preserve"> and a reason before comparing. Expected result: The records become directly linkable to names and breach this access design.</w:t>
+      </w:r>
+    </w:p>
+    <w:p>
+      <w:pPr>
+        <w:spacing w:line="336" w:lineRule="auto" w:after="180"/>
+        <w:shd w:fill="F5F1FB"/>
+      </w:pPr>
+      <w:r>
+        <w:rPr>
+          <w:b w:val="0"/>
+        </w:rPr>
+        <w:t>Reason: Separation only helps while the linkage key remains restricted.</w:t>
+      </w:r>
+    </w:p>
+    <w:p>
+      <w:pPr>
+        <w:pStyle w:val="Heading3"/>
+      </w:pPr>
+      <w:r>
+        <w:t>Protect the independent attempt</w:t>
+      </w:r>
+    </w:p>
+    <w:p>
+      <w:pPr>
+        <w:spacing w:line="336" w:lineRule="auto" w:after="180"/>
+        <w:shd w:fill="FFF5E6"/>
+      </w:pPr>
+      <w:r>
+        <w:rPr>
+          <w:b w:val="0"/>
+        </w:rPr>
         <w:t>Independent assessment: withhold the reserved answer until the learner has attempted the new case. Record support separately from correctness.</w:t>
       </w:r>
     </w:p>
@@ -2319,46 +4431,927 @@
       </w:tr>
     </w:tbl>
     <w:p>
-      <w:r>
-        <w:t>Project checkpoint: Evaluate and revise. Compare with your starting method, explain errors and record a justified revision.</w:t>
+      <w:pPr>
+        <w:pStyle w:val="Heading3"/>
+      </w:pPr>
+      <w:r>
+        <w:t>Project checkpoint</w:t>
       </w:r>
     </w:p>
     <w:p>
-      <w:r>
-        <w:t>Use the weekly teacher answer for topic-specific reasoning. A saved progress tick is an activity record; judge mastery from the learner’s explanation and evidence.</w:t>
+      <w:pPr>
+        <w:spacing w:line="336" w:lineRule="auto" w:after="180"/>
+        <w:shd w:fill="EDF7F3"/>
+      </w:pPr>
+      <w:r>
+        <w:rPr>
+          <w:b w:val="0"/>
+        </w:rPr>
+        <w:t>Project checkpoint: Evaluate and revise. Compare with your starting method, explain errors and record a justified revision.</w:t>
       </w:r>
     </w:p>
     <w:p>
       <w:pPr>
-        <w:pStyle w:val="Heading1"/>
-      </w:pPr>
-      <w:r>
-        <w:t>08. Use feedback, labs and repair paths</w:t>
+        <w:spacing w:line="336" w:lineRule="auto" w:after="180"/>
+      </w:pPr>
+      <w:r>
+        <w:rPr>
+          <w:b w:val="0"/>
+        </w:rPr>
+        <w:t xml:space="preserve">Use the weekly teacher answer for topic-specific reasoning. A saved progress tick is an activity record; judge mastery from the learner’s explanation and </w:t>
+      </w:r>
+      <w:r>
+        <w:rPr>
+          <w:b/>
+        </w:rPr>
+        <w:t>evidence</w:t>
+      </w:r>
+      <w:r>
+        <w:rPr>
+          <w:b w:val="0"/>
+        </w:rPr>
+        <w:t>.</w:t>
       </w:r>
     </w:p>
     <w:p>
-      <w:r>
-        <w:t>Use the two formative questions as supported practice, not as independent mastery scores. Discuss the deciding evidence rather than accepting a guessed selection.</w:t>
+      <w:pPr>
+        <w:pStyle w:val="Heading1"/>
+      </w:pPr>
+      <w:r>
+        <w:t>08. Use feedback, labs and repair paths</w:t>
       </w:r>
     </w:p>
     <w:p>
       <w:r>
-        <w:t>The feedback comes from the reviewed public worked case. Do not reveal the separately reserved independent teacher answer until the learner has attempted that case.</w:t>
+        <w:t>Use feedback, earlier review and portfolios purposefully. Apply the coding routine only when this lesson has an executable lab.</w:t>
       </w:r>
     </w:p>
     <w:p>
-      <w:r>
-        <w:t>Ask students to predict before running code. Preserve errors and actual outputs; collect a changed test and an explanation. The branch-boundary and indexing lessons deliberately include failure cases.</w:t>
+      <w:pPr>
+        <w:spacing w:line="336" w:lineRule="auto" w:after="180"/>
+      </w:pPr>
+      <w:r>
+        <w:rPr>
+          <w:b w:val="0"/>
+        </w:rPr>
+        <w:t xml:space="preserve">Use the two formative questions as supported practice, not as independent mastery scores. Discuss the deciding </w:t>
+      </w:r>
+      <w:r>
+        <w:rPr>
+          <w:b/>
+        </w:rPr>
+        <w:t>evidence</w:t>
+      </w:r>
+      <w:r>
+        <w:rPr>
+          <w:b w:val="0"/>
+        </w:rPr>
+        <w:t xml:space="preserve"> rather than accepting a guessed selection.</w:t>
       </w:r>
     </w:p>
     <w:p>
-      <w:r>
-        <w:t>Use the earlier worked-explanation links to address a specific missing building block, then return to the current question. Adapt this suggestion after observing the learner; it is not an automatic diagnosis.</w:t>
+      <w:pPr>
+        <w:spacing w:line="336" w:lineRule="auto" w:after="180"/>
+      </w:pPr>
+      <w:r>
+        <w:rPr>
+          <w:b w:val="0"/>
+        </w:rPr>
+        <w:t>The feedback comes from the reviewed public worked case. Do not reveal the separately reserved independent teacher answer until the learner has attempted that case.</w:t>
       </w:r>
     </w:p>
     <w:p>
-      <w:r>
-        <w:t>Collect the completed-work portfolio as evidence. Record support separately from correctness, and assess explanation, trace/test and limitations. Progress ticks and quiz selections alone do not establish mastery.</w:t>
+      <w:pPr>
+        <w:pStyle w:val="Heading3"/>
+      </w:pPr>
+      <w:r>
+        <w:t>For later coding lessons</w:t>
+      </w:r>
+    </w:p>
+    <w:p>
+      <w:r>
+        <w:t>This week has no code block. Use this routine when a later lesson includes an executable lab.</w:t>
+      </w:r>
+    </w:p>
+    <w:p>
+      <w:pPr>
+        <w:spacing w:line="336" w:lineRule="auto" w:after="180"/>
+        <w:shd w:fill="F1F6F8"/>
+      </w:pPr>
+      <w:r>
+        <w:rPr>
+          <w:b w:val="0"/>
+        </w:rPr>
+        <w:t xml:space="preserve">Ask students to predict before running code. Preserve errors and actual </w:t>
+      </w:r>
+      <w:r>
+        <w:rPr>
+          <w:b/>
+        </w:rPr>
+        <w:t>output</w:t>
+      </w:r>
+      <w:r>
+        <w:rPr>
+          <w:b w:val="0"/>
+        </w:rPr>
+        <w:t>s; collect a changed test and an explanation. The branch-boundary and indexing lessons deliberately include failure cases.</w:t>
+      </w:r>
+    </w:p>
+    <w:p>
+      <w:pPr>
+        <w:spacing w:line="336" w:lineRule="auto" w:after="180"/>
+      </w:pPr>
+      <w:r>
+        <w:rPr>
+          <w:b w:val="0"/>
+        </w:rPr>
+        <w:t>Use the earlier worked-explanation links to address a specific missing building block, then return to the current question. Adapt this suggestion after observing the learner; it is not an automatic diagnosis.</w:t>
+      </w:r>
+    </w:p>
+    <w:p>
+      <w:pPr>
+        <w:spacing w:line="336" w:lineRule="auto" w:after="180"/>
+      </w:pPr>
+      <w:r>
+        <w:rPr>
+          <w:b w:val="0"/>
+        </w:rPr>
+        <w:t xml:space="preserve">Collect the completed-work portfolio as </w:t>
+      </w:r>
+      <w:r>
+        <w:rPr>
+          <w:b/>
+        </w:rPr>
+        <w:t>evidence</w:t>
+      </w:r>
+      <w:r>
+        <w:rPr>
+          <w:b w:val="0"/>
+        </w:rPr>
+        <w:t>. Record support separately from correctness, and assess explanation, trace/test and limitations. Progress ticks and quiz selections alone do not establish mastery.</w:t>
+      </w:r>
+    </w:p>
+    <w:p>
+      <w:pPr>
+        <w:pStyle w:val="Heading1"/>
+      </w:pPr>
+      <w:r>
+        <w:t>09. Visual concept journey</w:t>
+      </w:r>
+    </w:p>
+    <w:p>
+      <w:r>
+        <w:t>Show one Privacy and data governance graphic at a time, request a prediction and discuss its trace before the independent assessment.</w:t>
+      </w:r>
+    </w:p>
+    <w:p>
+      <w:pPr>
+        <w:spacing w:line="336" w:lineRule="auto" w:after="180"/>
+      </w:pPr>
+      <w:r>
+        <w:rPr>
+          <w:b w:val="0"/>
+        </w:rPr>
+        <w:t xml:space="preserve">Use one picture at a time. Hide a worked result before asking for a </w:t>
+      </w:r>
+      <w:r>
+        <w:rPr>
+          <w:b/>
+        </w:rPr>
+        <w:t>prediction</w:t>
+      </w:r>
+      <w:r>
+        <w:rPr>
+          <w:b w:val="0"/>
+        </w:rPr>
+        <w:t>, then reveal it for feedback. These are supported teaching cases; retain the separate independent assessment for a fresh first attempt.</w:t>
+      </w:r>
+    </w:p>
+    <w:p>
+      <w:pPr>
+        <w:pStyle w:val="Heading3"/>
+      </w:pPr>
+      <w:r>
+        <w:t>01. Privacy and data governance: the case</w:t>
+      </w:r>
+    </w:p>
+    <w:p>
+      <w:r>
+        <w:drawing>
+          <wp:inline xmlns:a="http://schemas.openxmlformats.org/drawingml/2006/main" xmlns:pic="http://schemas.openxmlformats.org/drawingml/2006/picture">
+            <wp:extent cx="5486400" cy="2834640"/>
+            <wp:docPr id="2" name="Picture 2" descr="Govern data by purpose and access. A fictional project needs task scores and random participant codes, but not names. Supplied facts: The analysis table holds codes and scores. A separate restricted key links codes to names only for authorised withdrawal handling."/>
+            <wp:cNvGraphicFramePr>
+              <a:graphicFrameLocks noChangeAspect="1"/>
+            </wp:cNvGraphicFramePr>
+            <a:graphic>
+              <a:graphicData uri="http://schemas.openxmlformats.org/drawingml/2006/picture">
+                <pic:pic>
+                  <pic:nvPicPr>
+                    <pic:cNvPr id="0" name="academy-story-ai-7-20-01.png"/>
+                    <pic:cNvPicPr/>
+                  </pic:nvPicPr>
+                  <pic:blipFill>
+                    <a:blip r:embed="rId10"/>
+                    <a:stretch>
+                      <a:fillRect/>
+                    </a:stretch>
+                  </pic:blipFill>
+                  <pic:spPr>
+                    <a:xfrm>
+                      <a:off x="0" y="0"/>
+                      <a:ext cx="5486400" cy="2834640"/>
+                    </a:xfrm>
+                    <a:prstGeom prst="rect"/>
+                  </pic:spPr>
+                </pic:pic>
+              </a:graphicData>
+            </a:graphic>
+          </wp:inline>
+        </w:drawing>
+      </w:r>
+    </w:p>
+    <w:p>
+      <w:pPr>
+        <w:spacing w:line="336" w:lineRule="auto" w:after="180"/>
+      </w:pPr>
+      <w:r>
+        <w:rPr>
+          <w:b w:val="0"/>
+        </w:rPr>
+        <w:t>Govern data by purpose and access. A fictional project needs task scores and random participant codes, but not names. Supplied facts: The analysis table holds codes and scores.</w:t>
+      </w:r>
+    </w:p>
+    <w:p>
+      <w:pPr>
+        <w:spacing w:line="336" w:lineRule="auto" w:after="180"/>
+      </w:pPr>
+      <w:r>
+        <w:rPr>
+          <w:b w:val="0"/>
+        </w:rPr>
+        <w:t>A separate restricted key links codes to names only for authorised withdrawal handling.</w:t>
+      </w:r>
+    </w:p>
+    <w:p>
+      <w:pPr>
+        <w:spacing w:line="336" w:lineRule="auto" w:after="180"/>
+        <w:shd w:fill="F5F1FB"/>
+      </w:pPr>
+      <w:r>
+        <w:rPr>
+          <w:b w:val="0"/>
+        </w:rPr>
+        <w:t>Point to the given fact that matters most. Explain why it matters.</w:t>
+      </w:r>
+    </w:p>
+    <w:p>
+      <w:pPr>
+        <w:pStyle w:val="Heading3"/>
+      </w:pPr>
+      <w:r>
+        <w:t>Discuss while showing the picture</w:t>
+      </w:r>
+    </w:p>
+    <w:p>
+      <w:pPr>
+        <w:spacing w:line="336" w:lineRule="auto" w:after="180"/>
+        <w:shd w:fill="F1F6F8"/>
+      </w:pPr>
+      <w:r>
+        <w:rPr>
+          <w:b w:val="0"/>
+        </w:rPr>
+        <w:t>Teacher prompt: Point to the given fact that matters most. Explain why it matters. Ask learners to describe one label or arrow in ordinary words. Use the adjacent transcript if the image is difficult to see.</w:t>
+      </w:r>
+    </w:p>
+    <w:p>
+      <w:pPr>
+        <w:pStyle w:val="Heading3"/>
+      </w:pPr>
+      <w:r>
+        <w:t>02. Follow the deciding steps</w:t>
+      </w:r>
+    </w:p>
+    <w:p>
+      <w:r>
+        <w:drawing>
+          <wp:inline xmlns:a="http://schemas.openxmlformats.org/drawingml/2006/main" xmlns:pic="http://schemas.openxmlformats.org/drawingml/2006/picture">
+            <wp:extent cx="5486400" cy="3182112"/>
+            <wp:docPr id="3" name="Picture 3" descr="Separate tables: Keep analysis records apart from the identity key. → Limit access: Analysts receive scores and codes, not the name linkage. → Define retention: Apply the approved deletion schedule to both stores and listed copies."/>
+            <wp:cNvGraphicFramePr>
+              <a:graphicFrameLocks noChangeAspect="1"/>
+            </wp:cNvGraphicFramePr>
+            <a:graphic>
+              <a:graphicData uri="http://schemas.openxmlformats.org/drawingml/2006/picture">
+                <pic:pic>
+                  <pic:nvPicPr>
+                    <pic:cNvPr id="0" name="academy-story-ai-7-20-02.png"/>
+                    <pic:cNvPicPr/>
+                  </pic:nvPicPr>
+                  <pic:blipFill>
+                    <a:blip r:embed="rId11"/>
+                    <a:stretch>
+                      <a:fillRect/>
+                    </a:stretch>
+                  </pic:blipFill>
+                  <pic:spPr>
+                    <a:xfrm>
+                      <a:off x="0" y="0"/>
+                      <a:ext cx="5486400" cy="3182112"/>
+                    </a:xfrm>
+                    <a:prstGeom prst="rect"/>
+                  </pic:spPr>
+                </pic:pic>
+              </a:graphicData>
+            </a:graphic>
+          </wp:inline>
+        </w:drawing>
+      </w:r>
+    </w:p>
+    <w:p>
+      <w:pPr>
+        <w:spacing w:line="336" w:lineRule="auto" w:after="180"/>
+      </w:pPr>
+      <w:r>
+        <w:rPr>
+          <w:b w:val="0"/>
+        </w:rPr>
+        <w:t>Separate tables: Keep analysis records apart from the identity key. → Limit access: Analysts receive scores and codes, not the name linkage. → Define retention: Apply the approved deletion schedule to both stores and listed copies.</w:t>
+      </w:r>
+    </w:p>
+    <w:p>
+      <w:pPr>
+        <w:spacing w:line="336" w:lineRule="auto" w:after="180"/>
+        <w:shd w:fill="F5F1FB"/>
+      </w:pPr>
+      <w:r>
+        <w:rPr>
+          <w:b w:val="0"/>
+        </w:rPr>
+        <w:t xml:space="preserve">Point to each numbered stage and explain which recorded </w:t>
+      </w:r>
+      <w:r>
+        <w:rPr>
+          <w:b/>
+        </w:rPr>
+        <w:t>input</w:t>
+      </w:r>
+      <w:r>
+        <w:rPr>
+          <w:b w:val="0"/>
+        </w:rPr>
+        <w:t xml:space="preserve"> it uses.</w:t>
+      </w:r>
+    </w:p>
+    <w:p>
+      <w:pPr>
+        <w:pStyle w:val="Heading3"/>
+      </w:pPr>
+      <w:r>
+        <w:t>Discuss while showing the picture</w:t>
+      </w:r>
+    </w:p>
+    <w:p>
+      <w:pPr>
+        <w:spacing w:line="336" w:lineRule="auto" w:after="180"/>
+        <w:shd w:fill="F1F6F8"/>
+      </w:pPr>
+      <w:r>
+        <w:rPr>
+          <w:b w:val="0"/>
+        </w:rPr>
+        <w:t xml:space="preserve">Teacher prompt: Point to each numbered stage and explain which recorded </w:t>
+      </w:r>
+      <w:r>
+        <w:rPr>
+          <w:b/>
+        </w:rPr>
+        <w:t>input</w:t>
+      </w:r>
+      <w:r>
+        <w:rPr>
+          <w:b w:val="0"/>
+        </w:rPr>
+        <w:t xml:space="preserve"> it uses. Ask learners to describe one label or arrow in ordinary words. Use the adjacent transcript if the image is difficult to see.</w:t>
+      </w:r>
+    </w:p>
+    <w:p>
+      <w:pPr>
+        <w:pStyle w:val="Heading3"/>
+      </w:pPr>
+      <w:r>
+        <w:t>03. Keep analysis records separate from the identity key</w:t>
+      </w:r>
+    </w:p>
+    <w:p>
+      <w:r>
+        <w:drawing>
+          <wp:inline xmlns:a="http://schemas.openxmlformats.org/drawingml/2006/main" xmlns:pic="http://schemas.openxmlformats.org/drawingml/2006/picture">
+            <wp:extent cx="5486400" cy="3520440"/>
+            <wp:docPr id="4" name="Picture 4" descr="Analysts receive random participant codes and scores. A separate restricted key links codes to names only for authorised withdrawal handling. Keeping the key restricted reduces exposure; it does not guarantee anonymity."/>
+            <wp:cNvGraphicFramePr>
+              <a:graphicFrameLocks noChangeAspect="1"/>
+            </wp:cNvGraphicFramePr>
+            <a:graphic>
+              <a:graphicData uri="http://schemas.openxmlformats.org/drawingml/2006/picture">
+                <pic:pic>
+                  <pic:nvPicPr>
+                    <pic:cNvPr id="0" name="academy-story-ai-7-20-03.png"/>
+                    <pic:cNvPicPr/>
+                  </pic:nvPicPr>
+                  <pic:blipFill>
+                    <a:blip r:embed="rId12"/>
+                    <a:stretch>
+                      <a:fillRect/>
+                    </a:stretch>
+                  </pic:blipFill>
+                  <pic:spPr>
+                    <a:xfrm>
+                      <a:off x="0" y="0"/>
+                      <a:ext cx="5486400" cy="3520440"/>
+                    </a:xfrm>
+                    <a:prstGeom prst="rect"/>
+                  </pic:spPr>
+                </pic:pic>
+              </a:graphicData>
+            </a:graphic>
+          </wp:inline>
+        </w:drawing>
+      </w:r>
+    </w:p>
+    <w:p>
+      <w:pPr>
+        <w:spacing w:line="336" w:lineRule="auto" w:after="180"/>
+      </w:pPr>
+      <w:r>
+        <w:rPr>
+          <w:b w:val="0"/>
+        </w:rPr>
+        <w:t>Analysts receive random participant codes and scores. A separate restricted key links codes to names only for authorised withdrawal handling. Keeping the key restricted reduces exposure; it does not guarantee anonymity.</w:t>
+      </w:r>
+    </w:p>
+    <w:p>
+      <w:pPr>
+        <w:spacing w:line="336" w:lineRule="auto" w:after="180"/>
+        <w:shd w:fill="F5F1FB"/>
+      </w:pPr>
+      <w:r>
+        <w:rPr>
+          <w:b w:val="0"/>
+        </w:rPr>
+        <w:t>Read the labels and values. Explain the relationship the model shows.</w:t>
+      </w:r>
+    </w:p>
+    <w:p>
+      <w:pPr>
+        <w:pStyle w:val="Heading3"/>
+      </w:pPr>
+      <w:r>
+        <w:t>Discuss while showing the picture</w:t>
+      </w:r>
+    </w:p>
+    <w:p>
+      <w:pPr>
+        <w:spacing w:line="336" w:lineRule="auto" w:after="180"/>
+        <w:shd w:fill="F1F6F8"/>
+      </w:pPr>
+      <w:r>
+        <w:rPr>
+          <w:b w:val="0"/>
+        </w:rPr>
+        <w:t>Teacher prompt: Read the labels and values. Explain the relationship the model shows. Ask learners to describe one label or arrow in ordinary words. Use the adjacent transcript if the image is difficult to see.</w:t>
+      </w:r>
+    </w:p>
+    <w:p>
+      <w:pPr>
+        <w:pStyle w:val="Heading3"/>
+      </w:pPr>
+      <w:r>
+        <w:t>04. Change one thing. Trace what follows.</w:t>
+      </w:r>
+    </w:p>
+    <w:p>
+      <w:r>
+        <w:drawing>
+          <wp:inline xmlns:a="http://schemas.openxmlformats.org/drawingml/2006/main" xmlns:pic="http://schemas.openxmlformats.org/drawingml/2006/picture">
+            <wp:extent cx="5486400" cy="3026664"/>
+            <wp:docPr id="5" name="Picture 5" descr="Original case: Apply the approved deletion schedule to both stores and listed copies. Changed condition: Publish the identity key with the analysis table. Expected result: The records become directly linkable to names and breach this access design. Reason: Separation only helps while the linkage key remains restricted."/>
+            <wp:cNvGraphicFramePr>
+              <a:graphicFrameLocks noChangeAspect="1"/>
+            </wp:cNvGraphicFramePr>
+            <a:graphic>
+              <a:graphicData uri="http://schemas.openxmlformats.org/drawingml/2006/picture">
+                <pic:pic>
+                  <pic:nvPicPr>
+                    <pic:cNvPr id="0" name="academy-story-ai-7-20-04.png"/>
+                    <pic:cNvPicPr/>
+                  </pic:nvPicPr>
+                  <pic:blipFill>
+                    <a:blip r:embed="rId13"/>
+                    <a:stretch>
+                      <a:fillRect/>
+                    </a:stretch>
+                  </pic:blipFill>
+                  <pic:spPr>
+                    <a:xfrm>
+                      <a:off x="0" y="0"/>
+                      <a:ext cx="5486400" cy="3026664"/>
+                    </a:xfrm>
+                    <a:prstGeom prst="rect"/>
+                  </pic:spPr>
+                </pic:pic>
+              </a:graphicData>
+            </a:graphic>
+          </wp:inline>
+        </w:drawing>
+      </w:r>
+    </w:p>
+    <w:p>
+      <w:pPr>
+        <w:spacing w:line="336" w:lineRule="auto" w:after="180"/>
+      </w:pPr>
+      <w:r>
+        <w:rPr>
+          <w:b w:val="0"/>
+        </w:rPr>
+        <w:t>Original case: Apply the approved deletion schedule to both stores and listed copies. Changed condition: Publish the identity key with the analysis table.</w:t>
+      </w:r>
+    </w:p>
+    <w:p>
+      <w:pPr>
+        <w:spacing w:line="336" w:lineRule="auto" w:after="180"/>
+      </w:pPr>
+      <w:r>
+        <w:rPr>
+          <w:b w:val="0"/>
+        </w:rPr>
+        <w:t>Expected result: The records become directly linkable to names and breach this access design. Reason: Separation only helps while the linkage key remains restricted.</w:t>
+      </w:r>
+    </w:p>
+    <w:p>
+      <w:pPr>
+        <w:spacing w:line="336" w:lineRule="auto" w:after="180"/>
+        <w:shd w:fill="F5F1FB"/>
+      </w:pPr>
+      <w:r>
+        <w:rPr>
+          <w:b w:val="0"/>
+        </w:rPr>
+        <w:t>Predict before checking the worked changed-case result. Name what changed and what the supplied facts allow you to conclude.</w:t>
+      </w:r>
+    </w:p>
+    <w:p>
+      <w:pPr>
+        <w:pStyle w:val="Heading3"/>
+      </w:pPr>
+      <w:r>
+        <w:t>Discuss while showing the picture</w:t>
+      </w:r>
+    </w:p>
+    <w:p>
+      <w:pPr>
+        <w:spacing w:line="336" w:lineRule="auto" w:after="180"/>
+        <w:shd w:fill="F1F6F8"/>
+      </w:pPr>
+      <w:r>
+        <w:rPr>
+          <w:b w:val="0"/>
+        </w:rPr>
+        <w:t>Teacher prompt: Predict before checking the worked changed-case result. Name what changed and what the supplied facts allow you to conclude. Ask learners to describe one label or arrow in ordinary words.</w:t>
+      </w:r>
+    </w:p>
+    <w:p>
+      <w:pPr>
+        <w:spacing w:line="336" w:lineRule="auto" w:after="180"/>
+        <w:shd w:fill="F1F6F8"/>
+      </w:pPr>
+      <w:r>
+        <w:rPr>
+          <w:b w:val="0"/>
+        </w:rPr>
+        <w:t>Use the adjacent transcript if the image is difficult to see. Changed-case reasoning: Separation only helps while the linkage key remains restricted.</w:t>
+      </w:r>
+    </w:p>
+    <w:p>
+      <w:pPr>
+        <w:pStyle w:val="Heading3"/>
+      </w:pPr>
+      <w:r>
+        <w:t>05. Connect the explanation to its limit</w:t>
+      </w:r>
+    </w:p>
+    <w:p>
+      <w:r>
+        <w:drawing>
+          <wp:inline xmlns:a="http://schemas.openxmlformats.org/drawingml/2006/main" xmlns:pic="http://schemas.openxmlformats.org/drawingml/2006/picture">
+            <wp:extent cx="5486400" cy="2834640"/>
+            <wp:docPr id="6" name="Picture 6" descr="Pseudonymous codes reduce routine exposure but are not the same as irreversible anonymity. Governance specifies purpose, readers, locations and retention. Limit: Small groups or unusual records may still be identifiable without names; evaluate re-identification risk."/>
+            <wp:cNvGraphicFramePr>
+              <a:graphicFrameLocks noChangeAspect="1"/>
+            </wp:cNvGraphicFramePr>
+            <a:graphic>
+              <a:graphicData uri="http://schemas.openxmlformats.org/drawingml/2006/picture">
+                <pic:pic>
+                  <pic:nvPicPr>
+                    <pic:cNvPr id="0" name="academy-story-ai-7-20-05.png"/>
+                    <pic:cNvPicPr/>
+                  </pic:nvPicPr>
+                  <pic:blipFill>
+                    <a:blip r:embed="rId14"/>
+                    <a:stretch>
+                      <a:fillRect/>
+                    </a:stretch>
+                  </pic:blipFill>
+                  <pic:spPr>
+                    <a:xfrm>
+                      <a:off x="0" y="0"/>
+                      <a:ext cx="5486400" cy="2834640"/>
+                    </a:xfrm>
+                    <a:prstGeom prst="rect"/>
+                  </pic:spPr>
+                </pic:pic>
+              </a:graphicData>
+            </a:graphic>
+          </wp:inline>
+        </w:drawing>
+      </w:r>
+    </w:p>
+    <w:p>
+      <w:pPr>
+        <w:spacing w:line="336" w:lineRule="auto" w:after="180"/>
+      </w:pPr>
+      <w:r>
+        <w:rPr>
+          <w:b/>
+        </w:rPr>
+        <w:t>Pseudonym</w:t>
+      </w:r>
+      <w:r>
+        <w:rPr>
+          <w:b w:val="0"/>
+        </w:rPr>
+        <w:t>ous codes reduce routine exposure but are not the same as irreversible anonymity. Governance specifies purpose, readers, locations and retention.</w:t>
+      </w:r>
+    </w:p>
+    <w:p>
+      <w:pPr>
+        <w:spacing w:line="336" w:lineRule="auto" w:after="180"/>
+      </w:pPr>
+      <w:r>
+        <w:rPr>
+          <w:b w:val="0"/>
+        </w:rPr>
+        <w:t>Limit: Small groups or unusual records may still be identifiable without names; evaluate re-identification risk.</w:t>
+      </w:r>
+    </w:p>
+    <w:p>
+      <w:pPr>
+        <w:spacing w:line="336" w:lineRule="auto" w:after="180"/>
+        <w:shd w:fill="F5F1FB"/>
+      </w:pPr>
+      <w:r>
+        <w:rPr>
+          <w:b w:val="0"/>
+        </w:rPr>
+        <w:t>Explain the case, then point to a limit on the claim.</w:t>
+      </w:r>
+    </w:p>
+    <w:p>
+      <w:pPr>
+        <w:pStyle w:val="Heading3"/>
+      </w:pPr>
+      <w:r>
+        <w:t>Discuss while showing the picture</w:t>
+      </w:r>
+    </w:p>
+    <w:p>
+      <w:pPr>
+        <w:spacing w:line="336" w:lineRule="auto" w:after="180"/>
+        <w:shd w:fill="F1F6F8"/>
+      </w:pPr>
+      <w:r>
+        <w:rPr>
+          <w:b w:val="0"/>
+        </w:rPr>
+        <w:t>Teacher prompt: Explain the case, then point to a limit on the claim. Ask learners to describe one label or arrow in ordinary words. Use the adjacent transcript if the image is difficult to see.</w:t>
+      </w:r>
+    </w:p>
+    <w:p>
+      <w:pPr>
+        <w:spacing w:line="336" w:lineRule="auto" w:after="180"/>
+        <w:shd w:fill="F1F6F8"/>
+      </w:pPr>
+      <w:r>
+        <w:rPr>
+          <w:b w:val="0"/>
+        </w:rPr>
+        <w:t>Keep the stated scope: Small groups or unusual records may still be identifiable without names; evaluate re-identification risk.</w:t>
+      </w:r>
+    </w:p>
+    <w:p>
+      <w:pPr>
+        <w:pStyle w:val="Heading3"/>
+      </w:pPr>
+      <w:r>
+        <w:t>06. Make the idea visible in your project</w:t>
+      </w:r>
+    </w:p>
+    <w:p>
+      <w:r>
+        <w:drawing>
+          <wp:inline xmlns:a="http://schemas.openxmlformats.org/drawingml/2006/main" xmlns:pic="http://schemas.openxmlformats.org/drawingml/2006/picture">
+            <wp:extent cx="5486400" cy="3681984"/>
+            <wp:docPr id="7" name="Picture 7" descr="For the Reproducible AI Research Study, retain an annotated worked trace and the changed-case reasoning. Connect the claim to its records, units and assumptions so another investigator can challenge or reproduce it. Draw your input, deciding step, result and limit. Supported question: Point to the analysis table and the restricted identity key. Why are the codes pseudonymous rather than guaranteed anonymous, and what changes if the key is published?"/>
+            <wp:cNvGraphicFramePr>
+              <a:graphicFrameLocks noChangeAspect="1"/>
+            </wp:cNvGraphicFramePr>
+            <a:graphic>
+              <a:graphicData uri="http://schemas.openxmlformats.org/drawingml/2006/picture">
+                <pic:pic>
+                  <pic:nvPicPr>
+                    <pic:cNvPr id="0" name="academy-story-ai-7-20-06.png"/>
+                    <pic:cNvPicPr/>
+                  </pic:nvPicPr>
+                  <pic:blipFill>
+                    <a:blip r:embed="rId15"/>
+                    <a:stretch>
+                      <a:fillRect/>
+                    </a:stretch>
+                  </pic:blipFill>
+                  <pic:spPr>
+                    <a:xfrm>
+                      <a:off x="0" y="0"/>
+                      <a:ext cx="5486400" cy="3681984"/>
+                    </a:xfrm>
+                    <a:prstGeom prst="rect"/>
+                  </pic:spPr>
+                </pic:pic>
+              </a:graphicData>
+            </a:graphic>
+          </wp:inline>
+        </w:drawing>
+      </w:r>
+    </w:p>
+    <w:p>
+      <w:pPr>
+        <w:spacing w:line="336" w:lineRule="auto" w:after="180"/>
+      </w:pPr>
+      <w:r>
+        <w:rPr>
+          <w:b w:val="0"/>
+        </w:rPr>
+        <w:t>For the Reproducible AI Research Study, retain an annotated worked trace and the changed-case reasoning. Connect the claim to its records, units and assumptions so another investigator can challenge or reproduce it.</w:t>
+      </w:r>
+    </w:p>
+    <w:p>
+      <w:pPr>
+        <w:spacing w:line="336" w:lineRule="auto" w:after="180"/>
+      </w:pPr>
+      <w:r>
+        <w:rPr>
+          <w:b w:val="0"/>
+        </w:rPr>
+        <w:t xml:space="preserve">Draw your </w:t>
+      </w:r>
+      <w:r>
+        <w:rPr>
+          <w:b/>
+        </w:rPr>
+        <w:t>input</w:t>
+      </w:r>
+      <w:r>
+        <w:rPr>
+          <w:b w:val="0"/>
+        </w:rPr>
+        <w:t>, deciding step, result and limit. Supported question: Point to the analysis table and the restricted identity key.</w:t>
+      </w:r>
+    </w:p>
+    <w:p>
+      <w:pPr>
+        <w:spacing w:line="336" w:lineRule="auto" w:after="180"/>
+      </w:pPr>
+      <w:r>
+        <w:rPr>
+          <w:b w:val="0"/>
+        </w:rPr>
+        <w:t xml:space="preserve">Why are the codes </w:t>
+      </w:r>
+      <w:r>
+        <w:rPr>
+          <w:b/>
+        </w:rPr>
+        <w:t>pseudonym</w:t>
+      </w:r>
+      <w:r>
+        <w:rPr>
+          <w:b w:val="0"/>
+        </w:rPr>
+        <w:t>ous rather than guaranteed anonymous, and what changes if the key is published?</w:t>
+      </w:r>
+    </w:p>
+    <w:p>
+      <w:pPr>
+        <w:spacing w:line="336" w:lineRule="auto" w:after="180"/>
+        <w:shd w:fill="F5F1FB"/>
+      </w:pPr>
+      <w:r>
+        <w:rPr>
+          <w:b w:val="0"/>
+        </w:rPr>
+        <w:t xml:space="preserve">Draw your project trace and justify the deciding step using </w:t>
+      </w:r>
+      <w:r>
+        <w:rPr>
+          <w:b/>
+        </w:rPr>
+        <w:t>evidence</w:t>
+      </w:r>
+      <w:r>
+        <w:rPr>
+          <w:b w:val="0"/>
+        </w:rPr>
+        <w:t>.</w:t>
+      </w:r>
+    </w:p>
+    <w:p>
+      <w:pPr>
+        <w:pStyle w:val="Heading3"/>
+      </w:pPr>
+      <w:r>
+        <w:t>Discuss while showing the picture</w:t>
+      </w:r>
+    </w:p>
+    <w:p>
+      <w:pPr>
+        <w:spacing w:line="336" w:lineRule="auto" w:after="180"/>
+        <w:shd w:fill="F1F6F8"/>
+      </w:pPr>
+      <w:r>
+        <w:rPr>
+          <w:b w:val="0"/>
+        </w:rPr>
+        <w:t xml:space="preserve">Teacher prompt: Draw your project trace and justify the deciding step using </w:t>
+      </w:r>
+      <w:r>
+        <w:rPr>
+          <w:b/>
+        </w:rPr>
+        <w:t>evidence</w:t>
+      </w:r>
+      <w:r>
+        <w:rPr>
+          <w:b w:val="0"/>
+        </w:rPr>
+        <w:t>. Ask learners to describe one label or arrow in ordinary words. Use the adjacent transcript if the image is difficult to see.</w:t>
+      </w:r>
+    </w:p>
+    <w:p>
+      <w:pPr>
+        <w:spacing w:line="336" w:lineRule="auto" w:after="180"/>
+        <w:shd w:fill="F1F6F8"/>
+      </w:pPr>
+      <w:r>
+        <w:rPr>
+          <w:b w:val="0"/>
+        </w:rPr>
+        <w:t>Supported practice key: Keep analysis records apart from the identity key. Analysts receive scores and codes, not the name linkage. Apply the approved deletion schedule to both stores and listed copies.</w:t>
+      </w:r>
+    </w:p>
+    <w:p>
+      <w:pPr>
+        <w:spacing w:line="336" w:lineRule="auto" w:after="180"/>
+        <w:shd w:fill="F1F6F8"/>
+      </w:pPr>
+      <w:r>
+        <w:rPr>
+          <w:b w:val="0"/>
+        </w:rPr>
+        <w:t>Changed case: The records become directly linkable to names and breach this access design. Separation only helps while the linkage key remains restricted.</w:t>
+      </w:r>
+    </w:p>
+    <w:p>
+      <w:pPr>
+        <w:spacing w:line="336" w:lineRule="auto" w:after="180"/>
+        <w:shd w:fill="F1F6F8"/>
+      </w:pPr>
+      <w:r>
+        <w:rPr>
+          <w:b w:val="0"/>
+        </w:rPr>
+        <w:t xml:space="preserve">The restricted linkage key makes these </w:t>
+      </w:r>
+      <w:r>
+        <w:rPr>
+          <w:b/>
+        </w:rPr>
+        <w:t>pseudonym</w:t>
+      </w:r>
+      <w:r>
+        <w:rPr>
+          <w:b w:val="0"/>
+        </w:rPr>
+        <w:t>ous records, not guaranteed anonymous ones.</w:t>
       </w:r>
     </w:p>
     <w:sectPr>

--- a/downloads/teacher/ai-7-week-20.docx
+++ b/downloads/teacher/ai-7-week-20.docx
@@ -143,7 +143,7 @@
           </w:tcPr>
           <w:p>
             <w:r>
-              <w:t>Sections 1–6; record the brief recall in the workbook.</w:t>
+              <w:t>Use Your mission, Notice the evidence, See how it works, Words that unlock the idea and Follow a worked example; record the brief recall in the workbook.</w:t>
             </w:r>
           </w:p>
         </w:tc>
@@ -175,7 +175,7 @@
           </w:tcPr>
           <w:p>
             <w:r>
-              <w:t>Sections 7–10; use the matching workbook W2 and misconception check.</w:t>
+              <w:t>Use Find and repair a mistake, Practise together and Run the investigation, with workbook W2 and Individual reasoning check.</w:t>
             </w:r>
           </w:p>
         </w:tc>
@@ -207,7 +207,7 @@
           </w:tcPr>
           <w:p>
             <w:r>
-              <w:t>Sections 9 and 11–14. Give extra time to finish the full task set; use Section 15 when the week includes a coding lab.</w:t>
+              <w:t>Use Run the investigation, Build your understanding, Connect your project and Show what you know. Reserve further time for the full task set. Use a code example only where one is actually supplied.</w:t>
             </w:r>
           </w:p>
         </w:tc>
@@ -500,7 +500,7 @@
         <w:rPr>
           <w:b w:val="0"/>
         </w:rPr>
-        <w:t xml:space="preserve">Two 45-minute sessions. </w:t>
+        <w:t xml:space="preserve">Compact alternative: two 45-minute sessions for the core explanation and W1–W5 only. The main plan uses three sessions; schedule further time for the complete investigation, project, visual journey and any code examples. </w:t>
       </w:r>
       <w:r>
         <w:rPr>
@@ -1856,7 +1856,7 @@
           </w:tcPr>
           <w:p>
             <w:r>
-              <w:t>Explain section 1 and vocabulary. Complete W1 with a mechanism-based explanation.</w:t>
+              <w:t>Explain See how it works and Words that unlock the idea. Complete W1 with a mechanism-based explanation.</w:t>
             </w:r>
           </w:p>
         </w:tc>
@@ -3984,7 +3984,7 @@
           </w:tcPr>
           <w:p>
             <w:r>
-              <w:t>Sections 1–6; record the brief recall in the workbook.</w:t>
+              <w:t>Use Your mission, Notice the evidence, See how it works, Words that unlock the idea and Follow a worked example; record the brief recall in the workbook.</w:t>
             </w:r>
           </w:p>
         </w:tc>
@@ -4016,7 +4016,7 @@
           </w:tcPr>
           <w:p>
             <w:r>
-              <w:t>Sections 7–10; use the matching workbook W2 and misconception check.</w:t>
+              <w:t>Use Find and repair a mistake, Practise together and Run the investigation, with workbook W2 and Individual reasoning check.</w:t>
             </w:r>
           </w:p>
         </w:tc>
@@ -4048,7 +4048,7 @@
           </w:tcPr>
           <w:p>
             <w:r>
-              <w:t>Sections 9 and 11–14. Give extra time to finish the full task set; use Section 15 when the week includes a coding lab.</w:t>
+              <w:t>Use Run the investigation, Build your understanding, Connect your project and Show what you know. Reserve further time for the full task set. Use a code example only where one is actually supplied.</w:t>
             </w:r>
           </w:p>
         </w:tc>

--- a/downloads/teacher/ai-7-week-20.docx
+++ b/downloads/teacher/ai-7-week-20.docx
@@ -25,20 +25,38 @@
         <w:pStyle w:val="Heading1"/>
       </w:pPr>
       <w:r>
-        <w:t>01. Prepare the purpose, prerequisites and materials</w:t>
+        <w:t>Ask which reader can link which records and what proves the restriction.</w:t>
       </w:r>
     </w:p>
     <w:p>
       <w:r>
-        <w:t>Prepare Privacy and data governance: check the target, prerequisites, resources and adaptable teaching schedule.</w:t>
+        <w:t>Teach purpose, pseudonymity and honest control/retention evidence.</w:t>
       </w:r>
     </w:p>
     <w:p>
-      <w:pPr>
-        <w:pStyle w:val="Heading3"/>
-      </w:pPr>
-      <w:r>
-        <w:t>Teach the learning cycle</w:t>
+      <w:r>
+        <w:t>Model coded-export risk → trace restricted key → distinguish proposed and implemented controls → assess subgroup policy → retain disclosure limits.</w:t>
+      </w:r>
+    </w:p>
+    <w:p>
+      <w:pPr>
+        <w:pStyle w:val="Heading1"/>
+      </w:pPr>
+      <w:r>
+        <w:t>01. Prepare the connected research investigation</w:t>
+      </w:r>
+    </w:p>
+    <w:p>
+      <w:r>
+        <w:t>Keep modelling, shared practice and independent evidence distinct.</w:t>
+      </w:r>
+    </w:p>
+    <w:p>
+      <w:pPr>
+        <w:pStyle w:val="Heading2"/>
+      </w:pPr>
+      <w:r>
+        <w:t>Target and main teaching plan</w:t>
       </w:r>
     </w:p>
     <w:p>
@@ -249,18 +267,21 @@
     </w:p>
     <w:p>
       <w:pPr>
-        <w:pStyle w:val="Heading3"/>
-      </w:pPr>
-      <w:r>
-        <w:t>Retrieval answer guidance</w:t>
+        <w:pStyle w:val="Heading2"/>
+      </w:pPr>
+      <w:r>
+        <w:t>Preparation and prerequisite</w:t>
       </w:r>
     </w:p>
     <w:p>
       <w:pPr>
-        <w:pStyle w:val="Heading3"/>
-      </w:pPr>
-      <w:r>
-        <w:t>Research ethics and consent</w:t>
+        <w:spacing w:line="336" w:lineRule="auto" w:after="180"/>
+      </w:pPr>
+      <w:r>
+        <w:rPr>
+          <w:b w:val="0"/>
+        </w:rPr>
+        <w:t>Lesson and workbook; paper and pencil</w:t>
       </w:r>
     </w:p>
     <w:p>
@@ -271,7 +292,7 @@
         <w:rPr>
           <w:b w:val="0"/>
         </w:rPr>
-        <w:t>Without opening the old lesson, explain one key idea from Research ethics and consent. Give an example and a mistake that the idea helps you avoid.</w:t>
+        <w:t>Calculator and optional local Python 3 for arithmetic; no live API or private data</w:t>
       </w:r>
     </w:p>
     <w:p>
@@ -282,19 +303,7 @@
         <w:rPr>
           <w:b w:val="0"/>
         </w:rPr>
-        <w:t xml:space="preserve">Look for: Explain the </w:t>
-      </w:r>
-      <w:r>
-        <w:rPr>
-          <w:b/>
-        </w:rPr>
-        <w:t>mechanism</w:t>
-      </w:r>
-      <w:r>
-        <w:rPr>
-          <w:b w:val="0"/>
-        </w:rPr>
-        <w:t xml:space="preserve"> and terminology of research ethics and consent</w:t>
+        <w:t>Prepare the fresh retry separately and withhold its solution until after collection</w:t>
       </w:r>
     </w:p>
     <w:p>
@@ -305,7 +314,31 @@
         <w:rPr>
           <w:b w:val="0"/>
         </w:rPr>
-        <w:t>Reference example, not the only acceptable wording: Teacher explanation: Research ethics considers purpose, burden, voluntary participation and consequences.</w:t>
+        <w:t xml:space="preserve">A result depends on the </w:t>
+      </w:r>
+      <w:r>
+        <w:rPr>
+          <w:b/>
+        </w:rPr>
+        <w:t>input</w:t>
+      </w:r>
+      <w:r>
+        <w:rPr>
+          <w:b w:val="0"/>
+        </w:rPr>
+        <w:t xml:space="preserve">s, procedure and conditions that produced it. Preserve data roles and distinguish observed outcomes from </w:t>
+      </w:r>
+      <w:r>
+        <w:rPr>
+          <w:b/>
+        </w:rPr>
+        <w:t>prediction</w:t>
+      </w:r>
+      <w:r>
+        <w:rPr>
+          <w:b w:val="0"/>
+        </w:rPr>
+        <w:t>s or unmeasured conditions.</w:t>
       </w:r>
     </w:p>
     <w:p>
@@ -316,26 +349,26 @@
         <w:rPr>
           <w:b w:val="0"/>
         </w:rPr>
-        <w:t>Approval to teach does not automatically authorise a research data collection. Use fictional records for this course.</w:t>
+        <w:t>If the prior concept cannot be explained, use a short retrieval activity before this chapter.</w:t>
       </w:r>
     </w:p>
     <w:p>
       <w:pPr>
-        <w:spacing w:line="336" w:lineRule="auto" w:after="180"/>
-      </w:pPr>
-      <w:r>
-        <w:rPr>
-          <w:b w:val="0"/>
-        </w:rPr>
-        <w:t>For the supplied classroom policy, a real study needs responsible review, plain-language purpose, opt-in consent and withdrawal handling before collection. Do not implement real recruitment in this exercise.</w:t>
+        <w:pStyle w:val="Heading2"/>
+      </w:pPr>
+      <w:r>
+        <w:t>Opening retrieval</w:t>
       </w:r>
     </w:p>
     <w:p>
       <w:pPr>
-        <w:pStyle w:val="Heading3"/>
-      </w:pPr>
-      <w:r>
-        <w:t>Sensitivity analysis</w:t>
+        <w:spacing w:line="336" w:lineRule="auto" w:after="180"/>
+      </w:pPr>
+      <w:r>
+        <w:rPr>
+          <w:b w:val="0"/>
+        </w:rPr>
+        <w:t>Without opening the old lesson, explain one key idea from Research ethics and consent. Give an example and a mistake that the idea helps you avoid.</w:t>
       </w:r>
     </w:p>
     <w:p>
@@ -346,7 +379,19 @@
         <w:rPr>
           <w:b w:val="0"/>
         </w:rPr>
-        <w:t>Without opening the old lesson, explain one key idea from Sensitivity analysis. Give an example and a mistake that the idea helps you avoid.</w:t>
+        <w:t xml:space="preserve">Look for: Explain the </w:t>
+      </w:r>
+      <w:r>
+        <w:rPr>
+          <w:b/>
+        </w:rPr>
+        <w:t>mechanism</w:t>
+      </w:r>
+      <w:r>
+        <w:rPr>
+          <w:b w:val="0"/>
+        </w:rPr>
+        <w:t xml:space="preserve"> and terminology of research ethics and consent</w:t>
       </w:r>
     </w:p>
     <w:p>
@@ -357,19 +402,7 @@
         <w:rPr>
           <w:b w:val="0"/>
         </w:rPr>
-        <w:t xml:space="preserve">Look for: Explain the </w:t>
-      </w:r>
-      <w:r>
-        <w:rPr>
-          <w:b/>
-        </w:rPr>
-        <w:t>mechanism</w:t>
-      </w:r>
-      <w:r>
-        <w:rPr>
-          <w:b w:val="0"/>
-        </w:rPr>
-        <w:t xml:space="preserve"> and terminology of sensitivity analysis</w:t>
+        <w:t>Reference example, not the only acceptable wording: Teacher explanation: Research ethics considers purpose, burden, voluntary participation and consequences.</w:t>
       </w:r>
     </w:p>
     <w:p>
@@ -380,7 +413,7 @@
         <w:rPr>
           <w:b w:val="0"/>
         </w:rPr>
-        <w:t>Reference example, not the only acceptable wording: Teacher explanation: Sensitivity analysis checks whether a conclusion changes under plausible settings or analysis choices.</w:t>
+        <w:t>Approval to teach does not automatically authorise a research data collection. Use fictional records for this course.</w:t>
       </w:r>
     </w:p>
     <w:p>
@@ -391,7 +424,7 @@
         <w:rPr>
           <w:b w:val="0"/>
         </w:rPr>
-        <w:t>It should not secretly select the most favourable result. Prespecify a range and preserve all results. Distinguish robustness across settings from proof beyond the tested range.</w:t>
+        <w:t>For the supplied classroom policy, a real study needs responsible review, plain-language purpose, opt-in consent and withdrawal handling before collection. Do not implement real recruitment in this exercise.</w:t>
       </w:r>
     </w:p>
     <w:p>
@@ -402,15 +435,30 @@
         <w:rPr>
           <w:b w:val="0"/>
         </w:rPr>
-        <w:t>Settings affecting data roles require special caution.</w:t>
+        <w:t>Without opening the old lesson, explain one key idea from Sensitivity analysis. Give an example and a mistake that the idea helps you avoid.</w:t>
       </w:r>
     </w:p>
     <w:p>
       <w:pPr>
-        <w:pStyle w:val="Heading3"/>
-      </w:pPr>
-      <w:r>
-        <w:t>Statistical tests and assumptions</w:t>
+        <w:spacing w:line="336" w:lineRule="auto" w:after="180"/>
+      </w:pPr>
+      <w:r>
+        <w:rPr>
+          <w:b w:val="0"/>
+        </w:rPr>
+        <w:t xml:space="preserve">Look for: Explain the </w:t>
+      </w:r>
+      <w:r>
+        <w:rPr>
+          <w:b/>
+        </w:rPr>
+        <w:t>mechanism</w:t>
+      </w:r>
+      <w:r>
+        <w:rPr>
+          <w:b w:val="0"/>
+        </w:rPr>
+        <w:t xml:space="preserve"> and terminology of sensitivity analysis</w:t>
       </w:r>
     </w:p>
     <w:p>
@@ -421,7 +469,7 @@
         <w:rPr>
           <w:b w:val="0"/>
         </w:rPr>
-        <w:t>Without opening the old lesson, explain one key idea from Statistical tests and assumptions. Give an example and a mistake that the idea helps you avoid.</w:t>
+        <w:t>Reference example, not the only acceptable wording: Teacher explanation: Sensitivity analysis checks whether a conclusion changes under plausible settings or analysis choices.</w:t>
       </w:r>
     </w:p>
     <w:p>
@@ -432,19 +480,7 @@
         <w:rPr>
           <w:b w:val="0"/>
         </w:rPr>
-        <w:t xml:space="preserve">Look for: Explain the </w:t>
-      </w:r>
-      <w:r>
-        <w:rPr>
-          <w:b/>
-        </w:rPr>
-        <w:t>mechanism</w:t>
-      </w:r>
-      <w:r>
-        <w:rPr>
-          <w:b w:val="0"/>
-        </w:rPr>
-        <w:t xml:space="preserve"> and terminology of statistical tests and assumptions</w:t>
+        <w:t>It should not secretly select the most favourable result. Prespecify a range and preserve all results. Distinguish robustness across settings from proof beyond the tested range.</w:t>
       </w:r>
     </w:p>
     <w:p>
@@ -455,19 +491,7 @@
         <w:rPr>
           <w:b w:val="0"/>
         </w:rPr>
-        <w:t xml:space="preserve">Reference example, not the only acceptable wording: Teacher explanation: A statistical test compares observed </w:t>
-      </w:r>
-      <w:r>
-        <w:rPr>
-          <w:b/>
-        </w:rPr>
-        <w:t>evidence</w:t>
-      </w:r>
-      <w:r>
-        <w:rPr>
-          <w:b w:val="0"/>
-        </w:rPr>
-        <w:t xml:space="preserve"> with a specified null model. A p-value is not the probability that the null hypothesis is true.</w:t>
+        <w:t>Settings affecting data roles require special caution.</w:t>
       </w:r>
     </w:p>
     <w:p>
@@ -478,7 +502,7 @@
         <w:rPr>
           <w:b w:val="0"/>
         </w:rPr>
-        <w:t>Toy paired sign-flip test assumes independent paired differences whose signs are exchangeable under a symmetric zero-effect null. Enumerate all2^n sign assignments, holding magnitudes fixed.</w:t>
+        <w:t>Without opening the old lesson, explain one key idea from Statistical tests and assumptions. Give an example and a mistake that the idea helps you avoid.</w:t>
       </w:r>
     </w:p>
     <w:p>
@@ -489,7 +513,19 @@
         <w:rPr>
           <w:b w:val="0"/>
         </w:rPr>
-        <w:t>Two-sided p is fraction with absolute mean at least the observed absolute mean; use inclusive ties.</w:t>
+        <w:t xml:space="preserve">Look for: Explain the </w:t>
+      </w:r>
+      <w:r>
+        <w:rPr>
+          <w:b/>
+        </w:rPr>
+        <w:t>mechanism</w:t>
+      </w:r>
+      <w:r>
+        <w:rPr>
+          <w:b w:val="0"/>
+        </w:rPr>
+        <w:t xml:space="preserve"> and terminology of statistical tests and assumptions</w:t>
       </w:r>
     </w:p>
     <w:p>
@@ -500,31 +536,19 @@
         <w:rPr>
           <w:b w:val="0"/>
         </w:rPr>
-        <w:t xml:space="preserve">Compact alternative: two 45-minute sessions for the core explanation and W1–W5 only. The main plan uses three sessions; schedule further time for the complete investigation, project, visual journey and any code examples. </w:t>
+        <w:t xml:space="preserve">Reference example, not the only acceptable wording: Teacher explanation: A statistical test compares observed </w:t>
       </w:r>
       <w:r>
         <w:rPr>
           <w:b/>
         </w:rPr>
-        <w:t>Data governance</w:t>
+        <w:t>evidence</w:t>
       </w:r>
       <w:r>
         <w:rPr>
           <w:b w:val="0"/>
         </w:rPr>
-        <w:t xml:space="preserve"> specifies who may use which records, for what purpose and for how long. Coded data can still be reidentifiable. Use the supplied constructed scenarios to make the </w:t>
-      </w:r>
-      <w:r>
-        <w:rPr>
-          <w:b/>
-        </w:rPr>
-        <w:t>mechanism</w:t>
-      </w:r>
-      <w:r>
-        <w:rPr>
-          <w:b w:val="0"/>
-        </w:rPr>
-        <w:t xml:space="preserve"> inspectable.</w:t>
+        <w:t xml:space="preserve"> with a specified null model. A p-value is not the probability that the null hypothesis is true.</w:t>
       </w:r>
     </w:p>
     <w:p>
@@ -535,56 +559,26 @@
         <w:rPr>
           <w:b w:val="0"/>
         </w:rPr>
-        <w:t xml:space="preserve">Collect W4 before sharing solutions. Students should name intermediate </w:t>
-      </w:r>
-      <w:r>
-        <w:rPr>
-          <w:b/>
-        </w:rPr>
-        <w:t>evidence</w:t>
-      </w:r>
-      <w:r>
-        <w:rPr>
-          <w:b w:val="0"/>
-        </w:rPr>
-        <w:t xml:space="preserve"> and limitations; classroom pacing and learning effectiveness remain unvalidated.</w:t>
+        <w:t>Toy paired sign-flip test assumes independent paired differences whose signs are exchangeable under a symmetric zero-effect null. Enumerate all2^n sign assignments, holding magnitudes fixed.</w:t>
       </w:r>
     </w:p>
     <w:p>
       <w:pPr>
-        <w:pStyle w:val="Heading3"/>
-      </w:pPr>
-      <w:r>
-        <w:t>Outcomes</w:t>
+        <w:spacing w:line="336" w:lineRule="auto" w:after="180"/>
+      </w:pPr>
+      <w:r>
+        <w:rPr>
+          <w:b w:val="0"/>
+        </w:rPr>
+        <w:t>Two-sided p is fraction with absolute mean at least the observed absolute mean; use inclusive ties.</w:t>
       </w:r>
     </w:p>
     <w:p>
       <w:pPr>
-        <w:spacing w:line="336" w:lineRule="auto" w:after="180"/>
-      </w:pPr>
-      <w:r>
-        <w:rPr>
-          <w:b w:val="0"/>
-        </w:rPr>
-        <w:t xml:space="preserve">Explain the </w:t>
-      </w:r>
-      <w:r>
-        <w:rPr>
-          <w:b/>
-        </w:rPr>
-        <w:t>mechanism</w:t>
-      </w:r>
-      <w:r>
-        <w:rPr>
-          <w:b w:val="0"/>
-        </w:rPr>
-        <w:t xml:space="preserve"> and terminology of privacy and </w:t>
-      </w:r>
-      <w:r>
-        <w:rPr>
-          <w:b/>
-        </w:rPr>
-        <w:t>data governance</w:t>
+        <w:pStyle w:val="Heading2"/>
+      </w:pPr>
+      <w:r>
+        <w:t>Pictured end goal</w:t>
       </w:r>
     </w:p>
     <w:p>
@@ -595,18 +589,27 @@
         <w:rPr>
           <w:b w:val="0"/>
         </w:rPr>
-        <w:t>Apply the stated procedure to a new case with a traceable result</w:t>
+        <w:t xml:space="preserve">Explain privacy and </w:t>
+      </w:r>
+      <w:r>
+        <w:rPr>
+          <w:b/>
+        </w:rPr>
+        <w:t>data governance</w:t>
+      </w:r>
+      <w:r>
+        <w:rPr>
+          <w:b w:val="0"/>
+        </w:rPr>
+        <w:t xml:space="preserve"> using the records and boundaries of this fictional investigation.</w:t>
       </w:r>
     </w:p>
     <w:p>
       <w:pPr>
-        <w:spacing w:line="336" w:lineRule="auto" w:after="180"/>
-      </w:pPr>
-      <w:r>
-        <w:rPr>
-          <w:b w:val="0"/>
-        </w:rPr>
-        <w:t>Identify an assumption or limitation and design a revealing follow-up</w:t>
+        <w:pStyle w:val="Heading2"/>
+      </w:pPr>
+      <w:r>
+        <w:t>Earlier wording, alternatives and picture transcripts · reference / check after trying</w:t>
       </w:r>
     </w:p>
     <w:p>
@@ -614,40 +617,31 @@
         <w:pStyle w:val="Heading3"/>
       </w:pPr>
       <w:r>
-        <w:t>Preparation</w:t>
+        <w:t>Teach the learning cycle</w:t>
       </w:r>
     </w:p>
     <w:p>
       <w:pPr>
-        <w:spacing w:line="336" w:lineRule="auto" w:after="180"/>
-      </w:pPr>
-      <w:r>
-        <w:rPr>
-          <w:b w:val="0"/>
-        </w:rPr>
-        <w:t>Lesson and workbook; paper and pencil</w:t>
+        <w:pStyle w:val="Heading3"/>
+      </w:pPr>
+      <w:r>
+        <w:t>Retrieval answer guidance</w:t>
       </w:r>
     </w:p>
     <w:p>
       <w:pPr>
-        <w:spacing w:line="336" w:lineRule="auto" w:after="180"/>
-      </w:pPr>
-      <w:r>
-        <w:rPr>
-          <w:b w:val="0"/>
-        </w:rPr>
-        <w:t>Calculator and optional local Python 3 for arithmetic; no live API or private data</w:t>
+        <w:pStyle w:val="Heading3"/>
+      </w:pPr>
+      <w:r>
+        <w:t>Research ethics and consent</w:t>
       </w:r>
     </w:p>
     <w:p>
       <w:pPr>
-        <w:spacing w:line="336" w:lineRule="auto" w:after="180"/>
-      </w:pPr>
-      <w:r>
-        <w:rPr>
-          <w:b w:val="0"/>
-        </w:rPr>
-        <w:t>Prepare the fresh retry separately and withhold its solution until after collection</w:t>
+        <w:pStyle w:val="Heading3"/>
+      </w:pPr>
+      <w:r>
+        <w:t>Sensitivity analysis</w:t>
       </w:r>
     </w:p>
     <w:p>
@@ -655,7 +649,7 @@
         <w:pStyle w:val="Heading3"/>
       </w:pPr>
       <w:r>
-        <w:t>Prerequisite answer</w:t>
+        <w:t>Statistical tests and assumptions</w:t>
       </w:r>
     </w:p>
     <w:p>
@@ -666,31 +660,31 @@
         <w:rPr>
           <w:b w:val="0"/>
         </w:rPr>
-        <w:t xml:space="preserve">A result depends on the </w:t>
+        <w:t xml:space="preserve">Compact alternative: two 45-minute sessions for the core explanation and W1–W5 only. The main plan uses three sessions; schedule further time for the complete investigation, project, visual journey and any code examples. </w:t>
       </w:r>
       <w:r>
         <w:rPr>
           <w:b/>
         </w:rPr>
-        <w:t>input</w:t>
+        <w:t>Data governance</w:t>
       </w:r>
       <w:r>
         <w:rPr>
           <w:b w:val="0"/>
         </w:rPr>
-        <w:t xml:space="preserve">s, procedure and conditions that produced it. Preserve data roles and distinguish observed outcomes from </w:t>
+        <w:t xml:space="preserve"> specifies who may use which records, for what purpose and for how long. Coded data can still be reidentifiable. Use the supplied constructed scenarios to make the </w:t>
       </w:r>
       <w:r>
         <w:rPr>
           <w:b/>
         </w:rPr>
-        <w:t>prediction</w:t>
+        <w:t>mechanism</w:t>
       </w:r>
       <w:r>
         <w:rPr>
           <w:b w:val="0"/>
         </w:rPr>
-        <w:t>s or unmeasured conditions.</w:t>
+        <w:t xml:space="preserve"> inspectable.</w:t>
       </w:r>
     </w:p>
     <w:p>
@@ -701,7 +695,19 @@
         <w:rPr>
           <w:b w:val="0"/>
         </w:rPr>
-        <w:t>If the prior concept cannot be explained, use a short retrieval activity before this chapter.</w:t>
+        <w:t xml:space="preserve">Collect W4 before sharing solutions. Students should name intermediate </w:t>
+      </w:r>
+      <w:r>
+        <w:rPr>
+          <w:b/>
+        </w:rPr>
+        <w:t>evidence</w:t>
+      </w:r>
+      <w:r>
+        <w:rPr>
+          <w:b w:val="0"/>
+        </w:rPr>
+        <w:t xml:space="preserve"> and limitations; classroom pacing and learning effectiveness remain unvalidated.</w:t>
       </w:r>
     </w:p>
     <w:p>
@@ -709,7 +715,7 @@
         <w:pStyle w:val="Heading3"/>
       </w:pPr>
       <w:r>
-        <w:t>End goal for the pictorial case</w:t>
+        <w:t>Outcomes</w:t>
       </w:r>
     </w:p>
     <w:p>
@@ -720,19 +726,25 @@
         <w:rPr>
           <w:b w:val="0"/>
         </w:rPr>
-        <w:t xml:space="preserve">Explain privacy and </w:t>
+        <w:t xml:space="preserve">Explain the </w:t>
       </w:r>
       <w:r>
         <w:rPr>
           <w:b/>
         </w:rPr>
+        <w:t>mechanism</w:t>
+      </w:r>
+      <w:r>
+        <w:rPr>
+          <w:b w:val="0"/>
+        </w:rPr>
+        <w:t xml:space="preserve"> and terminology of privacy and </w:t>
+      </w:r>
+      <w:r>
+        <w:rPr>
+          <w:b/>
+        </w:rPr>
         <w:t>data governance</w:t>
-      </w:r>
-      <w:r>
-        <w:rPr>
-          <w:b w:val="0"/>
-        </w:rPr>
-        <w:t xml:space="preserve"> using the records and boundaries of this fictional investigation.</w:t>
       </w:r>
     </w:p>
     <w:p>
@@ -743,37 +755,34 @@
         <w:rPr>
           <w:b w:val="0"/>
         </w:rPr>
-        <w:t>This added worked case illustrates the week’s main idea. Retain all original and connected topics; schedule its practice within the teaching cycle.</w:t>
+        <w:t>Apply the stated procedure to a new case with a traceable result</w:t>
       </w:r>
     </w:p>
     <w:p>
       <w:pPr>
-        <w:pStyle w:val="Heading1"/>
-      </w:pPr>
-      <w:r>
-        <w:t>02. Explain and model the mechanism</w:t>
+        <w:spacing w:line="336" w:lineRule="auto" w:after="180"/>
+      </w:pPr>
+      <w:r>
+        <w:rPr>
+          <w:b w:val="0"/>
+        </w:rPr>
+        <w:t>Identify an assumption or limitation and design a revealing follow-up</w:t>
       </w:r>
     </w:p>
     <w:p>
-      <w:r>
-        <w:t>Model Privacy and data governance using the supplied case, labelled mechanism and reasoning. Make the scope of each conclusion explicit.</w:t>
+      <w:pPr>
+        <w:pStyle w:val="Heading3"/>
+      </w:pPr>
+      <w:r>
+        <w:t>Preparation</w:t>
       </w:r>
     </w:p>
     <w:p>
       <w:pPr>
-        <w:spacing w:line="336" w:lineRule="auto" w:after="180"/>
-      </w:pPr>
-      <w:r>
-        <w:rPr>
-          <w:b/>
-        </w:rPr>
-        <w:t>Data governance</w:t>
-      </w:r>
-      <w:r>
-        <w:rPr>
-          <w:b w:val="0"/>
-        </w:rPr>
-        <w:t xml:space="preserve"> specifies who may use which records, for what purpose and for how long. Coded data can still be reidentifiable.</w:t>
+        <w:pStyle w:val="Heading3"/>
+      </w:pPr>
+      <w:r>
+        <w:t>Prerequisite answer</w:t>
       </w:r>
     </w:p>
     <w:p>
@@ -781,7 +790,7 @@
         <w:pStyle w:val="Heading3"/>
       </w:pPr>
       <w:r>
-        <w:t>Explain Privacy and data governance · 1</w:t>
+        <w:t>End goal for the pictorial case</w:t>
       </w:r>
     </w:p>
     <w:p>
@@ -792,37 +801,1624 @@
         <w:rPr>
           <w:b w:val="0"/>
         </w:rPr>
-        <w:t>Begin by writing the question the procedure is intended to answer. Identify the information already supplied, the information it will produce and the information still missing.</w:t>
+        <w:t>This added worked case illustrates the week’s main idea. Retain all original and connected topics; schedule its practice within the teaching cycle.</w:t>
       </w:r>
     </w:p>
     <w:p>
       <w:pPr>
-        <w:spacing w:line="336" w:lineRule="auto" w:after="180"/>
-      </w:pPr>
-      <w:r>
-        <w:rPr>
-          <w:b w:val="0"/>
-        </w:rPr>
-        <w:t>These are constructed classroom examples; they do not require live accounts, private records or an external service. Do not treat a plausible explanation as a measured outcome.</w:t>
+        <w:pStyle w:val="Heading1"/>
+      </w:pPr>
+      <w:r>
+        <w:t>02. Teach governance as an evidence-backed data-flow design</w:t>
       </w:r>
     </w:p>
     <w:p>
-      <w:pPr>
-        <w:spacing w:line="336" w:lineRule="auto" w:after="180"/>
-      </w:pPr>
-      <w:r>
-        <w:rPr>
-          <w:b w:val="0"/>
-        </w:rPr>
-        <w:t>For fictional records separate participant-code table from analysis values; limit access and retention. Remove unnecessary fields and small-group details before a permitted aggregate export.</w:t>
+      <w:r>
+        <w:t>Assess purpose, readers and remaining linkage routes rather than a name-removal checklist.</w:t>
       </w:r>
     </w:p>
     <w:p>
       <w:pPr>
+        <w:pStyle w:val="Heading2"/>
+      </w:pPr>
+      <w:r>
+        <w:t>Definitions and complete fictional contract</w:t>
+      </w:r>
+    </w:p>
+    <w:p>
+      <w:pPr>
+        <w:spacing w:line="336" w:lineRule="auto" w:after="180"/>
+      </w:pPr>
+      <w:r>
+        <w:rPr>
+          <w:b/>
+        </w:rPr>
+        <w:t>Data governance</w:t>
+      </w:r>
+      <w:r>
+        <w:rPr>
+          <w:b w:val="0"/>
+        </w:rPr>
+        <w:t xml:space="preserve"> specifies who may use which records, for what purpose and for how long. Coded data can still be reidentifiable.</w:t>
+      </w:r>
+    </w:p>
+    <w:p>
+      <w:pPr>
+        <w:spacing w:line="336" w:lineRule="auto" w:after="180"/>
+      </w:pPr>
+      <w:r>
+        <w:rPr>
+          <w:b w:val="0"/>
+        </w:rPr>
+        <w:t>For fictional records separate participant-code table from analysis values; limit access and retention. Remove unnecessary fields and small-group details before a permitted aggregate export.</w:t>
+      </w:r>
+    </w:p>
+    <w:tbl>
+      <w:tblPr>
+        <w:tblStyle w:val="LightShading-Accent1"/>
+        <w:tblW w:type="auto" w:w="0"/>
+        <w:tblLook w:firstColumn="1" w:firstRow="1" w:lastColumn="0" w:lastRow="0" w:noHBand="0" w:noVBand="1" w:val="04A0"/>
+      </w:tblPr>
+      <w:tblGrid>
+        <w:gridCol w:w="5112"/>
+        <w:gridCol w:w="5112"/>
+      </w:tblGrid>
+      <w:tr>
+        <w:trPr>
+          <w:tblHeader/>
+        </w:trPr>
+        <w:tc>
+          <w:tcPr>
+            <w:tcW w:type="dxa" w:w="5112"/>
+          </w:tcPr>
+          <w:p>
+            <w:r>
+              <w:t>Governance item</w:t>
+            </w:r>
+          </w:p>
+        </w:tc>
+        <w:tc>
+          <w:tcPr>
+            <w:tcW w:type="dxa" w:w="5112"/>
+          </w:tcPr>
+          <w:p>
+            <w:r>
+              <w:t>Complete fictional exercise contract</w:t>
+            </w:r>
+          </w:p>
+        </w:tc>
+      </w:tr>
+      <w:tr>
+        <w:tc>
+          <w:tcPr>
+            <w:tcW w:type="dxa" w:w="5112"/>
+          </w:tcPr>
+          <w:p>
+            <w:r>
+              <w:t>Named purpose</w:t>
+            </w:r>
+          </w:p>
+        </w:tc>
+        <w:tc>
+          <w:tcPr>
+            <w:tcW w:type="dxa" w:w="5112"/>
+          </w:tcPr>
+          <w:p>
+            <w:r>
+              <w:t>Task-score analysis using fictional records</w:t>
+            </w:r>
+          </w:p>
+        </w:tc>
+      </w:tr>
+      <w:tr>
+        <w:tc>
+          <w:tcPr>
+            <w:tcW w:type="dxa" w:w="5112"/>
+          </w:tcPr>
+          <w:p>
+            <w:r>
+              <w:t>Analysis fields needed in the picture</w:t>
+            </w:r>
+          </w:p>
+        </w:tc>
+        <w:tc>
+          <w:tcPr>
+            <w:tcW w:type="dxa" w:w="5112"/>
+          </w:tcPr>
+          <w:p>
+            <w:r>
+              <w:t>Random participant code and task score</w:t>
+            </w:r>
+          </w:p>
+        </w:tc>
+      </w:tr>
+      <w:tr>
+        <w:tc>
+          <w:tcPr>
+            <w:tcW w:type="dxa" w:w="5112"/>
+          </w:tcPr>
+          <w:p>
+            <w:r>
+              <w:t>Unnecessary main-export details</w:t>
+            </w:r>
+          </w:p>
+        </w:tc>
+        <w:tc>
+          <w:tcPr>
+            <w:tcW w:type="dxa" w:w="5112"/>
+          </w:tcPr>
+          <w:p>
+            <w:r>
+              <w:t>Exact birth date, classroom and rare condition are not needed for this toy purpose</w:t>
+            </w:r>
+          </w:p>
+        </w:tc>
+      </w:tr>
+      <w:tr>
+        <w:tc>
+          <w:tcPr>
+            <w:tcW w:type="dxa" w:w="5112"/>
+          </w:tcPr>
+          <w:p>
+            <w:r>
+              <w:t>Separate key</w:t>
+            </w:r>
+          </w:p>
+        </w:tc>
+        <w:tc>
+          <w:tcPr>
+            <w:tcW w:type="dxa" w:w="5112"/>
+          </w:tcPr>
+          <w:p>
+            <w:r>
+              <w:t>Code-to-identity link; restricted withdrawal role only</w:t>
+            </w:r>
+          </w:p>
+        </w:tc>
+      </w:tr>
+      <w:tr>
+        <w:tc>
+          <w:tcPr>
+            <w:tcW w:type="dxa" w:w="5112"/>
+          </w:tcPr>
+          <w:p>
+            <w:r>
+              <w:t>Analyst role</w:t>
+            </w:r>
+          </w:p>
+        </w:tc>
+        <w:tc>
+          <w:tcPr>
+            <w:tcW w:type="dxa" w:w="5112"/>
+          </w:tcPr>
+          <w:p>
+            <w:r>
+              <w:t>Reads analysis values, not the identity key under this design</w:t>
+            </w:r>
+          </w:p>
+        </w:tc>
+      </w:tr>
+      <w:tr>
+        <w:tc>
+          <w:tcPr>
+            <w:tcW w:type="dxa" w:w="5112"/>
+          </w:tcPr>
+          <w:p>
+            <w:r>
+              <w:t>Public output in the proposed repair</w:t>
+            </w:r>
+          </w:p>
+        </w:tc>
+        <w:tc>
+          <w:tcPr>
+            <w:tcW w:type="dxa" w:w="5112"/>
+          </w:tcPr>
+          <w:p>
+            <w:r>
+              <w:t>No row-level public output; any later aggregate needs its own disclosure check</w:t>
+            </w:r>
+          </w:p>
+        </w:tc>
+      </w:tr>
+      <w:tr>
+        <w:tc>
+          <w:tcPr>
+            <w:tcW w:type="dxa" w:w="5112"/>
+          </w:tcPr>
+          <w:p>
+            <w:r>
+              <w:t>Retention in the proposed repair</w:t>
+            </w:r>
+          </w:p>
+        </w:tc>
+        <w:tc>
+          <w:tcPr>
+            <w:tcW w:type="dxa" w:w="5112"/>
+          </w:tcPr>
+          <w:p>
+            <w:r>
+              <w:t>Demo plan: delete analysis and key at exercise end; this is a proposal, not executed deletion</w:t>
+            </w:r>
+          </w:p>
+        </w:tc>
+      </w:tr>
+      <w:tr>
+        <w:tc>
+          <w:tcPr>
+            <w:tcW w:type="dxa" w:w="5112"/>
+          </w:tcPr>
+          <w:p>
+            <w:r>
+              <w:t>Subgroup policy for the independent case</w:t>
+            </w:r>
+          </w:p>
+        </w:tc>
+        <w:tc>
+          <w:tcPr>
+            <w:tcW w:type="dxa" w:w="5112"/>
+          </w:tcPr>
+          <w:p>
+            <w:r>
+              <w:t>Do not report groups smaller than five</w:t>
+            </w:r>
+          </w:p>
+        </w:tc>
+      </w:tr>
+      <w:tr>
+        <w:tc>
+          <w:tcPr>
+            <w:tcW w:type="dxa" w:w="5112"/>
+          </w:tcPr>
+          <w:p>
+            <w:r>
+              <w:t>Evidence limit</w:t>
+            </w:r>
+          </w:p>
+        </w:tc>
+        <w:tc>
+          <w:tcPr>
+            <w:tcW w:type="dxa" w:w="5112"/>
+          </w:tcPr>
+          <w:p>
+            <w:r>
+              <w:t>Metadata checks do not prove anonymity, actual access control, consent or safe export</w:t>
+            </w:r>
+          </w:p>
+        </w:tc>
+      </w:tr>
+    </w:tbl>
+    <w:p>
+      <w:pPr>
+        <w:pStyle w:val="Heading2"/>
+      </w:pPr>
+      <w:r>
+        <w:t>Main field ledger and checked teacher reasoning</w:t>
+      </w:r>
+    </w:p>
+    <w:tbl>
+      <w:tblPr>
+        <w:tblStyle w:val="LightShading-Accent1"/>
+        <w:tblW w:type="auto" w:w="0"/>
+        <w:tblLook w:firstColumn="1" w:firstRow="1" w:lastColumn="0" w:lastRow="0" w:noHBand="0" w:noVBand="1" w:val="04A0"/>
+      </w:tblPr>
+      <w:tblGrid>
+        <w:gridCol w:w="3408"/>
+        <w:gridCol w:w="3408"/>
+        <w:gridCol w:w="3408"/>
+      </w:tblGrid>
+      <w:tr>
+        <w:trPr>
+          <w:tblHeader/>
+        </w:trPr>
+        <w:tc>
+          <w:tcPr>
+            <w:tcW w:type="dxa" w:w="3408"/>
+          </w:tcPr>
+          <w:p>
+            <w:r>
+              <w:t>Main export field</w:t>
+            </w:r>
+          </w:p>
+        </w:tc>
+        <w:tc>
+          <w:tcPr>
+            <w:tcW w:type="dxa" w:w="3408"/>
+          </w:tcPr>
+          <w:p>
+            <w:r>
+              <w:t>Reason for concern</w:t>
+            </w:r>
+          </w:p>
+        </w:tc>
+        <w:tc>
+          <w:tcPr>
+            <w:tcW w:type="dxa" w:w="3408"/>
+          </w:tcPr>
+          <w:p>
+            <w:r>
+              <w:t>Toy-purpose action</w:t>
+            </w:r>
+          </w:p>
+        </w:tc>
+      </w:tr>
+      <w:tr>
+        <w:tc>
+          <w:tcPr>
+            <w:tcW w:type="dxa" w:w="3408"/>
+          </w:tcPr>
+          <w:p>
+            <w:r>
+              <w:t>Coded ID</w:t>
+            </w:r>
+          </w:p>
+        </w:tc>
+        <w:tc>
+          <w:tcPr>
+            <w:tcW w:type="dxa" w:w="3408"/>
+          </w:tcPr>
+          <w:p>
+            <w:r>
+              <w:t>May link to other records or a key</w:t>
+            </w:r>
+          </w:p>
+        </w:tc>
+        <w:tc>
+          <w:tcPr>
+            <w:tcW w:type="dxa" w:w="3408"/>
+          </w:tcPr>
+          <w:p>
+            <w:r>
+              <w:t>Restrict under the declared role plan</w:t>
+            </w:r>
+          </w:p>
+        </w:tc>
+      </w:tr>
+      <w:tr>
+        <w:tc>
+          <w:tcPr>
+            <w:tcW w:type="dxa" w:w="3408"/>
+          </w:tcPr>
+          <w:p>
+            <w:r>
+              <w:t>Exact birth date</w:t>
+            </w:r>
+          </w:p>
+        </w:tc>
+        <w:tc>
+          <w:tcPr>
+            <w:tcW w:type="dxa" w:w="3408"/>
+          </w:tcPr>
+          <w:p>
+            <w:r>
+              <w:t>Detailed identifying combination</w:t>
+            </w:r>
+          </w:p>
+        </w:tc>
+        <w:tc>
+          <w:tcPr>
+            <w:tcW w:type="dxa" w:w="3408"/>
+          </w:tcPr>
+          <w:p>
+            <w:r>
+              <w:t>Remove from the task-score analysis proposal</w:t>
+            </w:r>
+          </w:p>
+        </w:tc>
+      </w:tr>
+      <w:tr>
+        <w:tc>
+          <w:tcPr>
+            <w:tcW w:type="dxa" w:w="3408"/>
+          </w:tcPr>
+          <w:p>
+            <w:r>
+              <w:t>Classroom</w:t>
+            </w:r>
+          </w:p>
+        </w:tc>
+        <w:tc>
+          <w:tcPr>
+            <w:tcW w:type="dxa" w:w="3408"/>
+          </w:tcPr>
+          <w:p>
+            <w:r>
+              <w:t>Narrows the possible people</w:t>
+            </w:r>
+          </w:p>
+        </w:tc>
+        <w:tc>
+          <w:tcPr>
+            <w:tcW w:type="dxa" w:w="3408"/>
+          </w:tcPr>
+          <w:p>
+            <w:r>
+              <w:t>Remove unnecessary detail</w:t>
+            </w:r>
+          </w:p>
+        </w:tc>
+      </w:tr>
+      <w:tr>
+        <w:tc>
+          <w:tcPr>
+            <w:tcW w:type="dxa" w:w="3408"/>
+          </w:tcPr>
+          <w:p>
+            <w:r>
+              <w:t>Rare condition</w:t>
+            </w:r>
+          </w:p>
+        </w:tc>
+        <w:tc>
+          <w:tcPr>
+            <w:tcW w:type="dxa" w:w="3408"/>
+          </w:tcPr>
+          <w:p>
+            <w:r>
+              <w:t>Can identify through unusual combinations</w:t>
+            </w:r>
+          </w:p>
+        </w:tc>
+        <w:tc>
+          <w:tcPr>
+            <w:tcW w:type="dxa" w:w="3408"/>
+          </w:tcPr>
+          <w:p>
+            <w:r>
+              <w:t>Remove from this toy-purpose proposal</w:t>
+            </w:r>
+          </w:p>
+        </w:tc>
+      </w:tr>
+      <w:tr>
+        <w:tc>
+          <w:tcPr>
+            <w:tcW w:type="dxa" w:w="3408"/>
+          </w:tcPr>
+          <w:p>
+            <w:r>
+              <w:t>No names in export</w:t>
+            </w:r>
+          </w:p>
+        </w:tc>
+        <w:tc>
+          <w:tcPr>
+            <w:tcW w:type="dxa" w:w="3408"/>
+          </w:tcPr>
+          <w:p>
+            <w:r>
+              <w:t>Does not remove all linkage routes</w:t>
+            </w:r>
+          </w:p>
+        </w:tc>
+        <w:tc>
+          <w:tcPr>
+            <w:tcW w:type="dxa" w:w="3408"/>
+          </w:tcPr>
+          <w:p>
+            <w:r>
+              <w:t>Do not label it guaranteed anonymous</w:t>
+            </w:r>
+          </w:p>
+        </w:tc>
+      </w:tr>
+      <w:tr>
+        <w:tc>
+          <w:tcPr>
+            <w:tcW w:type="dxa" w:w="3408"/>
+          </w:tcPr>
+          <w:p>
+            <w:r>
+              <w:t>Missing readers/retention evidence</w:t>
+            </w:r>
+          </w:p>
+        </w:tc>
+        <w:tc>
+          <w:tcPr>
+            <w:tcW w:type="dxa" w:w="3408"/>
+          </w:tcPr>
+          <w:p>
+            <w:r>
+              <w:t>Plan alone does not prove controls</w:t>
+            </w:r>
+          </w:p>
+        </w:tc>
+        <w:tc>
+          <w:tcPr>
+            <w:tcW w:type="dxa" w:w="3408"/>
+          </w:tcPr>
+          <w:p>
+            <w:r>
+              <w:t>Record unresolved checks; do not claim actual protection</w:t>
+            </w:r>
+          </w:p>
+        </w:tc>
+      </w:tr>
+    </w:tbl>
+    <w:p>
+      <w:pPr>
+        <w:spacing w:line="336" w:lineRule="auto" w:after="180"/>
+      </w:pPr>
+      <w:r>
+        <w:rPr>
+          <w:b w:val="0"/>
+        </w:rPr>
+        <w:t>Main coded ID, birth date, classroom and rare condition can remain identifying in combination; removing names does not establish anonymity. For the explicit toy task-score purpose, unnecessary detail is removed in a proposed plan, with roles and retention recorded. Picture code-to-score and restricted code-to-identity tables remain linkable; publishing the key breaks separation.</w:t>
+      </w:r>
+    </w:p>
+    <w:p>
+      <w:pPr>
+        <w:spacing w:line="336" w:lineRule="auto" w:after="180"/>
+      </w:pPr>
+      <w:r>
+        <w:rPr>
+          <w:b w:val="0"/>
+        </w:rPr>
+        <w:t>Metadata checks do not enforce access or delete records. Independent subgroup of one fails the stated minimum-five policy. Do not publish that subgroup; any suppression or grouping proposal must avoid revealing the hidden value through totals and must stay within the allowed purpose. Meeting the size rule at five alone does not guarantee privacy or permission.</w:t>
+      </w:r>
+    </w:p>
+    <w:p>
+      <w:pPr>
+        <w:spacing w:line="336" w:lineRule="auto" w:after="180"/>
+      </w:pPr>
+      <w:r>
+        <w:rPr>
+          <w:b w:val="0"/>
+        </w:rPr>
+        <w:t>No real export, identity lookup or institutional/legal determination occurs.</w:t>
+      </w:r>
+    </w:p>
+    <w:p>
+      <w:pPr>
         <w:pStyle w:val="Heading3"/>
       </w:pPr>
       <w:r>
-        <w:t>Explain Privacy and data governance · 2</w:t>
+        <w:t>Privacy and data governance — evidence trace</w:t>
+      </w:r>
+    </w:p>
+    <w:tbl>
+      <w:tblPr>
+        <w:tblStyle w:val="LightShading-Accent1"/>
+        <w:tblW w:type="auto" w:w="0"/>
+        <w:tblLook w:firstColumn="1" w:firstRow="1" w:lastColumn="0" w:lastRow="0" w:noHBand="0" w:noVBand="1" w:val="04A0"/>
+      </w:tblPr>
+      <w:tblGrid>
+        <w:gridCol w:w="3408"/>
+        <w:gridCol w:w="3408"/>
+        <w:gridCol w:w="3408"/>
+      </w:tblGrid>
+      <w:tr>
+        <w:trPr>
+          <w:tblHeader/>
+        </w:trPr>
+        <w:tc>
+          <w:tcPr>
+            <w:tcW w:type="dxa" w:w="3408"/>
+          </w:tcPr>
+          <w:p>
+            <w:r>
+              <w:t>Input and scope</w:t>
+            </w:r>
+          </w:p>
+        </w:tc>
+        <w:tc>
+          <w:tcPr>
+            <w:tcW w:type="dxa" w:w="3408"/>
+          </w:tcPr>
+          <w:p>
+            <w:r>
+              <w:t>Check or calculation</w:t>
+            </w:r>
+          </w:p>
+        </w:tc>
+        <w:tc>
+          <w:tcPr>
+            <w:tcW w:type="dxa" w:w="3408"/>
+          </w:tcPr>
+          <w:p>
+            <w:r>
+              <w:t>Conclusion and limit</w:t>
+            </w:r>
+          </w:p>
+        </w:tc>
+      </w:tr>
+      <w:tr>
+        <w:tc>
+          <w:tcPr>
+            <w:tcW w:type="dxa" w:w="3408"/>
+          </w:tcPr>
+          <w:p>
+            <w:r>
+              <w:t>Export has coded ID, exact birth date, classroom and rare condition. Team calls it anonymous because names are removed.</w:t>
+            </w:r>
+          </w:p>
+        </w:tc>
+        <w:tc>
+          <w:tcPr>
+            <w:tcW w:type="dxa" w:w="3408"/>
+          </w:tcPr>
+          <w:p>
+            <w:r>
+              <w:t>For fictional records separate participant-code table from analysis values; limit access and retention. Remove unnecessary fields and small-group details before a permitted aggregate export.</w:t>
+            </w:r>
+          </w:p>
+        </w:tc>
+        <w:tc>
+          <w:tcPr>
+            <w:tcW w:type="dxa" w:w="3408"/>
+          </w:tcPr>
+          <w:p>
+            <w:r>
+              <w:t>The combination can remain identifying; coded is not necessarily anonymous. Minimise fields and assess disclosure under the declared policy.</w:t>
+            </w:r>
+          </w:p>
+        </w:tc>
+      </w:tr>
+    </w:tbl>
+    <w:p>
+      <w:r>
+        <w:t>The figure connects this chapter's worked input, declared procedure and result. Read the complete worked reasoning for qualifiers and intermediate steps; the abbreviated labels do not replace that reasoning.</w:t>
+      </w:r>
+    </w:p>
+    <w:p>
+      <w:pPr>
+        <w:spacing w:line="336" w:lineRule="auto" w:after="180"/>
+      </w:pPr>
+      <w:r>
+        <w:rPr>
+          <w:b w:val="0"/>
+        </w:rPr>
+        <w:t>Guided: The combination can remain identifying; coded is not necessarily anonymous. Minimise fields and assess disclosure under the declared policy.</w:t>
+      </w:r>
+    </w:p>
+    <w:p>
+      <w:pPr>
+        <w:spacing w:line="336" w:lineRule="auto" w:after="180"/>
+      </w:pPr>
+      <w:r>
+        <w:rPr>
+          <w:b w:val="0"/>
+        </w:rPr>
+        <w:t>Qualification: A size threshold or coding scheme alone does not guarantee privacy.</w:t>
+      </w:r>
+    </w:p>
+    <w:p>
+      <w:pPr>
+        <w:spacing w:line="336" w:lineRule="auto" w:after="180"/>
+      </w:pPr>
+      <w:r>
+        <w:rPr>
+          <w:b w:val="0"/>
+        </w:rPr>
+        <w:t xml:space="preserve">Exit: accept a concrete variation with its predicted outcome and a stated condition that would challenge the </w:t>
+      </w:r>
+      <w:r>
+        <w:rPr>
+          <w:b/>
+        </w:rPr>
+        <w:t>mechanism</w:t>
+      </w:r>
+      <w:r>
+        <w:rPr>
+          <w:b w:val="0"/>
+        </w:rPr>
+        <w:t xml:space="preserve">; reject a claim resting on unmeasured </w:t>
+      </w:r>
+      <w:r>
+        <w:rPr>
+          <w:b/>
+        </w:rPr>
+        <w:t>evidence</w:t>
+      </w:r>
+      <w:r>
+        <w:rPr>
+          <w:b w:val="0"/>
+        </w:rPr>
+        <w:t>.</w:t>
+      </w:r>
+    </w:p>
+    <w:p>
+      <w:pPr>
+        <w:spacing w:line="336" w:lineRule="auto" w:after="180"/>
+      </w:pPr>
+      <w:r>
+        <w:rPr>
+          <w:b w:val="0"/>
+        </w:rPr>
+        <w:t>Export has coded ID, exact birth date, classroom and rare condition. Team calls it anonymous because names are removed.</w:t>
+      </w:r>
+    </w:p>
+    <w:p>
+      <w:pPr>
+        <w:spacing w:line="336" w:lineRule="auto" w:after="180"/>
+      </w:pPr>
+      <w:r>
+        <w:rPr>
+          <w:b w:val="0"/>
+        </w:rPr>
+        <w:t>The combination can remain identifying; coded is not necessarily anonymous. Minimise fields and assess disclosure under the declared policy.</w:t>
+      </w:r>
+    </w:p>
+    <w:p>
+      <w:pPr>
+        <w:spacing w:line="336" w:lineRule="auto" w:after="180"/>
+      </w:pPr>
+      <w:r>
+        <w:rPr>
+          <w:b w:val="0"/>
+        </w:rPr>
+        <w:t xml:space="preserve">Compare the intermediate </w:t>
+      </w:r>
+      <w:r>
+        <w:rPr>
+          <w:b/>
+        </w:rPr>
+        <w:t>evidence</w:t>
+      </w:r>
+      <w:r>
+        <w:rPr>
+          <w:b w:val="0"/>
+        </w:rPr>
+        <w:t xml:space="preserve"> with the final statement. Explain why each number or decision follows from the stated </w:t>
+      </w:r>
+      <w:r>
+        <w:rPr>
+          <w:b/>
+        </w:rPr>
+        <w:t>input</w:t>
+      </w:r>
+      <w:r>
+        <w:rPr>
+          <w:b w:val="0"/>
+        </w:rPr>
+        <w:t>s.</w:t>
+      </w:r>
+    </w:p>
+    <w:p>
+      <w:pPr>
+        <w:spacing w:line="336" w:lineRule="auto" w:after="180"/>
+      </w:pPr>
+      <w:r>
+        <w:rPr>
+          <w:b w:val="0"/>
+        </w:rPr>
+        <w:t xml:space="preserve">The conclusion belongs to this scenario and procedure; changing the </w:t>
+      </w:r>
+      <w:r>
+        <w:rPr>
+          <w:b/>
+        </w:rPr>
+        <w:t>input</w:t>
+      </w:r>
+      <w:r>
+        <w:rPr>
+          <w:b w:val="0"/>
+        </w:rPr>
+        <w:t>s, evaluation population or authority can change what it establishes. Retain the raw record so a later revision can be compared honestly.</w:t>
+      </w:r>
+    </w:p>
+    <w:p>
+      <w:pPr>
+        <w:pStyle w:val="Heading2"/>
+      </w:pPr>
+      <w:r>
+        <w:t>Control-evidence and subgroup probes</w:t>
+      </w:r>
+    </w:p>
+    <w:tbl>
+      <w:tblPr>
+        <w:tblStyle w:val="LightShading-Accent1"/>
+        <w:tblW w:type="auto" w:w="0"/>
+        <w:tblLook w:firstColumn="1" w:firstRow="1" w:lastColumn="0" w:lastRow="0" w:noHBand="0" w:noVBand="1" w:val="04A0"/>
+      </w:tblPr>
+      <w:tblGrid>
+        <w:gridCol w:w="5112"/>
+        <w:gridCol w:w="5112"/>
+      </w:tblGrid>
+      <w:tr>
+        <w:trPr>
+          <w:tblHeader/>
+        </w:trPr>
+        <w:tc>
+          <w:tcPr>
+            <w:tcW w:type="dxa" w:w="5112"/>
+          </w:tcPr>
+          <w:p>
+            <w:r>
+              <w:t>Governance probe</w:t>
+            </w:r>
+          </w:p>
+        </w:tc>
+        <w:tc>
+          <w:tcPr>
+            <w:tcW w:type="dxa" w:w="5112"/>
+          </w:tcPr>
+          <w:p>
+            <w:r>
+              <w:t>Checked interpretation</w:t>
+            </w:r>
+          </w:p>
+        </w:tc>
+      </w:tr>
+      <w:tr>
+        <w:tc>
+          <w:tcPr>
+            <w:tcW w:type="dxa" w:w="5112"/>
+          </w:tcPr>
+          <w:p>
+            <w:r>
+              <w:t>Names removed</w:t>
+            </w:r>
+          </w:p>
+        </w:tc>
+        <w:tc>
+          <w:tcPr>
+            <w:tcW w:type="dxa" w:w="5112"/>
+          </w:tcPr>
+          <w:p>
+            <w:r>
+              <w:t>Other fields may still identify people</w:t>
+            </w:r>
+          </w:p>
+        </w:tc>
+      </w:tr>
+      <w:tr>
+        <w:tc>
+          <w:tcPr>
+            <w:tcW w:type="dxa" w:w="5112"/>
+          </w:tcPr>
+          <w:p>
+            <w:r>
+              <w:t>Random codes used</w:t>
+            </w:r>
+          </w:p>
+        </w:tc>
+        <w:tc>
+          <w:tcPr>
+            <w:tcW w:type="dxa" w:w="5112"/>
+          </w:tcPr>
+          <w:p>
+            <w:r>
+              <w:t>Key or external information can allow linkage</w:t>
+            </w:r>
+          </w:p>
+        </w:tc>
+      </w:tr>
+      <w:tr>
+        <w:tc>
+          <w:tcPr>
+            <w:tcW w:type="dxa" w:w="5112"/>
+          </w:tcPr>
+          <w:p>
+            <w:r>
+              <w:t>Key is in another file</w:t>
+            </w:r>
+          </w:p>
+        </w:tc>
+        <w:tc>
+          <w:tcPr>
+            <w:tcW w:type="dxa" w:w="5112"/>
+          </w:tcPr>
+          <w:p>
+            <w:r>
+              <w:t>File separation does not prove reader restrictions</w:t>
+            </w:r>
+          </w:p>
+        </w:tc>
+      </w:tr>
+      <w:tr>
+        <w:tc>
+          <w:tcPr>
+            <w:tcW w:type="dxa" w:w="5112"/>
+          </w:tcPr>
+          <w:p>
+            <w:r>
+              <w:t>Metadata audit returns no listed issues</w:t>
+            </w:r>
+          </w:p>
+        </w:tc>
+        <w:tc>
+          <w:tcPr>
+            <w:tcW w:type="dxa" w:w="5112"/>
+          </w:tcPr>
+          <w:p>
+            <w:r>
+              <w:t>Not actual permission, anonymity or disclosure clearance</w:t>
+            </w:r>
+          </w:p>
+        </w:tc>
+      </w:tr>
+      <w:tr>
+        <w:tc>
+          <w:tcPr>
+            <w:tcW w:type="dxa" w:w="5112"/>
+          </w:tcPr>
+          <w:p>
+            <w:r>
+              <w:t>Retention action written down</w:t>
+            </w:r>
+          </w:p>
+        </w:tc>
+        <w:tc>
+          <w:tcPr>
+            <w:tcW w:type="dxa" w:w="5112"/>
+          </w:tcPr>
+          <w:p>
+            <w:r>
+              <w:t>Not proof of deletion</w:t>
+            </w:r>
+          </w:p>
+        </w:tc>
+      </w:tr>
+      <w:tr>
+        <w:tc>
+          <w:tcPr>
+            <w:tcW w:type="dxa" w:w="5112"/>
+          </w:tcPr>
+          <w:p>
+            <w:r>
+              <w:t>One-member subgroup under minimum-five policy</w:t>
+            </w:r>
+          </w:p>
+        </w:tc>
+        <w:tc>
+          <w:tcPr>
+            <w:tcW w:type="dxa" w:w="5112"/>
+          </w:tcPr>
+          <w:p>
+            <w:r>
+              <w:t>Do not publish the subgroup</w:t>
+            </w:r>
+          </w:p>
+        </w:tc>
+      </w:tr>
+      <w:tr>
+        <w:tc>
+          <w:tcPr>
+            <w:tcW w:type="dxa" w:w="5112"/>
+          </w:tcPr>
+          <w:p>
+            <w:r>
+              <w:t>Five-member subgroup</w:t>
+            </w:r>
+          </w:p>
+        </w:tc>
+        <w:tc>
+          <w:tcPr>
+            <w:tcW w:type="dxa" w:w="5112"/>
+          </w:tcPr>
+          <w:p>
+            <w:r>
+              <w:t>Meets only the stated size rule; other risks remain</w:t>
+            </w:r>
+          </w:p>
+        </w:tc>
+      </w:tr>
+      <w:tr>
+        <w:tc>
+          <w:tcPr>
+            <w:tcW w:type="dxa" w:w="5112"/>
+          </w:tcPr>
+          <w:p>
+            <w:r>
+              <w:t>Merge or suppress categories</w:t>
+            </w:r>
+          </w:p>
+        </w:tc>
+        <w:tc>
+          <w:tcPr>
+            <w:tcW w:type="dxa" w:w="5112"/>
+          </w:tcPr>
+          <w:p>
+            <w:r>
+              <w:t>Check permitted purpose and whether totals reveal the suppressed cell</w:t>
+            </w:r>
+          </w:p>
+        </w:tc>
+      </w:tr>
+      <w:tr>
+        <w:tc>
+          <w:tcPr>
+            <w:tcW w:type="dxa" w:w="5112"/>
+          </w:tcPr>
+          <w:p>
+            <w:r>
+              <w:t>Fictional example is well designed</w:t>
+            </w:r>
+          </w:p>
+        </w:tc>
+        <w:tc>
+          <w:tcPr>
+            <w:tcW w:type="dxa" w:w="5112"/>
+          </w:tcPr>
+          <w:p>
+            <w:r>
+              <w:t>Does not authorize a real export</w:t>
+            </w:r>
+          </w:p>
+        </w:tc>
+      </w:tr>
+    </w:tbl>
+    <w:p>
+      <w:pPr>
+        <w:pStyle w:val="Heading2"/>
+      </w:pPr>
+      <w:r>
+        <w:t>Separate key design and native diagram</w:t>
+      </w:r>
+    </w:p>
+    <w:p>
+      <w:pPr>
+        <w:spacing w:line="336" w:lineRule="auto" w:after="180"/>
+      </w:pPr>
+      <w:r>
+        <w:rPr>
+          <w:b w:val="0"/>
+        </w:rPr>
+        <w:t>Govern data by purpose and access. A fictional project needs task scores and random participant codes, but not names.</w:t>
+      </w:r>
+    </w:p>
+    <w:p>
+      <w:pPr>
+        <w:spacing w:line="336" w:lineRule="auto" w:after="180"/>
+      </w:pPr>
+      <w:r>
+        <w:rPr>
+          <w:b w:val="0"/>
+        </w:rPr>
+        <w:t>The analysis table holds codes and scores. A separate restricted key links codes to names only for authorised withdrawal handling.</w:t>
+      </w:r>
+    </w:p>
+    <w:p>
+      <w:pPr>
+        <w:spacing w:line="336" w:lineRule="auto" w:after="180"/>
+      </w:pPr>
+      <w:r>
+        <w:rPr>
+          <w:b w:val="0"/>
+        </w:rPr>
+        <w:t>The separate picture keeps participant codes and task scores in the analysis table. A restricted key maps those codes to identities for the stated withdrawal purpose. That link is why the records are pseudonymous rather than guaranteed anonymous. The separation reduces routine exposure only if readers actually have the declared restrictions.</w:t>
+      </w:r>
+    </w:p>
+    <w:p>
+      <w:pPr>
+        <w:spacing w:line="336" w:lineRule="auto" w:after="180"/>
+      </w:pPr>
+      <w:r>
+        <w:rPr>
+          <w:b w:val="0"/>
+        </w:rPr>
+        <w:t>Publishing the key alongside the analysis makes code-based linking straightforward and breaks this design. Even with a restricted key, unusual values or small groups may disclose identity through other information. No actual identity lookup, access-control enforcement or deletion is performed here.</w:t>
+      </w:r>
+    </w:p>
+    <w:p>
+      <w:r>
+        <w:drawing>
+          <wp:inline xmlns:a="http://schemas.openxmlformats.org/drawingml/2006/main" xmlns:pic="http://schemas.openxmlformats.org/drawingml/2006/picture">
+            <wp:extent cx="5486400" cy="3029913"/>
+            <wp:docPr id="1" name="Picture 1" descr="The fictional analysis table maps participant codes to scores and is readable by the analyst role. A separate restricted identity key maps the same codes to identities for authorized withdrawal handling. Shared codes make joining possible if the key is available. Publishing both breaks the declared separation. Coded data is not guaranteed anonymous."/>
+            <wp:cNvGraphicFramePr>
+              <a:graphicFrameLocks noChangeAspect="1"/>
+            </wp:cNvGraphicFramePr>
+            <a:graphic>
+              <a:graphicData uri="http://schemas.openxmlformats.org/drawingml/2006/picture">
+                <pic:pic>
+                  <pic:nvPicPr>
+                    <pic:cNvPr id="0" name="ai-7-20-key-separation.png"/>
+                    <pic:cNvPicPr/>
+                  </pic:nvPicPr>
+                  <pic:blipFill>
+                    <a:blip r:embed="rId9"/>
+                    <a:stretch>
+                      <a:fillRect/>
+                    </a:stretch>
+                  </pic:blipFill>
+                  <pic:spPr>
+                    <a:xfrm>
+                      <a:off x="0" y="0"/>
+                      <a:ext cx="5486400" cy="3029913"/>
+                    </a:xfrm>
+                    <a:prstGeom prst="rect"/>
+                  </pic:spPr>
+                </pic:pic>
+              </a:graphicData>
+            </a:graphic>
+          </wp:inline>
+        </w:drawing>
+      </w:r>
+    </w:p>
+    <w:tbl>
+      <w:tblPr>
+        <w:tblStyle w:val="LightShading-Accent1"/>
+        <w:tblW w:type="auto" w:w="0"/>
+        <w:tblLook w:firstColumn="1" w:firstRow="1" w:lastColumn="0" w:lastRow="0" w:noHBand="0" w:noVBand="1" w:val="04A0"/>
+      </w:tblPr>
+      <w:tblGrid>
+        <w:gridCol w:w="3408"/>
+        <w:gridCol w:w="3408"/>
+        <w:gridCol w:w="3408"/>
+      </w:tblGrid>
+      <w:tr>
+        <w:trPr>
+          <w:tblHeader/>
+        </w:trPr>
+        <w:tc>
+          <w:tcPr>
+            <w:tcW w:type="dxa" w:w="3408"/>
+          </w:tcPr>
+          <w:p>
+            <w:r>
+              <w:t>Table or operation</w:t>
+            </w:r>
+          </w:p>
+        </w:tc>
+        <w:tc>
+          <w:tcPr>
+            <w:tcW w:type="dxa" w:w="3408"/>
+          </w:tcPr>
+          <w:p>
+            <w:r>
+              <w:t>Declared permitted role/use</w:t>
+            </w:r>
+          </w:p>
+        </w:tc>
+        <w:tc>
+          <w:tcPr>
+            <w:tcW w:type="dxa" w:w="3408"/>
+          </w:tcPr>
+          <w:p>
+            <w:r>
+              <w:t>What the audit cannot assume</w:t>
+            </w:r>
+          </w:p>
+        </w:tc>
+      </w:tr>
+      <w:tr>
+        <w:tc>
+          <w:tcPr>
+            <w:tcW w:type="dxa" w:w="3408"/>
+          </w:tcPr>
+          <w:p>
+            <w:r>
+              <w:t>Analysis code + score</w:t>
+            </w:r>
+          </w:p>
+        </w:tc>
+        <w:tc>
+          <w:tcPr>
+            <w:tcW w:type="dxa" w:w="3408"/>
+          </w:tcPr>
+          <w:p>
+            <w:r>
+              <w:t>Analyst for the named task-score purpose</w:t>
+            </w:r>
+          </w:p>
+        </w:tc>
+        <w:tc>
+          <w:tcPr>
+            <w:tcW w:type="dxa" w:w="3408"/>
+          </w:tcPr>
+          <w:p>
+            <w:r>
+              <w:t>Codes are not proof of anonymity</w:t>
+            </w:r>
+          </w:p>
+        </w:tc>
+      </w:tr>
+      <w:tr>
+        <w:tc>
+          <w:tcPr>
+            <w:tcW w:type="dxa" w:w="3408"/>
+          </w:tcPr>
+          <w:p>
+            <w:r>
+              <w:t>Identity key</w:t>
+            </w:r>
+          </w:p>
+        </w:tc>
+        <w:tc>
+          <w:tcPr>
+            <w:tcW w:type="dxa" w:w="3408"/>
+          </w:tcPr>
+          <w:p>
+            <w:r>
+              <w:t>Restricted withdrawal role</w:t>
+            </w:r>
+          </w:p>
+        </w:tc>
+        <w:tc>
+          <w:tcPr>
+            <w:tcW w:type="dxa" w:w="3408"/>
+          </w:tcPr>
+          <w:p>
+            <w:r>
+              <w:t>A table label does not enforce permissions</w:t>
+            </w:r>
+          </w:p>
+        </w:tc>
+      </w:tr>
+      <w:tr>
+        <w:tc>
+          <w:tcPr>
+            <w:tcW w:type="dxa" w:w="3408"/>
+          </w:tcPr>
+          <w:p>
+            <w:r>
+              <w:t>Combine key and analysis publicly</w:t>
+            </w:r>
+          </w:p>
+        </w:tc>
+        <w:tc>
+          <w:tcPr>
+            <w:tcW w:type="dxa" w:w="3408"/>
+          </w:tcPr>
+          <w:p>
+            <w:r>
+              <w:t>Outside this design</w:t>
+            </w:r>
+          </w:p>
+        </w:tc>
+        <w:tc>
+          <w:tcPr>
+            <w:tcW w:type="dxa" w:w="3408"/>
+          </w:tcPr>
+          <w:p>
+            <w:r>
+              <w:t>Do not treat the result as deidentified</w:t>
+            </w:r>
+          </w:p>
+        </w:tc>
+      </w:tr>
+      <w:tr>
+        <w:tc>
+          <w:tcPr>
+            <w:tcW w:type="dxa" w:w="3408"/>
+          </w:tcPr>
+          <w:p>
+            <w:r>
+              <w:t>End-of-exercise deletion plan</w:t>
+            </w:r>
+          </w:p>
+        </w:tc>
+        <w:tc>
+          <w:tcPr>
+            <w:tcW w:type="dxa" w:w="3408"/>
+          </w:tcPr>
+          <w:p>
+            <w:r>
+              <w:t>Proposed retention action</w:t>
+            </w:r>
+          </w:p>
+        </w:tc>
+        <w:tc>
+          <w:tcPr>
+            <w:tcW w:type="dxa" w:w="3408"/>
+          </w:tcPr>
+          <w:p>
+            <w:r>
+              <w:t>Not evidence deletion has occurred</w:t>
+            </w:r>
+          </w:p>
+        </w:tc>
+      </w:tr>
+      <w:tr>
+        <w:tc>
+          <w:tcPr>
+            <w:tcW w:type="dxa" w:w="3408"/>
+          </w:tcPr>
+          <w:p>
+            <w:r>
+              <w:t>Subgroup count below five</w:t>
+            </w:r>
+          </w:p>
+        </w:tc>
+        <w:tc>
+          <w:tcPr>
+            <w:tcW w:type="dxa" w:w="3408"/>
+          </w:tcPr>
+          <w:p>
+            <w:r>
+              <w:t>Blocked by supplied policy</w:t>
+            </w:r>
+          </w:p>
+        </w:tc>
+        <w:tc>
+          <w:tcPr>
+            <w:tcW w:type="dxa" w:w="3408"/>
+          </w:tcPr>
+          <w:p>
+            <w:r>
+              <w:t>Changing the threshold after seeing outcomes is not compliance</w:t>
+            </w:r>
+          </w:p>
+        </w:tc>
+      </w:tr>
+      <w:tr>
+        <w:tc>
+          <w:tcPr>
+            <w:tcW w:type="dxa" w:w="3408"/>
+          </w:tcPr>
+          <w:p>
+            <w:r>
+              <w:t>Subgroup count equals five</w:t>
+            </w:r>
+          </w:p>
+        </w:tc>
+        <w:tc>
+          <w:tcPr>
+            <w:tcW w:type="dxa" w:w="3408"/>
+          </w:tcPr>
+          <w:p>
+            <w:r>
+              <w:t>Meets this size rule only</w:t>
+            </w:r>
+          </w:p>
+        </w:tc>
+        <w:tc>
+          <w:tcPr>
+            <w:tcW w:type="dxa" w:w="3408"/>
+          </w:tcPr>
+          <w:p>
+            <w:r>
+              <w:t>Not a general privacy or export guarantee</w:t>
+            </w:r>
+          </w:p>
+        </w:tc>
+      </w:tr>
+    </w:tbl>
+    <w:p>
+      <w:pPr>
+        <w:pStyle w:val="Heading2"/>
+      </w:pPr>
+      <w:r>
+        <w:t>Picture trace and published-key explanation</w:t>
+      </w:r>
+    </w:p>
+    <w:p>
+      <w:r>
+        <w:drawing>
+          <wp:inline xmlns:a="http://schemas.openxmlformats.org/drawingml/2006/main" xmlns:pic="http://schemas.openxmlformats.org/drawingml/2006/picture">
+            <wp:extent cx="5486400" cy="3182112"/>
+            <wp:docPr id="2" name="Picture 2" descr="Separate tables: Keep analysis records apart from the identity key. → Limit access: Analysts receive scores and codes, not the name linkage. → Define retention: Apply the approved deletion schedule to both stores and listed copies."/>
+            <wp:cNvGraphicFramePr>
+              <a:graphicFrameLocks noChangeAspect="1"/>
+            </wp:cNvGraphicFramePr>
+            <a:graphic>
+              <a:graphicData uri="http://schemas.openxmlformats.org/drawingml/2006/picture">
+                <pic:pic>
+                  <pic:nvPicPr>
+                    <pic:cNvPr id="0" name="academy-story-ai-7-20-02.png"/>
+                    <pic:cNvPicPr/>
+                  </pic:nvPicPr>
+                  <pic:blipFill>
+                    <a:blip r:embed="rId10"/>
+                    <a:stretch>
+                      <a:fillRect/>
+                    </a:stretch>
+                  </pic:blipFill>
+                  <pic:spPr>
+                    <a:xfrm>
+                      <a:off x="0" y="0"/>
+                      <a:ext cx="5486400" cy="3182112"/>
+                    </a:xfrm>
+                    <a:prstGeom prst="rect"/>
+                  </pic:spPr>
+                </pic:pic>
+              </a:graphicData>
+            </a:graphic>
+          </wp:inline>
+        </w:drawing>
+      </w:r>
+    </w:p>
+    <w:p>
+      <w:pPr>
+        <w:pStyle w:val="Heading3"/>
+      </w:pPr>
+      <w:r>
+        <w:t>Read the picture one step at a time</w:t>
+      </w:r>
+    </w:p>
+    <w:tbl>
+      <w:tblPr>
+        <w:tblStyle w:val="LightShading-Accent1"/>
+        <w:tblW w:type="auto" w:w="0"/>
+        <w:tblLook w:firstColumn="1" w:firstRow="1" w:lastColumn="0" w:lastRow="0" w:noHBand="0" w:noVBand="1" w:val="04A0"/>
+      </w:tblPr>
+      <w:tblGrid>
+        <w:gridCol w:w="5112"/>
+        <w:gridCol w:w="5112"/>
+      </w:tblGrid>
+      <w:tr>
+        <w:trPr>
+          <w:tblHeader/>
+        </w:trPr>
+        <w:tc>
+          <w:tcPr>
+            <w:tcW w:type="dxa" w:w="5112"/>
+          </w:tcPr>
+          <w:p>
+            <w:r>
+              <w:t>Step</w:t>
+            </w:r>
+          </w:p>
+        </w:tc>
+        <w:tc>
+          <w:tcPr>
+            <w:tcW w:type="dxa" w:w="5112"/>
+          </w:tcPr>
+          <w:p>
+            <w:r>
+              <w:t>What happens and why</w:t>
+            </w:r>
+          </w:p>
+        </w:tc>
+      </w:tr>
+      <w:tr>
+        <w:tc>
+          <w:tcPr>
+            <w:tcW w:type="dxa" w:w="5112"/>
+          </w:tcPr>
+          <w:p>
+            <w:r>
+              <w:t>1. Separate tables</w:t>
+            </w:r>
+          </w:p>
+        </w:tc>
+        <w:tc>
+          <w:tcPr>
+            <w:tcW w:type="dxa" w:w="5112"/>
+          </w:tcPr>
+          <w:p>
+            <w:r>
+              <w:t>Keep analysis records apart from the identity key.</w:t>
+            </w:r>
+          </w:p>
+        </w:tc>
+      </w:tr>
+      <w:tr>
+        <w:tc>
+          <w:tcPr>
+            <w:tcW w:type="dxa" w:w="5112"/>
+          </w:tcPr>
+          <w:p>
+            <w:r>
+              <w:t>2. Limit access</w:t>
+            </w:r>
+          </w:p>
+        </w:tc>
+        <w:tc>
+          <w:tcPr>
+            <w:tcW w:type="dxa" w:w="5112"/>
+          </w:tcPr>
+          <w:p>
+            <w:r>
+              <w:t>Analysts receive scores and codes, not the name linkage.</w:t>
+            </w:r>
+          </w:p>
+        </w:tc>
+      </w:tr>
+      <w:tr>
+        <w:tc>
+          <w:tcPr>
+            <w:tcW w:type="dxa" w:w="5112"/>
+          </w:tcPr>
+          <w:p>
+            <w:r>
+              <w:t>3. Define retention</w:t>
+            </w:r>
+          </w:p>
+        </w:tc>
+        <w:tc>
+          <w:tcPr>
+            <w:tcW w:type="dxa" w:w="5112"/>
+          </w:tcPr>
+          <w:p>
+            <w:r>
+              <w:t>Apply the approved deletion schedule to both stores and listed copies.</w:t>
+            </w:r>
+          </w:p>
+        </w:tc>
+      </w:tr>
+    </w:tbl>
+    <w:p>
+      <w:r>
+        <w:t>Match each pictured step to the supplied facts. This is a worked teaching case, not an independent assessment.</w:t>
+      </w:r>
+    </w:p>
+    <w:p>
+      <w:pPr>
+        <w:spacing w:line="336" w:lineRule="auto" w:after="180"/>
+      </w:pPr>
+      <w:r>
+        <w:rPr>
+          <w:b/>
+        </w:rPr>
+        <w:t>Pseudonym</w:t>
+      </w:r>
+      <w:r>
+        <w:rPr>
+          <w:b w:val="0"/>
+        </w:rPr>
+        <w:t>ous codes reduce routine exposure but are not the same as irreversible anonymity. Governance specifies purpose, readers, locations and retention.</w:t>
+      </w:r>
+    </w:p>
+    <w:p>
+      <w:pPr>
+        <w:spacing w:line="336" w:lineRule="auto" w:after="180"/>
+      </w:pPr>
+      <w:r>
+        <w:rPr>
+          <w:b w:val="0"/>
+        </w:rPr>
+        <w:t>Small groups or unusual records may still be identifiable without names; evaluate re-identification risk.</w:t>
+      </w:r>
+    </w:p>
+    <w:p>
+      <w:pPr>
+        <w:spacing w:line="336" w:lineRule="auto" w:after="180"/>
+      </w:pPr>
+      <w:r>
+        <w:rPr>
+          <w:b w:val="0"/>
+        </w:rPr>
+        <w:t>Change: Publish the identity key with the analysis table.</w:t>
+      </w:r>
+    </w:p>
+    <w:p>
+      <w:pPr>
+        <w:spacing w:line="336" w:lineRule="auto" w:after="180"/>
+      </w:pPr>
+      <w:r>
+        <w:rPr>
+          <w:b/>
+        </w:rPr>
+        <w:t>Prediction</w:t>
+      </w:r>
+      <w:r>
+        <w:rPr>
+          <w:b w:val="0"/>
+        </w:rPr>
+        <w:t>: The records become directly linkable to names and breach this access design.</w:t>
+      </w:r>
+    </w:p>
+    <w:p>
+      <w:pPr>
+        <w:spacing w:line="336" w:lineRule="auto" w:after="180"/>
+      </w:pPr>
+      <w:r>
+        <w:rPr>
+          <w:b w:val="0"/>
+        </w:rPr>
+        <w:t>Reason: Separation only helps while the linkage key remains restricted.</w:t>
+      </w:r>
+    </w:p>
+    <w:p>
+      <w:pPr>
+        <w:pStyle w:val="Heading2"/>
+      </w:pPr>
+      <w:r>
+        <w:t>Earlier wording, alternatives and picture transcripts · reference / check after trying</w:t>
+      </w:r>
+    </w:p>
+    <w:p>
+      <w:pPr>
+        <w:spacing w:line="336" w:lineRule="auto" w:after="180"/>
+      </w:pPr>
+      <w:r>
+        <w:rPr>
+          <w:b w:val="0"/>
+        </w:rPr>
+        <w:t>Begin by writing the question the procedure is intended to answer. Identify the information already supplied, the information it will produce and the information still missing.</w:t>
+      </w:r>
+    </w:p>
+    <w:p>
+      <w:pPr>
+        <w:spacing w:line="336" w:lineRule="auto" w:after="180"/>
+      </w:pPr>
+      <w:r>
+        <w:rPr>
+          <w:b w:val="0"/>
+        </w:rPr>
+        <w:t>These are constructed classroom examples; they do not require live accounts, private records or an external service. Do not treat a plausible explanation as a measured outcome.</w:t>
       </w:r>
     </w:p>
     <w:p>
@@ -978,99 +2574,30 @@
         <w:pStyle w:val="Heading3"/>
       </w:pPr>
       <w:r>
-        <w:t>Privacy and data governance — evidence trace</w:t>
-      </w:r>
-    </w:p>
-    <w:tbl>
-      <w:tblPr>
-        <w:tblStyle w:val="LightShading-Accent1"/>
-        <w:tblW w:type="auto" w:w="0"/>
-        <w:tblLook w:firstColumn="1" w:firstRow="1" w:lastColumn="0" w:lastRow="0" w:noHBand="0" w:noVBand="1" w:val="04A0"/>
-      </w:tblPr>
-      <w:tblGrid>
-        <w:gridCol w:w="3408"/>
-        <w:gridCol w:w="3408"/>
-        <w:gridCol w:w="3408"/>
-      </w:tblGrid>
-      <w:tr>
-        <w:trPr>
-          <w:tblHeader/>
-        </w:trPr>
-        <w:tc>
-          <w:tcPr>
-            <w:tcW w:type="dxa" w:w="3408"/>
-          </w:tcPr>
-          <w:p>
-            <w:r>
-              <w:t>Input and scope</w:t>
-            </w:r>
-          </w:p>
-        </w:tc>
-        <w:tc>
-          <w:tcPr>
-            <w:tcW w:type="dxa" w:w="3408"/>
-          </w:tcPr>
-          <w:p>
-            <w:r>
-              <w:t>Check or calculation</w:t>
-            </w:r>
-          </w:p>
-        </w:tc>
-        <w:tc>
-          <w:tcPr>
-            <w:tcW w:type="dxa" w:w="3408"/>
-          </w:tcPr>
-          <w:p>
-            <w:r>
-              <w:t>Conclusion and limit</w:t>
-            </w:r>
-          </w:p>
-        </w:tc>
-      </w:tr>
-      <w:tr>
-        <w:tc>
-          <w:tcPr>
-            <w:tcW w:type="dxa" w:w="3408"/>
-          </w:tcPr>
-          <w:p>
-            <w:r>
-              <w:t>Export has coded ID, exact birth date, classroom and rare condition. Team calls it anonymous because names are removed.</w:t>
-            </w:r>
-          </w:p>
-        </w:tc>
-        <w:tc>
-          <w:tcPr>
-            <w:tcW w:type="dxa" w:w="3408"/>
-          </w:tcPr>
-          <w:p>
-            <w:r>
-              <w:t>For fictional records separate participant-code table from analysis values; limit access and retention. Remove unnecessary fields and small-group details before a permitted aggregate export.</w:t>
-            </w:r>
-          </w:p>
-        </w:tc>
-        <w:tc>
-          <w:tcPr>
-            <w:tcW w:type="dxa" w:w="3408"/>
-          </w:tcPr>
-          <w:p>
-            <w:r>
-              <w:t>The combination can remain identifying; coded is not necessarily anonymous. Minimise fields and assess disclosure under the declared policy.</w:t>
-            </w:r>
-          </w:p>
-        </w:tc>
-      </w:tr>
-    </w:tbl>
-    <w:p>
-      <w:r>
-        <w:t>The figure connects this chapter's worked input, declared procedure and result. Read the complete worked reasoning for qualifiers and intermediate steps; the abbreviated labels do not replace that reasoning.</w:t>
+        <w:t>Model the reasoning aloud</w:t>
       </w:r>
     </w:p>
     <w:p>
       <w:pPr>
-        <w:pStyle w:val="Heading3"/>
-      </w:pPr>
-      <w:r>
-        <w:t>Explain Privacy and data governance · 3</w:t>
+        <w:spacing w:line="336" w:lineRule="auto" w:after="180"/>
+      </w:pPr>
+      <w:r>
+        <w:rPr>
+          <w:b w:val="0"/>
+        </w:rPr>
+        <w:t xml:space="preserve">Use the complete worked example below before asking learners to complete W2. Reveal a small part, invite a </w:t>
+      </w:r>
+      <w:r>
+        <w:rPr>
+          <w:b/>
+        </w:rPr>
+        <w:t>prediction</w:t>
+      </w:r>
+      <w:r>
+        <w:rPr>
+          <w:b w:val="0"/>
+        </w:rPr>
+        <w:t>, then explain the deciding step.</w:t>
       </w:r>
     </w:p>
     <w:p>
@@ -1081,183 +2608,7 @@
         <w:rPr>
           <w:b w:val="0"/>
         </w:rPr>
-        <w:t>Guided: The combination can remain identifying; coded is not necessarily anonymous. Minimise fields and assess disclosure under the declared policy.</w:t>
-      </w:r>
-    </w:p>
-    <w:p>
-      <w:pPr>
-        <w:spacing w:line="336" w:lineRule="auto" w:after="180"/>
-      </w:pPr>
-      <w:r>
-        <w:rPr>
-          <w:b w:val="0"/>
-        </w:rPr>
-        <w:t>Qualification: A size threshold or coding scheme alone does not guarantee privacy.</w:t>
-      </w:r>
-    </w:p>
-    <w:p>
-      <w:pPr>
-        <w:spacing w:line="336" w:lineRule="auto" w:after="180"/>
-      </w:pPr>
-      <w:r>
-        <w:rPr>
-          <w:b w:val="0"/>
-        </w:rPr>
-        <w:t xml:space="preserve">Exit: accept a concrete variation with its predicted outcome and a stated condition that would challenge the </w:t>
-      </w:r>
-      <w:r>
-        <w:rPr>
-          <w:b/>
-        </w:rPr>
-        <w:t>mechanism</w:t>
-      </w:r>
-      <w:r>
-        <w:rPr>
-          <w:b w:val="0"/>
-        </w:rPr>
-        <w:t xml:space="preserve">; reject a claim resting on unmeasured </w:t>
-      </w:r>
-      <w:r>
-        <w:rPr>
-          <w:b/>
-        </w:rPr>
-        <w:t>evidence</w:t>
-      </w:r>
-      <w:r>
-        <w:rPr>
-          <w:b w:val="0"/>
-        </w:rPr>
-        <w:t>.</w:t>
-      </w:r>
-    </w:p>
-    <w:p>
-      <w:pPr>
-        <w:pStyle w:val="Heading3"/>
-      </w:pPr>
-      <w:r>
-        <w:t>Model the reasoning aloud</w:t>
-      </w:r>
-    </w:p>
-    <w:p>
-      <w:pPr>
-        <w:spacing w:line="336" w:lineRule="auto" w:after="180"/>
-      </w:pPr>
-      <w:r>
-        <w:rPr>
-          <w:b w:val="0"/>
-        </w:rPr>
-        <w:t xml:space="preserve">Use the complete worked example below before asking learners to complete W2. Reveal a small part, invite a </w:t>
-      </w:r>
-      <w:r>
-        <w:rPr>
-          <w:b/>
-        </w:rPr>
-        <w:t>prediction</w:t>
-      </w:r>
-      <w:r>
-        <w:rPr>
-          <w:b w:val="0"/>
-        </w:rPr>
-        <w:t>, then explain the deciding step.</w:t>
-      </w:r>
-    </w:p>
-    <w:p>
-      <w:pPr>
-        <w:spacing w:line="336" w:lineRule="auto" w:after="180"/>
-      </w:pPr>
-      <w:r>
-        <w:rPr>
-          <w:b w:val="0"/>
-        </w:rPr>
         <w:t>These teacher notes contain solutions; do not reveal the independent case answer during modelling.</w:t>
-      </w:r>
-    </w:p>
-    <w:p>
-      <w:pPr>
-        <w:spacing w:line="336" w:lineRule="auto" w:after="180"/>
-      </w:pPr>
-      <w:r>
-        <w:rPr>
-          <w:b w:val="0"/>
-        </w:rPr>
-        <w:t>Export has coded ID, exact birth date, classroom and rare condition. Team calls it anonymous because names are removed.</w:t>
-      </w:r>
-    </w:p>
-    <w:p>
-      <w:pPr>
-        <w:spacing w:line="336" w:lineRule="auto" w:after="180"/>
-      </w:pPr>
-      <w:r>
-        <w:rPr>
-          <w:b w:val="0"/>
-        </w:rPr>
-        <w:t>The combination can remain identifying; coded is not necessarily anonymous. Minimise fields and assess disclosure under the declared policy.</w:t>
-      </w:r>
-    </w:p>
-    <w:p>
-      <w:pPr>
-        <w:pStyle w:val="Heading3"/>
-      </w:pPr>
-      <w:r>
-        <w:t>Model the reasoning aloud · 4</w:t>
-      </w:r>
-    </w:p>
-    <w:p>
-      <w:pPr>
-        <w:spacing w:line="336" w:lineRule="auto" w:after="180"/>
-      </w:pPr>
-      <w:r>
-        <w:rPr>
-          <w:b w:val="0"/>
-        </w:rPr>
-        <w:t xml:space="preserve">Compare the intermediate </w:t>
-      </w:r>
-      <w:r>
-        <w:rPr>
-          <w:b/>
-        </w:rPr>
-        <w:t>evidence</w:t>
-      </w:r>
-      <w:r>
-        <w:rPr>
-          <w:b w:val="0"/>
-        </w:rPr>
-        <w:t xml:space="preserve"> with the final statement. Explain why each number or decision follows from the stated </w:t>
-      </w:r>
-      <w:r>
-        <w:rPr>
-          <w:b/>
-        </w:rPr>
-        <w:t>input</w:t>
-      </w:r>
-      <w:r>
-        <w:rPr>
-          <w:b w:val="0"/>
-        </w:rPr>
-        <w:t>s.</w:t>
-      </w:r>
-    </w:p>
-    <w:p>
-      <w:pPr>
-        <w:spacing w:line="336" w:lineRule="auto" w:after="180"/>
-      </w:pPr>
-      <w:r>
-        <w:rPr>
-          <w:b w:val="0"/>
-        </w:rPr>
-        <w:t xml:space="preserve">The conclusion belongs to this scenario and procedure; changing the </w:t>
-      </w:r>
-      <w:r>
-        <w:rPr>
-          <w:b/>
-        </w:rPr>
-        <w:t>input</w:t>
-      </w:r>
-      <w:r>
-        <w:rPr>
-          <w:b w:val="0"/>
-        </w:rPr>
-        <w:t>s, evaluation population or authority can change what it establishes. Retain the raw record so a later revision can be compared honestly.</w:t>
       </w:r>
     </w:p>
     <w:tbl>
@@ -1383,41 +2734,10 @@
     </w:p>
     <w:p>
       <w:pPr>
-        <w:spacing w:line="336" w:lineRule="auto" w:after="180"/>
-      </w:pPr>
-      <w:r>
-        <w:rPr>
-          <w:b w:val="0"/>
-        </w:rPr>
-        <w:t>Govern data by purpose and access. A fictional project needs task scores and random participant codes, but not names.</w:t>
-      </w:r>
-    </w:p>
-    <w:p>
-      <w:pPr>
         <w:pStyle w:val="Heading3"/>
       </w:pPr>
       <w:r>
         <w:t>The facts we will use</w:t>
-      </w:r>
-    </w:p>
-    <w:p>
-      <w:pPr>
-        <w:pStyle w:val="Heading3"/>
-      </w:pPr>
-      <w:r>
-        <w:t>Supplied facts</w:t>
-      </w:r>
-    </w:p>
-    <w:p>
-      <w:pPr>
-        <w:spacing w:line="336" w:lineRule="auto" w:after="180"/>
-        <w:shd w:fill="F1F6FC"/>
-      </w:pPr>
-      <w:r>
-        <w:rPr>
-          <w:b w:val="0"/>
-        </w:rPr>
-        <w:t>The analysis table holds codes and scores. A separate restricted key links codes to names only for authorised withdrawal handling.</w:t>
       </w:r>
     </w:p>
     <w:p>
@@ -1425,7 +2745,7 @@
         <w:drawing>
           <wp:inline xmlns:a="http://schemas.openxmlformats.org/drawingml/2006/main" xmlns:pic="http://schemas.openxmlformats.org/drawingml/2006/picture">
             <wp:extent cx="5486400" cy="5185229"/>
-            <wp:docPr id="1" name="Picture 1" descr="Privacy and data governance. Separate tables: Keep analysis records apart from the identity key.. Limit access: Analysts receive scores and codes, not the name linkage.. Define retention: Apply the approved deletion schedule to both stores and listed copies."/>
+            <wp:docPr id="3" name="Picture 3" descr="Privacy and data governance. Separate tables: Keep analysis records apart from the identity key.. Limit access: Analysts receive scores and codes, not the name linkage.. Define retention: Apply the approved deletion schedule to both stores and listed copies."/>
             <wp:cNvGraphicFramePr>
               <a:graphicFrameLocks noChangeAspect="1"/>
             </wp:cNvGraphicFramePr>
@@ -1437,7 +2757,7 @@
                     <pic:cNvPicPr/>
                   </pic:nvPicPr>
                   <pic:blipFill>
-                    <a:blip r:embed="rId9"/>
+                    <a:blip r:embed="rId11"/>
                     <a:stretch>
                       <a:fillRect/>
                     </a:stretch>
@@ -1461,114 +2781,7 @@
         <w:pStyle w:val="Heading3"/>
       </w:pPr>
       <w:r>
-        <w:t>Read the picture one step at a time</w:t>
-      </w:r>
-    </w:p>
-    <w:tbl>
-      <w:tblPr>
-        <w:tblStyle w:val="LightShading-Accent1"/>
-        <w:tblW w:type="auto" w:w="0"/>
-        <w:tblLook w:firstColumn="1" w:firstRow="1" w:lastColumn="0" w:lastRow="0" w:noHBand="0" w:noVBand="1" w:val="04A0"/>
-      </w:tblPr>
-      <w:tblGrid>
-        <w:gridCol w:w="5112"/>
-        <w:gridCol w:w="5112"/>
-      </w:tblGrid>
-      <w:tr>
-        <w:trPr>
-          <w:tblHeader/>
-        </w:trPr>
-        <w:tc>
-          <w:tcPr>
-            <w:tcW w:type="dxa" w:w="5112"/>
-          </w:tcPr>
-          <w:p>
-            <w:r>
-              <w:t>Step</w:t>
-            </w:r>
-          </w:p>
-        </w:tc>
-        <w:tc>
-          <w:tcPr>
-            <w:tcW w:type="dxa" w:w="5112"/>
-          </w:tcPr>
-          <w:p>
-            <w:r>
-              <w:t>What happens and why</w:t>
-            </w:r>
-          </w:p>
-        </w:tc>
-      </w:tr>
-      <w:tr>
-        <w:tc>
-          <w:tcPr>
-            <w:tcW w:type="dxa" w:w="5112"/>
-          </w:tcPr>
-          <w:p>
-            <w:r>
-              <w:t>1. Separate tables</w:t>
-            </w:r>
-          </w:p>
-        </w:tc>
-        <w:tc>
-          <w:tcPr>
-            <w:tcW w:type="dxa" w:w="5112"/>
-          </w:tcPr>
-          <w:p>
-            <w:r>
-              <w:t>Keep analysis records apart from the identity key.</w:t>
-            </w:r>
-          </w:p>
-        </w:tc>
-      </w:tr>
-      <w:tr>
-        <w:tc>
-          <w:tcPr>
-            <w:tcW w:type="dxa" w:w="5112"/>
-          </w:tcPr>
-          <w:p>
-            <w:r>
-              <w:t>2. Limit access</w:t>
-            </w:r>
-          </w:p>
-        </w:tc>
-        <w:tc>
-          <w:tcPr>
-            <w:tcW w:type="dxa" w:w="5112"/>
-          </w:tcPr>
-          <w:p>
-            <w:r>
-              <w:t>Analysts receive scores and codes, not the name linkage.</w:t>
-            </w:r>
-          </w:p>
-        </w:tc>
-      </w:tr>
-      <w:tr>
-        <w:tc>
-          <w:tcPr>
-            <w:tcW w:type="dxa" w:w="5112"/>
-          </w:tcPr>
-          <w:p>
-            <w:r>
-              <w:t>3. Define retention</w:t>
-            </w:r>
-          </w:p>
-        </w:tc>
-        <w:tc>
-          <w:tcPr>
-            <w:tcW w:type="dxa" w:w="5112"/>
-          </w:tcPr>
-          <w:p>
-            <w:r>
-              <w:t>Apply the approved deletion schedule to both stores and listed copies.</w:t>
-            </w:r>
-          </w:p>
-        </w:tc>
-      </w:tr>
-    </w:tbl>
-    <w:p>
-      <w:r>
-        <w:t>Match each pictured step to the supplied facts. This is a worked teaching case, not an independent assessment.</w:t>
+        <w:t>Why this result follows</w:t>
       </w:r>
     </w:p>
     <w:p>
@@ -1576,7 +2789,7 @@
         <w:pStyle w:val="Heading3"/>
       </w:pPr>
       <w:r>
-        <w:t>Why this result follows</w:t>
+        <w:t>What this example does not establish</w:t>
       </w:r>
     </w:p>
     <w:p>
@@ -1584,143 +2797,180 @@
         <w:pStyle w:val="Heading3"/>
       </w:pPr>
       <w:r>
-        <w:t>Why the result follows</w:t>
+        <w:t>Change one thing in the pictured case</w:t>
       </w:r>
     </w:p>
     <w:p>
       <w:pPr>
-        <w:spacing w:line="336" w:lineRule="auto" w:after="180"/>
-        <w:shd w:fill="F1F6FC"/>
-      </w:pPr>
-      <w:r>
-        <w:rPr>
-          <w:b/>
-        </w:rPr>
-        <w:t>Pseudonym</w:t>
-      </w:r>
-      <w:r>
-        <w:rPr>
-          <w:b w:val="0"/>
-        </w:rPr>
-        <w:t>ous codes reduce routine exposure but are not the same as irreversible anonymity. Governance specifies purpose, readers, locations and retention.</w:t>
+        <w:pStyle w:val="Heading3"/>
+      </w:pPr>
+      <w:r>
+        <w:t>Ask while showing the picture</w:t>
       </w:r>
     </w:p>
     <w:p>
       <w:pPr>
-        <w:pStyle w:val="Heading3"/>
-      </w:pPr>
-      <w:r>
-        <w:t>What this example does not establish</w:t>
+        <w:spacing w:line="336" w:lineRule="auto" w:after="180"/>
+      </w:pPr>
+      <w:r>
+        <w:rPr>
+          <w:b w:val="0"/>
+        </w:rPr>
+        <w:t xml:space="preserve">Cover the result. Ask learners to name the </w:t>
+      </w:r>
+      <w:r>
+        <w:rPr>
+          <w:b/>
+        </w:rPr>
+        <w:t>input</w:t>
+      </w:r>
+      <w:r>
+        <w:rPr>
+          <w:b w:val="0"/>
+        </w:rPr>
+        <w:t xml:space="preserve">s and predict the next step. Uncover one step, connect the icon to the actual procedure, and explain its </w:t>
+      </w:r>
+      <w:r>
+        <w:rPr>
+          <w:b/>
+        </w:rPr>
+        <w:t>evidence</w:t>
+      </w:r>
+      <w:r>
+        <w:rPr>
+          <w:b w:val="0"/>
+        </w:rPr>
+        <w:t>. Then change the supplied condition and compare.</w:t>
       </w:r>
     </w:p>
     <w:p>
       <w:pPr>
-        <w:pStyle w:val="Heading3"/>
-      </w:pPr>
-      <w:r>
-        <w:t>Keep the stated limit</w:t>
+        <w:spacing w:line="336" w:lineRule="auto" w:after="180"/>
+      </w:pPr>
+      <w:r>
+        <w:rPr>
+          <w:b w:val="0"/>
+        </w:rPr>
+        <w:t>The picture is a representation; it does not document execution of a real AI model.</w:t>
       </w:r>
     </w:p>
     <w:p>
       <w:pPr>
-        <w:spacing w:line="336" w:lineRule="auto" w:after="180"/>
-        <w:shd w:fill="FFF5E6"/>
-      </w:pPr>
-      <w:r>
-        <w:rPr>
-          <w:b w:val="0"/>
-        </w:rPr>
-        <w:t>Small groups or unusual records may still be identifiable without names; evaluate re-identification risk.</w:t>
+        <w:pStyle w:val="Heading1"/>
+      </w:pPr>
+      <w:r>
+        <w:t>03. Model a step,then remove help</w:t>
       </w:r>
     </w:p>
     <w:p>
-      <w:pPr>
-        <w:pStyle w:val="Heading3"/>
-      </w:pPr>
-      <w:r>
-        <w:t>Change one thing in the pictured case</w:t>
+      <w:r>
+        <w:t>Collect each learner’s reasoning before showing a key.</w:t>
       </w:r>
     </w:p>
     <w:p>
       <w:pPr>
-        <w:pStyle w:val="Heading3"/>
-      </w:pPr>
-      <w:r>
-        <w:t>Change one thing</w:t>
+        <w:pStyle w:val="Heading2"/>
+      </w:pPr>
+      <w:r>
+        <w:t>Current completion task and checked reasoning</w:t>
       </w:r>
     </w:p>
     <w:p>
       <w:pPr>
         <w:spacing w:line="336" w:lineRule="auto" w:after="180"/>
-        <w:shd w:fill="F5F1FB"/>
       </w:pPr>
       <w:r>
         <w:rPr>
           <w:b w:val="0"/>
         </w:rPr>
-        <w:t>Change: Publish the identity key with the analysis table.</w:t>
+        <w:t>Completion task: Export has coded ID, exact birth date, classroom and rare condition. Team calls it anonymous because names are removed. Show the intermediate steps and give the conclusion with its scope.</w:t>
       </w:r>
     </w:p>
     <w:p>
       <w:pPr>
-        <w:pStyle w:val="Heading3"/>
-      </w:pPr>
-      <w:r>
-        <w:t>Predicted result</w:t>
+        <w:spacing w:line="336" w:lineRule="auto" w:after="180"/>
+      </w:pPr>
+      <w:r>
+        <w:rPr>
+          <w:b w:val="0"/>
+        </w:rPr>
+        <w:t>Teacher check: Teacher explanation: The combination can remain identifying; coded is not necessarily anonymous. Minimise fields and assess disclosure under the declared policy.</w:t>
       </w:r>
     </w:p>
     <w:p>
       <w:pPr>
         <w:spacing w:line="336" w:lineRule="auto" w:after="180"/>
-        <w:shd w:fill="F1F6FC"/>
-      </w:pPr>
+      </w:pPr>
+      <w:r>
+        <w:rPr>
+          <w:b w:val="0"/>
+        </w:rPr>
+        <w:t xml:space="preserve">Start by identifying the given </w:t>
+      </w:r>
       <w:r>
         <w:rPr>
           <w:b/>
         </w:rPr>
-        <w:t>Prediction</w:t>
+        <w:t>input</w:t>
       </w:r>
       <w:r>
         <w:rPr>
           <w:b w:val="0"/>
         </w:rPr>
-        <w:t>: The records become directly linkable to names and breach this access design.</w:t>
+        <w:t>s together. Leave the intermediate steps blank. If needed, model one step, then withdraw that help on the next step. Move to a full trace only when the partial trace is understood.</w:t>
       </w:r>
     </w:p>
     <w:p>
       <w:pPr>
-        <w:pStyle w:val="Heading3"/>
-      </w:pPr>
-      <w:r>
-        <w:t>Why the result follows</w:t>
+        <w:spacing w:line="336" w:lineRule="auto" w:after="180"/>
+      </w:pPr>
+      <w:r>
+        <w:rPr>
+          <w:b w:val="0"/>
+        </w:rPr>
+        <w:t>For partners, alternate explainer and checker; collect a response from every learner before discussion.</w:t>
       </w:r>
     </w:p>
     <w:p>
       <w:pPr>
-        <w:spacing w:line="336" w:lineRule="auto" w:after="180"/>
-        <w:shd w:fill="F1F6FC"/>
-      </w:pPr>
-      <w:r>
-        <w:rPr>
-          <w:b w:val="0"/>
-        </w:rPr>
-        <w:t>Reason: Separation only helps while the linkage key remains restricted.</w:t>
+        <w:pStyle w:val="Heading2"/>
+      </w:pPr>
+      <w:r>
+        <w:t>Individual misconception check</w:t>
       </w:r>
     </w:p>
     <w:p>
       <w:pPr>
-        <w:pStyle w:val="Heading3"/>
-      </w:pPr>
-      <w:r>
-        <w:t>Ask while showing the picture</w:t>
+        <w:spacing w:line="336" w:lineRule="auto" w:after="180"/>
+      </w:pPr>
+      <w:r>
+        <w:rPr>
+          <w:b w:val="0"/>
+        </w:rPr>
+        <w:t xml:space="preserve">Use the worked case for Privacy and </w:t>
+      </w:r>
+      <w:r>
+        <w:rPr>
+          <w:b/>
+        </w:rPr>
+        <w:t>data governance</w:t>
+      </w:r>
+      <w:r>
+        <w:rPr>
+          <w:b w:val="0"/>
+        </w:rPr>
+        <w:t>. Proposed explanation: “The worked result establishes every future case”. Decide whether this explanation is supported.</w:t>
       </w:r>
     </w:p>
     <w:p>
       <w:pPr>
-        <w:pStyle w:val="Heading3"/>
-      </w:pPr>
-      <w:r>
-        <w:t>Ask while showing the picture · 5</w:t>
+        <w:spacing w:line="336" w:lineRule="auto" w:after="180"/>
+      </w:pPr>
+      <w:r>
+        <w:rPr>
+          <w:b w:val="0"/>
+        </w:rPr>
+        <w:t>Point to the step or supplied fact that decides; explain your repair if needed.</w:t>
       </w:r>
     </w:p>
     <w:p>
@@ -1731,31 +2981,7 @@
         <w:rPr>
           <w:b w:val="0"/>
         </w:rPr>
-        <w:t xml:space="preserve">Cover the result. Ask learners to name the </w:t>
-      </w:r>
-      <w:r>
-        <w:rPr>
-          <w:b/>
-        </w:rPr>
-        <w:t>input</w:t>
-      </w:r>
-      <w:r>
-        <w:rPr>
-          <w:b w:val="0"/>
-        </w:rPr>
-        <w:t xml:space="preserve">s and predict the next step. Uncover one step, connect the icon to the actual procedure, and explain its </w:t>
-      </w:r>
-      <w:r>
-        <w:rPr>
-          <w:b/>
-        </w:rPr>
-        <w:t>evidence</w:t>
-      </w:r>
-      <w:r>
-        <w:rPr>
-          <w:b w:val="0"/>
-        </w:rPr>
-        <w:t>. Then change the supplied condition and compare.</w:t>
+        <w:t>Expected correction: A size threshold or coding scheme alone does not guarantee privacy.</w:t>
       </w:r>
     </w:p>
     <w:p>
@@ -1766,20 +2992,225 @@
         <w:rPr>
           <w:b w:val="0"/>
         </w:rPr>
-        <w:t>The picture is a representation; it does not document execution of a real AI model.</w:t>
+        <w:t>Collect explanations, not only yes/no votes. If a misunderstanding is common, re-model the relevant step for the class.</w:t>
       </w:r>
     </w:p>
     <w:p>
       <w:pPr>
-        <w:pStyle w:val="Heading1"/>
-      </w:pPr>
-      <w:r>
-        <w:t>03. Demonstrate and guide practice</w:t>
+        <w:spacing w:line="336" w:lineRule="auto" w:after="180"/>
+      </w:pPr>
+      <w:r>
+        <w:rPr>
+          <w:b w:val="0"/>
+        </w:rPr>
+        <w:t>If it affects a few learners, give a short targeted group explanation while others solve a more demanding variation.</w:t>
       </w:r>
     </w:p>
     <w:p>
-      <w:r>
-        <w:t>Demonstrate Privacy and data governance, reduce support deliberately and check individual reasoning before discussing answers.</w:t>
+      <w:pPr>
+        <w:pStyle w:val="Heading2"/>
+      </w:pPr>
+      <w:r>
+        <w:t>Pictured reasoning and changed case</w:t>
+      </w:r>
+    </w:p>
+    <w:p>
+      <w:pPr>
+        <w:spacing w:line="336" w:lineRule="auto" w:after="180"/>
+      </w:pPr>
+      <w:r>
+        <w:rPr>
+          <w:b w:val="0"/>
+        </w:rPr>
+        <w:t xml:space="preserve">Point to the analysis table and the restricted identity key. Why are the codes </w:t>
+      </w:r>
+      <w:r>
+        <w:rPr>
+          <w:b/>
+        </w:rPr>
+        <w:t>pseudonym</w:t>
+      </w:r>
+      <w:r>
+        <w:rPr>
+          <w:b w:val="0"/>
+        </w:rPr>
+        <w:t>ous rather than guaranteed anonymous, and what changes if the key is published?</w:t>
+      </w:r>
+    </w:p>
+    <w:p>
+      <w:pPr>
+        <w:spacing w:line="336" w:lineRule="auto" w:after="180"/>
+      </w:pPr>
+      <w:r>
+        <w:rPr>
+          <w:b w:val="0"/>
+        </w:rPr>
+        <w:t>Keep analysis records apart from the identity key. Analysts receive scores and codes, not the name linkage. Apply the approved deletion schedule to both stores and listed copies.</w:t>
+      </w:r>
+    </w:p>
+    <w:p>
+      <w:pPr>
+        <w:spacing w:line="336" w:lineRule="auto" w:after="180"/>
+      </w:pPr>
+      <w:r>
+        <w:rPr>
+          <w:b w:val="0"/>
+        </w:rPr>
+        <w:t>Changed case: The records become directly linkable to names and breach this access design. Separation only helps while the linkage key remains restricted.</w:t>
+      </w:r>
+    </w:p>
+    <w:p>
+      <w:pPr>
+        <w:spacing w:line="336" w:lineRule="auto" w:after="180"/>
+      </w:pPr>
+      <w:r>
+        <w:rPr>
+          <w:b w:val="0"/>
+        </w:rPr>
+        <w:t xml:space="preserve">The restricted linkage key makes these </w:t>
+      </w:r>
+      <w:r>
+        <w:rPr>
+          <w:b/>
+        </w:rPr>
+        <w:t>pseudonym</w:t>
+      </w:r>
+      <w:r>
+        <w:rPr>
+          <w:b w:val="0"/>
+        </w:rPr>
+        <w:t>ous records, not guaranteed anonymous ones.</w:t>
+      </w:r>
+    </w:p>
+    <w:p>
+      <w:pPr>
+        <w:spacing w:line="336" w:lineRule="auto" w:after="180"/>
+      </w:pPr>
+      <w:r>
+        <w:rPr>
+          <w:b w:val="0"/>
+        </w:rPr>
+        <w:t>Changed-case reasoning: The records become directly linkable to names and breach this access design. Separation only helps while the linkage key remains restricted.</w:t>
+      </w:r>
+    </w:p>
+    <w:p>
+      <w:pPr>
+        <w:spacing w:line="336" w:lineRule="auto" w:after="180"/>
+      </w:pPr>
+      <w:r>
+        <w:rPr>
+          <w:b w:val="0"/>
+        </w:rPr>
+        <w:t xml:space="preserve">Collect each learner’s explanation before discussion. Use the first missing connection between </w:t>
+      </w:r>
+      <w:r>
+        <w:rPr>
+          <w:b/>
+        </w:rPr>
+        <w:t>input</w:t>
+      </w:r>
+      <w:r>
+        <w:rPr>
+          <w:b w:val="0"/>
+        </w:rPr>
+        <w:t xml:space="preserve">, deciding step and result to choose support. This question is worked-case practice, not fresh mastery </w:t>
+      </w:r>
+      <w:r>
+        <w:rPr>
+          <w:b/>
+        </w:rPr>
+        <w:t>evidence</w:t>
+      </w:r>
+      <w:r>
+        <w:rPr>
+          <w:b w:val="0"/>
+        </w:rPr>
+        <w:t>.</w:t>
+      </w:r>
+    </w:p>
+    <w:p>
+      <w:pPr>
+        <w:pStyle w:val="Heading2"/>
+      </w:pPr>
+      <w:r>
+        <w:t>Accessible support and extension</w:t>
+      </w:r>
+    </w:p>
+    <w:p>
+      <w:pPr>
+        <w:spacing w:line="336" w:lineRule="auto" w:after="180"/>
+      </w:pPr>
+      <w:r>
+        <w:rPr>
+          <w:b w:val="0"/>
+        </w:rPr>
+        <w:t xml:space="preserve">Use the worked example in Sections 3 and 6. Collect a </w:t>
+      </w:r>
+      <w:r>
+        <w:rPr>
+          <w:b/>
+        </w:rPr>
+        <w:t>prediction</w:t>
+      </w:r>
+      <w:r>
+        <w:rPr>
+          <w:b w:val="0"/>
+        </w:rPr>
+        <w:t xml:space="preserve"> before revealing its result; ask the learner to point to each intermediate fact.</w:t>
+      </w:r>
+    </w:p>
+    <w:p>
+      <w:pPr>
+        <w:spacing w:line="336" w:lineRule="auto" w:after="180"/>
+      </w:pPr>
+      <w:r>
+        <w:rPr>
+          <w:b w:val="0"/>
+        </w:rPr>
+        <w:t xml:space="preserve">Provide an </w:t>
+      </w:r>
+      <w:r>
+        <w:rPr>
+          <w:b/>
+        </w:rPr>
+        <w:t>input</w:t>
+      </w:r>
+      <w:r>
+        <w:rPr>
+          <w:b w:val="0"/>
+        </w:rPr>
+        <w:t>/procedure/result/limit frame and a calculator when needed. Ask students to identify the first step before completing the whole trace.</w:t>
+      </w:r>
+    </w:p>
+    <w:p>
+      <w:pPr>
+        <w:spacing w:line="336" w:lineRule="auto" w:after="180"/>
+      </w:pPr>
+      <w:r>
+        <w:rPr>
+          <w:b w:val="0"/>
+        </w:rPr>
+        <w:t xml:space="preserve">Extension: compare two concrete variants of this </w:t>
+      </w:r>
+      <w:r>
+        <w:rPr>
+          <w:b/>
+        </w:rPr>
+        <w:t>mechanism</w:t>
+      </w:r>
+      <w:r>
+        <w:rPr>
+          <w:b w:val="0"/>
+        </w:rPr>
+        <w:t xml:space="preserve"> while holding unrelated conditions fixed; report both successful and unsuccessful outcomes.</w:t>
+      </w:r>
+    </w:p>
+    <w:p>
+      <w:pPr>
+        <w:pStyle w:val="Heading2"/>
+      </w:pPr>
+      <w:r>
+        <w:t>Earlier wording, alternatives and picture transcripts · reference / check after trying</w:t>
       </w:r>
     </w:p>
     <w:tbl>
@@ -1996,71 +3427,26 @@
     </w:tbl>
     <w:p>
       <w:pPr>
-        <w:spacing w:line="336" w:lineRule="auto" w:after="180"/>
-      </w:pPr>
-      <w:r>
-        <w:rPr>
-          <w:b w:val="0"/>
-        </w:rPr>
-        <w:t xml:space="preserve">Use the worked example in Sections 3 and 6. Collect a </w:t>
-      </w:r>
-      <w:r>
-        <w:rPr>
-          <w:b/>
-        </w:rPr>
-        <w:t>prediction</w:t>
-      </w:r>
-      <w:r>
-        <w:rPr>
-          <w:b w:val="0"/>
-        </w:rPr>
-        <w:t xml:space="preserve"> before revealing its result; ask the learner to point to each intermediate fact.</w:t>
+        <w:pStyle w:val="Heading3"/>
+      </w:pPr>
+      <w:r>
+        <w:t>Reduce help deliberately</w:t>
       </w:r>
     </w:p>
     <w:p>
       <w:pPr>
-        <w:spacing w:line="336" w:lineRule="auto" w:after="180"/>
-      </w:pPr>
-      <w:r>
-        <w:rPr>
-          <w:b w:val="0"/>
-        </w:rPr>
-        <w:t xml:space="preserve">Provide an </w:t>
-      </w:r>
-      <w:r>
-        <w:rPr>
-          <w:b/>
-        </w:rPr>
-        <w:t>input</w:t>
-      </w:r>
-      <w:r>
-        <w:rPr>
-          <w:b w:val="0"/>
-        </w:rPr>
-        <w:t>/procedure/result/limit frame and a calculator when needed. Ask students to identify the first step before completing the whole trace.</w:t>
+        <w:pStyle w:val="Heading3"/>
+      </w:pPr>
+      <w:r>
+        <w:t>Individual reasoning check</w:t>
       </w:r>
     </w:p>
     <w:p>
       <w:pPr>
-        <w:spacing w:line="336" w:lineRule="auto" w:after="180"/>
-      </w:pPr>
-      <w:r>
-        <w:rPr>
-          <w:b w:val="0"/>
-        </w:rPr>
-        <w:t xml:space="preserve">Extension: compare two concrete variants of this </w:t>
-      </w:r>
-      <w:r>
-        <w:rPr>
-          <w:b/>
-        </w:rPr>
-        <w:t>mechanism</w:t>
-      </w:r>
-      <w:r>
-        <w:rPr>
-          <w:b w:val="0"/>
-        </w:rPr>
-        <w:t xml:space="preserve"> while holding unrelated conditions fixed; report both successful and unsuccessful outcomes.</w:t>
+        <w:pStyle w:val="Heading3"/>
+      </w:pPr>
+      <w:r>
+        <w:t>Pictorial practice question</w:t>
       </w:r>
     </w:p>
     <w:p>
@@ -2068,47 +3454,39 @@
         <w:pStyle w:val="Heading3"/>
       </w:pPr>
       <w:r>
-        <w:t>Reduce help deliberately</w:t>
+        <w:t>Reasoned teacher answer</w:t>
       </w:r>
     </w:p>
     <w:p>
       <w:pPr>
-        <w:pStyle w:val="Heading3"/>
-      </w:pPr>
-      <w:r>
-        <w:t>Completion practice</w:t>
+        <w:pStyle w:val="Heading1"/>
+      </w:pPr>
+      <w:r>
+        <w:t>04. Run the complete supplied investigation</w:t>
       </w:r>
     </w:p>
     <w:p>
-      <w:pPr>
-        <w:spacing w:line="336" w:lineRule="auto" w:after="180"/>
-        <w:shd w:fill="F5F1FB"/>
-      </w:pPr>
-      <w:r>
-        <w:rPr>
-          <w:b w:val="0"/>
-        </w:rPr>
-        <w:t>Completion task: Export has coded ID, exact birth date, classroom and rare condition. Team calls it anonymous because names are removed. Show the intermediate steps and give the conclusion with its scope.</w:t>
+      <w:r>
+        <w:t>Separate predictions,actual runs and paper traces.</w:t>
       </w:r>
     </w:p>
     <w:p>
       <w:pPr>
-        <w:pStyle w:val="Heading3"/>
-      </w:pPr>
-      <w:r>
-        <w:t>Reasoning to listen for</w:t>
+        <w:pStyle w:val="Heading2"/>
+      </w:pPr>
+      <w:r>
+        <w:t>Complete inputs,expected results and limits</w:t>
       </w:r>
     </w:p>
     <w:p>
       <w:pPr>
         <w:spacing w:line="336" w:lineRule="auto" w:after="180"/>
-        <w:shd w:fill="F1F6FC"/>
       </w:pPr>
       <w:r>
         <w:rPr>
           <w:b w:val="0"/>
         </w:rPr>
-        <w:t>Teacher check: Teacher explanation: The combination can remain identifying; coded is not necessarily anonymous. Minimise fields and assess disclosure under the declared policy.</w:t>
+        <w:t>Main coded combinations can remain identifying; name removal is insufficient. Picture key publication breaks the declared separation and enables linking. The executable audit checks metadata only. Independent one-member subgroup fails the minimum-five rule; do not report it.</w:t>
       </w:r>
     </w:p>
     <w:p>
@@ -2119,38 +3497,26 @@
         <w:rPr>
           <w:b w:val="0"/>
         </w:rPr>
-        <w:t xml:space="preserve">Start by identifying the given </w:t>
-      </w:r>
-      <w:r>
-        <w:rPr>
-          <w:b/>
-        </w:rPr>
-        <w:t>input</w:t>
-      </w:r>
-      <w:r>
-        <w:rPr>
-          <w:b w:val="0"/>
-        </w:rPr>
-        <w:t>s together. Leave the intermediate steps blank. If needed, model one step, then withdraw that help on the next step. Move to a full trace only when the partial trace is understood.</w:t>
+        <w:t>A suppression or permitted regrouping proposal must consider indirect disclosure, and satisfying the size rule alone never establishes anonymity or export authorization.</w:t>
       </w:r>
     </w:p>
     <w:p>
       <w:pPr>
-        <w:spacing w:line="336" w:lineRule="auto" w:after="180"/>
-      </w:pPr>
-      <w:r>
-        <w:rPr>
-          <w:b w:val="0"/>
-        </w:rPr>
-        <w:t>For partners, alternate explainer and checker; collect a response from every learner before discussion.</w:t>
+        <w:pStyle w:val="Heading2"/>
+      </w:pPr>
+      <w:r>
+        <w:t>Diagnose the current misconceptions</w:t>
       </w:r>
     </w:p>
     <w:p>
       <w:pPr>
-        <w:pStyle w:val="Heading3"/>
-      </w:pPr>
-      <w:r>
-        <w:t>Individual reasoning check</w:t>
+        <w:spacing w:line="336" w:lineRule="auto" w:after="180"/>
+      </w:pPr>
+      <w:r>
+        <w:rPr>
+          <w:b w:val="0"/>
+        </w:rPr>
+        <w:t>The worked result establishes every future case: A size threshold or coding scheme alone does not guarantee privacy.</w:t>
       </w:r>
     </w:p>
     <w:p>
@@ -2161,19 +3527,31 @@
         <w:rPr>
           <w:b w:val="0"/>
         </w:rPr>
-        <w:t xml:space="preserve">Use the worked case for Privacy and </w:t>
+        <w:t xml:space="preserve">A missing </w:t>
       </w:r>
       <w:r>
         <w:rPr>
           <w:b/>
         </w:rPr>
-        <w:t>data governance</w:t>
+        <w:t>input</w:t>
       </w:r>
       <w:r>
         <w:rPr>
           <w:b w:val="0"/>
         </w:rPr>
-        <w:t>. Proposed explanation: “The worked result establishes every future case”. Decide whether this explanation is supported.</w:t>
+        <w:t xml:space="preserve"> may be replaced without recording the change: A replacement changes the </w:t>
+      </w:r>
+      <w:r>
+        <w:rPr>
+          <w:b/>
+        </w:rPr>
+        <w:t>evidence</w:t>
+      </w:r>
+      <w:r>
+        <w:rPr>
+          <w:b w:val="0"/>
+        </w:rPr>
+        <w:t xml:space="preserve"> or contract. Record the change and its justification; do not silently turn unknown into a measured value.</w:t>
       </w:r>
     </w:p>
     <w:p>
@@ -2184,305 +3562,62 @@
         <w:rPr>
           <w:b w:val="0"/>
         </w:rPr>
-        <w:t>Point to the step or supplied fact that decides; explain your repair if needed.</w:t>
+        <w:t xml:space="preserve">Repeating an assessed case is new independent </w:t>
+      </w:r>
+      <w:r>
+        <w:rPr>
+          <w:b/>
+        </w:rPr>
+        <w:t>evidence</w:t>
+      </w:r>
+      <w:r>
+        <w:rPr>
+          <w:b w:val="0"/>
+        </w:rPr>
+        <w:t>: A replay checks consistency. An example used for feedback or revision cannot later be described as untouched final evaluation.</w:t>
       </w:r>
     </w:p>
     <w:p>
       <w:pPr>
-        <w:pStyle w:val="Heading3"/>
-      </w:pPr>
-      <w:r>
-        <w:t>Expected repair</w:t>
+        <w:spacing w:line="336" w:lineRule="auto" w:after="180"/>
+      </w:pPr>
+      <w:r>
+        <w:rPr>
+          <w:b w:val="0"/>
+        </w:rPr>
+        <w:t xml:space="preserve">Use Section 9 for the </w:t>
+      </w:r>
+      <w:r>
+        <w:rPr>
+          <w:b/>
+        </w:rPr>
+        <w:t>evidence</w:t>
+      </w:r>
+      <w:r>
+        <w:rPr>
+          <w:b w:val="0"/>
+        </w:rPr>
+        <w:t xml:space="preserve"> ledger. Add a boundary or missing-</w:t>
+      </w:r>
+      <w:r>
+        <w:rPr>
+          <w:b/>
+        </w:rPr>
+        <w:t>input</w:t>
+      </w:r>
+      <w:r>
+        <w:rPr>
+          <w:b w:val="0"/>
+        </w:rPr>
+        <w:t xml:space="preserve"> case and record the expected response before checking. More successful repeats of one case do not establish wider coverage.</w:t>
       </w:r>
     </w:p>
     <w:p>
       <w:pPr>
-        <w:spacing w:line="336" w:lineRule="auto" w:after="180"/>
-        <w:shd w:fill="F1F6FC"/>
-      </w:pPr>
-      <w:r>
-        <w:rPr>
-          <w:b w:val="0"/>
-        </w:rPr>
-        <w:t>Expected correction: A size threshold or coding scheme alone does not guarantee privacy.</w:t>
-      </w:r>
-    </w:p>
-    <w:p>
-      <w:pPr>
-        <w:spacing w:line="336" w:lineRule="auto" w:after="180"/>
-      </w:pPr>
-      <w:r>
-        <w:rPr>
-          <w:b w:val="0"/>
-        </w:rPr>
-        <w:t>Collect explanations, not only yes/no votes. If a misunderstanding is common, re-model the relevant step for the class.</w:t>
-      </w:r>
-    </w:p>
-    <w:p>
-      <w:pPr>
-        <w:spacing w:line="336" w:lineRule="auto" w:after="180"/>
-      </w:pPr>
-      <w:r>
-        <w:rPr>
-          <w:b w:val="0"/>
-        </w:rPr>
-        <w:t>If it affects a few learners, give a short targeted group explanation while others solve a more demanding variation.</w:t>
-      </w:r>
-    </w:p>
-    <w:p>
-      <w:pPr>
-        <w:pStyle w:val="Heading3"/>
-      </w:pPr>
-      <w:r>
-        <w:t>Pictorial practice question</w:t>
-      </w:r>
-    </w:p>
-    <w:p>
-      <w:pPr>
-        <w:spacing w:line="336" w:lineRule="auto" w:after="180"/>
-        <w:shd w:fill="F5F1FB"/>
-      </w:pPr>
-      <w:r>
-        <w:rPr>
-          <w:b w:val="0"/>
-        </w:rPr>
-        <w:t xml:space="preserve">Point to the analysis table and the restricted identity key. Why are the codes </w:t>
-      </w:r>
-      <w:r>
-        <w:rPr>
-          <w:b/>
-        </w:rPr>
-        <w:t>pseudonym</w:t>
-      </w:r>
-      <w:r>
-        <w:rPr>
-          <w:b w:val="0"/>
-        </w:rPr>
-        <w:t>ous rather than guaranteed anonymous, and what changes if the key is published?</w:t>
-      </w:r>
-    </w:p>
-    <w:p>
-      <w:pPr>
-        <w:pStyle w:val="Heading3"/>
-      </w:pPr>
-      <w:r>
-        <w:t>Reasoned teacher answer</w:t>
-      </w:r>
-    </w:p>
-    <w:p>
-      <w:pPr>
-        <w:spacing w:line="336" w:lineRule="auto" w:after="180"/>
-      </w:pPr>
-      <w:r>
-        <w:rPr>
-          <w:b w:val="0"/>
-        </w:rPr>
-        <w:t>Keep analysis records apart from the identity key. Analysts receive scores and codes, not the name linkage. Apply the approved deletion schedule to both stores and listed copies.</w:t>
-      </w:r>
-    </w:p>
-    <w:p>
-      <w:pPr>
-        <w:spacing w:line="336" w:lineRule="auto" w:after="180"/>
-      </w:pPr>
-      <w:r>
-        <w:rPr>
-          <w:b w:val="0"/>
-        </w:rPr>
-        <w:t>Changed case: The records become directly linkable to names and breach this access design. Separation only helps while the linkage key remains restricted.</w:t>
-      </w:r>
-    </w:p>
-    <w:p>
-      <w:pPr>
-        <w:spacing w:line="336" w:lineRule="auto" w:after="180"/>
-      </w:pPr>
-      <w:r>
-        <w:rPr>
-          <w:b w:val="0"/>
-        </w:rPr>
-        <w:t xml:space="preserve">The restricted linkage key makes these </w:t>
-      </w:r>
-      <w:r>
-        <w:rPr>
-          <w:b/>
-        </w:rPr>
-        <w:t>pseudonym</w:t>
-      </w:r>
-      <w:r>
-        <w:rPr>
-          <w:b w:val="0"/>
-        </w:rPr>
-        <w:t>ous records, not guaranteed anonymous ones.</w:t>
-      </w:r>
-    </w:p>
-    <w:p>
-      <w:pPr>
-        <w:spacing w:line="336" w:lineRule="auto" w:after="180"/>
-      </w:pPr>
-      <w:r>
-        <w:rPr>
-          <w:b w:val="0"/>
-        </w:rPr>
-        <w:t>Changed-case reasoning: The records become directly linkable to names and breach this access design. Separation only helps while the linkage key remains restricted.</w:t>
-      </w:r>
-    </w:p>
-    <w:p>
-      <w:pPr>
-        <w:spacing w:line="336" w:lineRule="auto" w:after="180"/>
-      </w:pPr>
-      <w:r>
-        <w:rPr>
-          <w:b w:val="0"/>
-        </w:rPr>
-        <w:t xml:space="preserve">Collect each learner’s explanation before discussion. Use the first missing connection between </w:t>
-      </w:r>
-      <w:r>
-        <w:rPr>
-          <w:b/>
-        </w:rPr>
-        <w:t>input</w:t>
-      </w:r>
-      <w:r>
-        <w:rPr>
-          <w:b w:val="0"/>
-        </w:rPr>
-        <w:t xml:space="preserve">, deciding step and result to choose support. This question is worked-case practice, not fresh mastery </w:t>
-      </w:r>
-      <w:r>
-        <w:rPr>
-          <w:b/>
-        </w:rPr>
-        <w:t>evidence</w:t>
-      </w:r>
-      <w:r>
-        <w:rPr>
-          <w:b w:val="0"/>
-        </w:rPr>
-        <w:t>.</w:t>
-      </w:r>
-    </w:p>
-    <w:p>
-      <w:pPr>
-        <w:pStyle w:val="Heading1"/>
-      </w:pPr>
-      <w:r>
-        <w:t>04. Run the investigation and diagnose misconceptions</w:t>
-      </w:r>
-    </w:p>
-    <w:p>
-      <w:r>
-        <w:t>Run the Privacy and data governance investigation and use the first unsupported step to choose a teaching response.</w:t>
-      </w:r>
-    </w:p>
-    <w:p>
-      <w:pPr>
-        <w:spacing w:line="336" w:lineRule="auto" w:after="180"/>
-      </w:pPr>
-      <w:r>
-        <w:rPr>
-          <w:b w:val="0"/>
-        </w:rPr>
-        <w:t>The worked result establishes every future case: A size threshold or coding scheme alone does not guarantee privacy.</w:t>
-      </w:r>
-    </w:p>
-    <w:p>
-      <w:pPr>
-        <w:spacing w:line="336" w:lineRule="auto" w:after="180"/>
-      </w:pPr>
-      <w:r>
-        <w:rPr>
-          <w:b w:val="0"/>
-        </w:rPr>
-        <w:t xml:space="preserve">A missing </w:t>
-      </w:r>
-      <w:r>
-        <w:rPr>
-          <w:b/>
-        </w:rPr>
-        <w:t>input</w:t>
-      </w:r>
-      <w:r>
-        <w:rPr>
-          <w:b w:val="0"/>
-        </w:rPr>
-        <w:t xml:space="preserve"> may be replaced without recording the change: A replacement changes the </w:t>
-      </w:r>
-      <w:r>
-        <w:rPr>
-          <w:b/>
-        </w:rPr>
-        <w:t>evidence</w:t>
-      </w:r>
-      <w:r>
-        <w:rPr>
-          <w:b w:val="0"/>
-        </w:rPr>
-        <w:t xml:space="preserve"> or contract. Record the change and its justification; do not silently turn unknown into a measured value.</w:t>
-      </w:r>
-    </w:p>
-    <w:p>
-      <w:pPr>
-        <w:spacing w:line="336" w:lineRule="auto" w:after="180"/>
-      </w:pPr>
-      <w:r>
-        <w:rPr>
-          <w:b w:val="0"/>
-        </w:rPr>
-        <w:t xml:space="preserve">Repeating an assessed case is new independent </w:t>
-      </w:r>
-      <w:r>
-        <w:rPr>
-          <w:b/>
-        </w:rPr>
-        <w:t>evidence</w:t>
-      </w:r>
-      <w:r>
-        <w:rPr>
-          <w:b w:val="0"/>
-        </w:rPr>
-        <w:t>: A replay checks consistency. An example used for feedback or revision cannot later be described as untouched final evaluation.</w:t>
-      </w:r>
-    </w:p>
-    <w:p>
-      <w:pPr>
-        <w:spacing w:line="336" w:lineRule="auto" w:after="180"/>
-      </w:pPr>
-      <w:r>
-        <w:rPr>
-          <w:b w:val="0"/>
-        </w:rPr>
-        <w:t xml:space="preserve">Use Section 9 for the </w:t>
-      </w:r>
-      <w:r>
-        <w:rPr>
-          <w:b/>
-        </w:rPr>
-        <w:t>evidence</w:t>
-      </w:r>
-      <w:r>
-        <w:rPr>
-          <w:b w:val="0"/>
-        </w:rPr>
-        <w:t xml:space="preserve"> ledger. Add a boundary or missing-</w:t>
-      </w:r>
-      <w:r>
-        <w:rPr>
-          <w:b/>
-        </w:rPr>
-        <w:t>input</w:t>
-      </w:r>
-      <w:r>
-        <w:rPr>
-          <w:b w:val="0"/>
-        </w:rPr>
-        <w:t xml:space="preserve"> case and record the expected response before checking. More successful repeats of one case do not establish wider coverage.</w:t>
-      </w:r>
-    </w:p>
-    <w:p>
-      <w:pPr>
-        <w:pStyle w:val="Heading3"/>
-      </w:pPr>
-      <w:r>
-        <w:t>Match the support to the first error</w:t>
+        <w:pStyle w:val="Heading2"/>
+      </w:pPr>
+      <w:r>
+        <w:t>Choose accessible support</w:t>
       </w:r>
     </w:p>
     <w:tbl>
@@ -2655,45 +3790,39 @@
     </w:p>
     <w:p>
       <w:pPr>
-        <w:pStyle w:val="Heading1"/>
-      </w:pPr>
-      <w:r>
-        <w:t>05. Assess and explain the answers</w:t>
+        <w:pStyle w:val="Heading2"/>
+      </w:pPr>
+      <w:r>
+        <w:t>Earlier wording, alternatives and picture transcripts · reference / check after trying</w:t>
       </w:r>
     </w:p>
     <w:p>
-      <w:r>
-        <w:t>Use the Privacy and data governance questions, teacher keys and criteria after the relevant attempts. Previously discussed cases are practice; protect the separately selected independent task.</w:t>
+      <w:pPr>
+        <w:pStyle w:val="Heading3"/>
+      </w:pPr>
+      <w:r>
+        <w:t>Match the support to the first error</w:t>
       </w:r>
     </w:p>
     <w:p>
       <w:pPr>
-        <w:pStyle w:val="Heading3"/>
-      </w:pPr>
-      <w:r>
-        <w:t>Guided and exit questions</w:t>
+        <w:pStyle w:val="Heading1"/>
+      </w:pPr>
+      <w:r>
+        <w:t>05. Assess the new research scenario</w:t>
       </w:r>
     </w:p>
     <w:p>
-      <w:pPr>
-        <w:spacing w:line="336" w:lineRule="auto" w:after="180"/>
-      </w:pPr>
-      <w:r>
-        <w:rPr>
-          <w:b w:val="0"/>
-        </w:rPr>
-        <w:t>Guided: The combination can remain identifying; coded is not necessarily anonymous. Minimise fields and assess disclosure under the declared policy.</w:t>
+      <w:r>
+        <w:t>Keep the selected answer private until after a first attempt.</w:t>
       </w:r>
     </w:p>
     <w:p>
       <w:pPr>
-        <w:spacing w:line="336" w:lineRule="auto" w:after="180"/>
-      </w:pPr>
-      <w:r>
-        <w:rPr>
-          <w:b w:val="0"/>
-        </w:rPr>
-        <w:t>Qualification: A size threshold or coding scheme alone does not guarantee privacy.</w:t>
+        <w:pStyle w:val="Heading2"/>
+      </w:pPr>
+      <w:r>
+        <w:t>Selected independent task and checked answer</w:t>
       </w:r>
     </w:p>
     <w:p>
@@ -2704,535 +3833,26 @@
         <w:rPr>
           <w:b w:val="0"/>
         </w:rPr>
-        <w:t xml:space="preserve">Exit: accept a concrete variation with its predicted outcome and a stated condition that would challenge the </w:t>
-      </w:r>
-      <w:r>
-        <w:rPr>
-          <w:b/>
-        </w:rPr>
-        <w:t>mechanism</w:t>
-      </w:r>
-      <w:r>
-        <w:rPr>
-          <w:b w:val="0"/>
-        </w:rPr>
-        <w:t xml:space="preserve">; reject a claim resting on unmeasured </w:t>
-      </w:r>
-      <w:r>
-        <w:rPr>
-          <w:b/>
-        </w:rPr>
-        <w:t>evidence</w:t>
-      </w:r>
-      <w:r>
-        <w:rPr>
-          <w:b w:val="0"/>
-        </w:rPr>
-        <w:t>.</w:t>
+        <w:t>Selected case: Aggregate contains one member in a subgroup; policy forbids subgroup reports smaller than 5. Decide.</w:t>
       </w:r>
     </w:p>
     <w:p>
       <w:pPr>
-        <w:pStyle w:val="Heading3"/>
-      </w:pPr>
-      <w:r>
-        <w:t>W1 Explain the mechanism</w:t>
+        <w:spacing w:line="336" w:lineRule="auto" w:after="180"/>
+      </w:pPr>
+      <w:r>
+        <w:rPr>
+          <w:b w:val="0"/>
+        </w:rPr>
+        <w:t>Teacher explanation: Do not release that subgroup table under the fictional policy. Combine only where meaningful and permitted, or omit with explanation.</w:t>
       </w:r>
     </w:p>
     <w:p>
       <w:pPr>
-        <w:pStyle w:val="Heading3"/>
-      </w:pPr>
-      <w:r>
-        <w:t>Workbook question · W1</w:t>
-      </w:r>
-    </w:p>
-    <w:p>
-      <w:pPr>
-        <w:spacing w:line="336" w:lineRule="auto" w:after="180"/>
-        <w:shd w:fill="F5F1FB"/>
-      </w:pPr>
-      <w:r>
-        <w:rPr>
-          <w:b w:val="0"/>
-        </w:rPr>
-        <w:t xml:space="preserve">Explain the weekly </w:t>
-      </w:r>
-      <w:r>
-        <w:rPr>
-          <w:b/>
-        </w:rPr>
-        <w:t>mechanism</w:t>
-      </w:r>
-      <w:r>
-        <w:rPr>
-          <w:b w:val="0"/>
-        </w:rPr>
-        <w:t xml:space="preserve"> in your own words. Use the worked scenario to name its </w:t>
-      </w:r>
-      <w:r>
-        <w:rPr>
-          <w:b/>
-        </w:rPr>
-        <w:t>input</w:t>
-      </w:r>
-      <w:r>
-        <w:rPr>
-          <w:b w:val="0"/>
-        </w:rPr>
-        <w:t xml:space="preserve">, decision rule and </w:t>
-      </w:r>
-      <w:r>
-        <w:rPr>
-          <w:b/>
-        </w:rPr>
-        <w:t>output</w:t>
-      </w:r>
-      <w:r>
-        <w:rPr>
-          <w:b w:val="0"/>
-        </w:rPr>
-        <w:t>.</w:t>
-      </w:r>
-    </w:p>
-    <w:p>
-      <w:pPr>
-        <w:pStyle w:val="Heading3"/>
-      </w:pPr>
-      <w:r>
-        <w:t>Teacher reasoning · W1</w:t>
-      </w:r>
-    </w:p>
-    <w:p>
-      <w:pPr>
-        <w:spacing w:line="336" w:lineRule="auto" w:after="180"/>
-        <w:shd w:fill="F1F6FC"/>
-      </w:pPr>
-      <w:r>
-        <w:rPr>
-          <w:b w:val="0"/>
-        </w:rPr>
-        <w:t xml:space="preserve">Teacher explanation: </w:t>
-      </w:r>
-      <w:r>
-        <w:rPr>
-          <w:b/>
-        </w:rPr>
-        <w:t>Data governance</w:t>
-      </w:r>
-      <w:r>
-        <w:rPr>
-          <w:b w:val="0"/>
-        </w:rPr>
-        <w:t xml:space="preserve"> specifies who may use which records, for what purpose and for how long. Coded data can still be reidentifiable.</w:t>
-      </w:r>
-    </w:p>
-    <w:p>
-      <w:pPr>
-        <w:spacing w:line="336" w:lineRule="auto" w:after="180"/>
-        <w:shd w:fill="F1F6FC"/>
-      </w:pPr>
-      <w:r>
-        <w:rPr>
-          <w:b w:val="0"/>
-        </w:rPr>
-        <w:t>For fictional records separate participant-code table from analysis values; limit access and retention. Remove unnecessary fields and small-group details before a permitted aggregate export.</w:t>
-      </w:r>
-    </w:p>
-    <w:p>
-      <w:pPr>
-        <w:pStyle w:val="Heading3"/>
-      </w:pPr>
-      <w:r>
-        <w:t>W2 Trace the worked case</w:t>
-      </w:r>
-    </w:p>
-    <w:p>
-      <w:pPr>
-        <w:pStyle w:val="Heading3"/>
-      </w:pPr>
-      <w:r>
-        <w:t>Workbook question · W2</w:t>
-      </w:r>
-    </w:p>
-    <w:p>
-      <w:pPr>
-        <w:spacing w:line="336" w:lineRule="auto" w:after="180"/>
-        <w:shd w:fill="F5F1FB"/>
-      </w:pPr>
-      <w:r>
-        <w:rPr>
-          <w:b w:val="0"/>
-        </w:rPr>
-        <w:t>Export has coded ID, exact birth date, classroom and rare condition. Team calls it anonymous because names are removed. Show the intermediate steps and give the conclusion with its scope.</w:t>
-      </w:r>
-    </w:p>
-    <w:p>
-      <w:pPr>
-        <w:pStyle w:val="Heading3"/>
-      </w:pPr>
-      <w:r>
-        <w:t>Teacher reasoning · W2</w:t>
-      </w:r>
-    </w:p>
-    <w:p>
-      <w:pPr>
-        <w:spacing w:line="336" w:lineRule="auto" w:after="180"/>
-        <w:shd w:fill="F1F6FC"/>
-      </w:pPr>
-      <w:r>
-        <w:rPr>
-          <w:b w:val="0"/>
-        </w:rPr>
-        <w:t>Teacher explanation: The combination can remain identifying; coded is not necessarily anonymous. Minimise fields and assess disclosure under the declared policy.</w:t>
-      </w:r>
-    </w:p>
-    <w:p>
-      <w:pPr>
-        <w:pStyle w:val="Heading3"/>
-      </w:pPr>
-      <w:r>
-        <w:t>W3 Audit the limit</w:t>
-      </w:r>
-    </w:p>
-    <w:p>
-      <w:pPr>
-        <w:pStyle w:val="Heading3"/>
-      </w:pPr>
-      <w:r>
-        <w:t>Workbook question · W3</w:t>
-      </w:r>
-    </w:p>
-    <w:p>
-      <w:pPr>
-        <w:spacing w:line="336" w:lineRule="auto" w:after="180"/>
-        <w:shd w:fill="F5F1FB"/>
-      </w:pPr>
-      <w:r>
-        <w:rPr>
-          <w:b w:val="0"/>
-        </w:rPr>
-        <w:t>A report omits this qualification: A size threshold or coding scheme alone does not guarantee privacy. Explain how omitting it could change a reader's interpretation, and write an accurate replacement.</w:t>
-      </w:r>
-    </w:p>
-    <w:p>
-      <w:pPr>
-        <w:pStyle w:val="Heading3"/>
-      </w:pPr>
-      <w:r>
-        <w:t>Teacher reasoning · W3</w:t>
-      </w:r>
-    </w:p>
-    <w:p>
-      <w:pPr>
-        <w:spacing w:line="336" w:lineRule="auto" w:after="180"/>
-        <w:shd w:fill="F1F6FC"/>
-      </w:pPr>
-      <w:r>
-        <w:rPr>
-          <w:b w:val="0"/>
-        </w:rPr>
-        <w:t>Teacher explanation: A size threshold or coding scheme alone does not guarantee privacy.</w:t>
-      </w:r>
-    </w:p>
-    <w:p>
-      <w:pPr>
-        <w:spacing w:line="336" w:lineRule="auto" w:after="180"/>
-        <w:shd w:fill="F1F6FC"/>
-      </w:pPr>
-      <w:r>
-        <w:rPr>
-          <w:b w:val="0"/>
-        </w:rPr>
-        <w:t xml:space="preserve">State the observed result separately from the unverified or out-of-scope claim; preserve the original </w:t>
-      </w:r>
-      <w:r>
-        <w:rPr>
-          <w:b/>
-        </w:rPr>
-        <w:t>evidence</w:t>
-      </w:r>
-      <w:r>
-        <w:rPr>
-          <w:b w:val="0"/>
-        </w:rPr>
-        <w:t xml:space="preserve"> rather than inventing a missing fact.</w:t>
-      </w:r>
-    </w:p>
-    <w:p>
-      <w:pPr>
-        <w:pStyle w:val="Heading3"/>
-      </w:pPr>
-      <w:r>
-        <w:t>W4 Apply a new case independently</w:t>
-      </w:r>
-    </w:p>
-    <w:p>
-      <w:pPr>
-        <w:pStyle w:val="Heading3"/>
-      </w:pPr>
-      <w:r>
-        <w:t>Workbook question · W4</w:t>
-      </w:r>
-    </w:p>
-    <w:p>
-      <w:pPr>
-        <w:spacing w:line="336" w:lineRule="auto" w:after="180"/>
-        <w:shd w:fill="F5F1FB"/>
-      </w:pPr>
-      <w:r>
-        <w:rPr>
-          <w:b w:val="0"/>
-        </w:rPr>
-        <w:t>Aggregate contains one member in a subgroup; policy forbids subgroup reports smaller than5. Decide.</w:t>
-      </w:r>
-    </w:p>
-    <w:p>
-      <w:pPr>
-        <w:pStyle w:val="Heading3"/>
-      </w:pPr>
-      <w:r>
-        <w:t>Teacher reasoning · W4</w:t>
-      </w:r>
-    </w:p>
-    <w:p>
-      <w:pPr>
-        <w:spacing w:line="336" w:lineRule="auto" w:after="180"/>
-        <w:shd w:fill="F1F6FC"/>
-      </w:pPr>
-      <w:r>
-        <w:rPr>
-          <w:b w:val="0"/>
-        </w:rPr>
-        <w:t>Teacher explanation: Do not release that subgroup table under the fictional policy. Combine only where meaningful and permitted, or omit with explanation.</w:t>
-      </w:r>
-    </w:p>
-    <w:p>
-      <w:pPr>
-        <w:pStyle w:val="Heading3"/>
-      </w:pPr>
-      <w:r>
-        <w:t>W5 Design a revealing follow-up</w:t>
-      </w:r>
-    </w:p>
-    <w:p>
-      <w:pPr>
-        <w:pStyle w:val="Heading3"/>
-      </w:pPr>
-      <w:r>
-        <w:t>Workbook question · W5</w:t>
-      </w:r>
-    </w:p>
-    <w:p>
-      <w:pPr>
-        <w:spacing w:line="336" w:lineRule="auto" w:after="180"/>
-        <w:shd w:fill="F5F1FB"/>
-      </w:pPr>
-      <w:r>
-        <w:rPr>
-          <w:b w:val="0"/>
-        </w:rPr>
-        <w:t>For the worked scenario, propose one additional case that could reveal a failure, describe its expected outcome before running it, and explain what would need to remain fixed for a fair comparison.</w:t>
-      </w:r>
-    </w:p>
-    <w:p>
-      <w:pPr>
-        <w:spacing w:line="336" w:lineRule="auto" w:after="180"/>
-        <w:shd w:fill="F5F1FB"/>
-      </w:pPr>
-      <w:r>
-        <w:rPr>
-          <w:b w:val="0"/>
-        </w:rPr>
-        <w:t>Do not reuse W4 as a new final test after receiving feedback.</w:t>
-      </w:r>
-    </w:p>
-    <w:p>
-      <w:pPr>
-        <w:pStyle w:val="Heading3"/>
-      </w:pPr>
-      <w:r>
-        <w:t>Teacher reasoning · W5</w:t>
-      </w:r>
-    </w:p>
-    <w:p>
-      <w:pPr>
-        <w:spacing w:line="336" w:lineRule="auto" w:after="180"/>
-        <w:shd w:fill="F1F6FC"/>
-      </w:pPr>
-      <w:r>
-        <w:rPr>
-          <w:b w:val="0"/>
-        </w:rPr>
-        <w:t xml:space="preserve">Teacher explanation: Accept a concrete variant of the worked </w:t>
-      </w:r>
-      <w:r>
-        <w:rPr>
-          <w:b/>
-        </w:rPr>
-        <w:t>input</w:t>
-      </w:r>
-      <w:r>
-        <w:rPr>
-          <w:b w:val="0"/>
-        </w:rPr>
-        <w:t xml:space="preserve"> or a missing/conflicting/boundary condition, with an expectation derived from the declared procedure.</w:t>
-      </w:r>
-    </w:p>
-    <w:p>
-      <w:pPr>
-        <w:spacing w:line="336" w:lineRule="auto" w:after="180"/>
-        <w:shd w:fill="F1F6FC"/>
-      </w:pPr>
-      <w:r>
-        <w:rPr>
-          <w:b w:val="0"/>
-        </w:rPr>
-        <w:t xml:space="preserve">Require preserved settings, original </w:t>
-      </w:r>
-      <w:r>
-        <w:rPr>
-          <w:b/>
-        </w:rPr>
-        <w:t>output</w:t>
-      </w:r>
-      <w:r>
-        <w:rPr>
-          <w:b w:val="0"/>
-        </w:rPr>
-        <w:t>s and data roles. A size threshold or coding scheme alone does not guarantee privacy.</w:t>
-      </w:r>
-    </w:p>
-    <w:p>
-      <w:pPr>
-        <w:spacing w:line="336" w:lineRule="auto" w:after="180"/>
-        <w:shd w:fill="F1F6FC"/>
-      </w:pPr>
-      <w:r>
-        <w:rPr>
-          <w:b w:val="0"/>
-        </w:rPr>
-        <w:t xml:space="preserve">The new case should test this particular </w:t>
-      </w:r>
-      <w:r>
-        <w:rPr>
-          <w:b/>
-        </w:rPr>
-        <w:t>mechanism</w:t>
-      </w:r>
-      <w:r>
-        <w:rPr>
-          <w:b w:val="0"/>
-        </w:rPr>
-        <w:t xml:space="preserve"> rather than merely restate the original result.</w:t>
-      </w:r>
-    </w:p>
-    <w:p>
-      <w:pPr>
-        <w:pStyle w:val="Heading3"/>
-      </w:pPr>
-      <w:r>
-        <w:t>Independent assessment and fresh retry</w:t>
-      </w:r>
-    </w:p>
-    <w:p>
-      <w:pPr>
-        <w:pStyle w:val="Heading3"/>
-      </w:pPr>
-      <w:r>
-        <w:t>Teacher key · Independent assessment and fresh retry</w:t>
-      </w:r>
-    </w:p>
-    <w:p>
-      <w:pPr>
-        <w:spacing w:line="336" w:lineRule="auto" w:after="180"/>
-        <w:shd w:fill="F1F6FC"/>
-      </w:pPr>
-      <w:r>
-        <w:rPr>
-          <w:b w:val="0"/>
-        </w:rPr>
-        <w:t>W4: Do not release that subgroup table under the fictional policy. Combine only where meaningful and permitted, or omit with explanation. Require intermediate reasoning and the stated scope.</w:t>
-      </w:r>
-    </w:p>
-    <w:p>
-      <w:pPr>
-        <w:spacing w:line="336" w:lineRule="auto" w:after="180"/>
-        <w:shd w:fill="F1F6FC"/>
-      </w:pPr>
-      <w:r>
-        <w:rPr>
-          <w:b w:val="0"/>
-        </w:rPr>
-        <w:t>Fresh retry: Subgroups sizes4 and6 under minimum5. Expected reasoning: Size4 fails the release policy; size6 satisfies that size rule but still needs other disclosure checks.</w:t>
-      </w:r>
-    </w:p>
-    <w:p>
-      <w:pPr>
-        <w:spacing w:line="336" w:lineRule="auto" w:after="180"/>
-        <w:shd w:fill="F1F6FC"/>
-      </w:pPr>
-      <w:r>
-        <w:rPr>
-          <w:b w:val="0"/>
-        </w:rPr>
-        <w:t>If students need support, record it and reassess with another new case rather than awarding independence to a copied answer.</w:t>
-      </w:r>
-    </w:p>
-    <w:p>
-      <w:pPr>
-        <w:pStyle w:val="Heading3"/>
-      </w:pPr>
-      <w:r>
-        <w:t>Assess independent transfer</w:t>
-      </w:r>
-    </w:p>
-    <w:p>
-      <w:pPr>
-        <w:pStyle w:val="Heading3"/>
-      </w:pPr>
-      <w:r>
-        <w:t>Independent question · withhold the key</w:t>
-      </w:r>
-    </w:p>
-    <w:p>
-      <w:pPr>
-        <w:spacing w:line="336" w:lineRule="auto" w:after="180"/>
-        <w:shd w:fill="F5F1FB"/>
-      </w:pPr>
-      <w:r>
-        <w:rPr>
-          <w:b w:val="0"/>
-        </w:rPr>
-        <w:t>Selected case: Aggregate contains one member in a subgroup; policy forbids subgroup reports smaller than5. Decide.</w:t>
-      </w:r>
-    </w:p>
-    <w:p>
-      <w:pPr>
-        <w:pStyle w:val="Heading3"/>
-      </w:pPr>
-      <w:r>
-        <w:t>Selected case answer</w:t>
-      </w:r>
-    </w:p>
-    <w:p>
-      <w:pPr>
-        <w:pStyle w:val="Heading3"/>
-      </w:pPr>
-      <w:r>
-        <w:t>Teacher key · Selected case answer</w:t>
-      </w:r>
-    </w:p>
-    <w:p>
-      <w:pPr>
-        <w:spacing w:line="336" w:lineRule="auto" w:after="180"/>
-        <w:shd w:fill="F1F6FC"/>
-      </w:pPr>
-      <w:r>
-        <w:rPr>
-          <w:b w:val="0"/>
-        </w:rPr>
-        <w:t>Teacher explanation: Do not release that subgroup table under the fictional policy. Combine only where meaningful and permitted, or omit with explanation.</w:t>
+        <w:pStyle w:val="Heading2"/>
+      </w:pPr>
+      <w:r>
+        <w:t>Judge explanation,trace and limits</w:t>
       </w:r>
     </w:p>
     <w:tbl>
@@ -3339,54 +3959,55 @@
     </w:tbl>
     <w:p>
       <w:pPr>
-        <w:pStyle w:val="Heading3"/>
-      </w:pPr>
-      <w:r>
-        <w:t>Teacher key · Selected case answer</w:t>
+        <w:spacing w:line="336" w:lineRule="auto" w:after="180"/>
+      </w:pPr>
+      <w:r>
+        <w:rPr>
+          <w:b w:val="0"/>
+        </w:rPr>
+        <w:t>Record each dimension as not yet, with support, or independent. Accept a valid alternative procedure with a defensible trace.</w:t>
       </w:r>
     </w:p>
     <w:p>
       <w:pPr>
         <w:spacing w:line="336" w:lineRule="auto" w:after="180"/>
-        <w:shd w:fill="F1F6FC"/>
       </w:pPr>
       <w:r>
         <w:rPr>
           <w:b w:val="0"/>
         </w:rPr>
-        <w:t>Record each dimension as not yet, with support, or independent. Accept a valid alternative procedure with a defensible trace.</w:t>
+        <w:t xml:space="preserve">Do not penalise an honestly recorded model failure if the learner correctly explains its </w:t>
+      </w:r>
+      <w:r>
+        <w:rPr>
+          <w:b/>
+        </w:rPr>
+        <w:t>evidence</w:t>
+      </w:r>
+      <w:r>
+        <w:rPr>
+          <w:b w:val="0"/>
+        </w:rPr>
+        <w:t xml:space="preserve"> and limits.</w:t>
       </w:r>
     </w:p>
     <w:p>
       <w:pPr>
-        <w:spacing w:line="336" w:lineRule="auto" w:after="180"/>
-        <w:shd w:fill="F1F6FC"/>
-      </w:pPr>
-      <w:r>
-        <w:rPr>
-          <w:b w:val="0"/>
-        </w:rPr>
-        <w:t xml:space="preserve">Do not penalise an honestly recorded model failure if the learner correctly explains its </w:t>
-      </w:r>
-      <w:r>
-        <w:rPr>
-          <w:b/>
-        </w:rPr>
-        <w:t>evidence</w:t>
-      </w:r>
-      <w:r>
-        <w:rPr>
-          <w:b w:val="0"/>
-        </w:rPr>
-        <w:t xml:space="preserve"> and limits.</w:t>
+        <w:pStyle w:val="Heading2"/>
+      </w:pPr>
+      <w:r>
+        <w:t>Give one usable repair</w:t>
       </w:r>
     </w:p>
     <w:p>
       <w:pPr>
-        <w:pStyle w:val="Heading3"/>
-      </w:pPr>
-      <w:r>
-        <w:t>Feedback that the learner uses</w:t>
+        <w:spacing w:line="336" w:lineRule="auto" w:after="180"/>
+      </w:pPr>
+      <w:r>
+        <w:rPr>
+          <w:b w:val="0"/>
+        </w:rPr>
+        <w:t>Name the earliest unsupported step and give one action to repair it. Have the learner make that repair now and explain why. Then assess the relevant skill on a fresh, fully specified case.</w:t>
       </w:r>
     </w:p>
     <w:p>
@@ -3397,31 +4018,85 @@
         <w:rPr>
           <w:b w:val="0"/>
         </w:rPr>
-        <w:t>Name the earliest unsupported step and give one action to repair it. Have the learner make that repair now and explain why. Then assess the relevant skill on a fresh, fully specified case.</w:t>
+        <w:t>Confirm it was not previously practised with feedback; solve and check the new case before assigning it. A follow-up design prompt is a starting brief, not automatically an equivalent test.</w:t>
       </w:r>
     </w:p>
     <w:p>
       <w:pPr>
-        <w:spacing w:line="336" w:lineRule="auto" w:after="180"/>
-      </w:pPr>
-      <w:r>
-        <w:rPr>
-          <w:b w:val="0"/>
-        </w:rPr>
-        <w:t>Confirm it was not previously practised with feedback; solve and check the new case before assigning it. A follow-up design prompt is a starting brief, not automatically an equivalent test.</w:t>
+        <w:pStyle w:val="Heading2"/>
+      </w:pPr>
+      <w:r>
+        <w:t>W1 Explain the mechanism</w:t>
       </w:r>
     </w:p>
     <w:p>
       <w:pPr>
-        <w:pStyle w:val="Heading1"/>
-      </w:pPr>
-      <w:r>
-        <w:t>06. Connect the project, support and next lesson</w:t>
+        <w:spacing w:line="336" w:lineRule="auto" w:after="180"/>
+      </w:pPr>
+      <w:r>
+        <w:rPr>
+          <w:b w:val="0"/>
+        </w:rPr>
+        <w:t xml:space="preserve">Explain the weekly </w:t>
+      </w:r>
+      <w:r>
+        <w:rPr>
+          <w:b/>
+        </w:rPr>
+        <w:t>mechanism</w:t>
+      </w:r>
+      <w:r>
+        <w:rPr>
+          <w:b w:val="0"/>
+        </w:rPr>
+        <w:t xml:space="preserve"> in your own words. Use the worked scenario to name its </w:t>
+      </w:r>
+      <w:r>
+        <w:rPr>
+          <w:b/>
+        </w:rPr>
+        <w:t>input</w:t>
+      </w:r>
+      <w:r>
+        <w:rPr>
+          <w:b w:val="0"/>
+        </w:rPr>
+        <w:t xml:space="preserve">, decision rule and </w:t>
+      </w:r>
+      <w:r>
+        <w:rPr>
+          <w:b/>
+        </w:rPr>
+        <w:t>output</w:t>
+      </w:r>
+      <w:r>
+        <w:rPr>
+          <w:b w:val="0"/>
+        </w:rPr>
+        <w:t>.</w:t>
       </w:r>
     </w:p>
     <w:p>
-      <w:r>
-        <w:t>Connect Privacy and data governance to Reproducible AI Research Study, adapt support and plan a later changed-case check.</w:t>
+      <w:pPr>
+        <w:spacing w:line="336" w:lineRule="auto" w:after="180"/>
+      </w:pPr>
+      <w:r>
+        <w:rPr>
+          <w:b w:val="0"/>
+        </w:rPr>
+        <w:t xml:space="preserve">Teacher explanation: </w:t>
+      </w:r>
+      <w:r>
+        <w:rPr>
+          <w:b/>
+        </w:rPr>
+        <w:t>Data governance</w:t>
+      </w:r>
+      <w:r>
+        <w:rPr>
+          <w:b w:val="0"/>
+        </w:rPr>
+        <w:t xml:space="preserve"> specifies who may use which records, for what purpose and for how long. Coded data can still be reidentifiable.</w:t>
       </w:r>
     </w:p>
     <w:p>
@@ -3432,90 +4107,15 @@
         <w:rPr>
           <w:b w:val="0"/>
         </w:rPr>
-        <w:t xml:space="preserve">Add a labelled privacy and </w:t>
-      </w:r>
-      <w:r>
-        <w:rPr>
-          <w:b/>
-        </w:rPr>
-        <w:t>data governance</w:t>
-      </w:r>
-      <w:r>
-        <w:rPr>
-          <w:b w:val="0"/>
-        </w:rPr>
-        <w:t xml:space="preserve"> </w:t>
-      </w:r>
-      <w:r>
-        <w:rPr>
-          <w:b/>
-        </w:rPr>
-        <w:t>evidence</w:t>
-      </w:r>
-      <w:r>
-        <w:rPr>
-          <w:b w:val="0"/>
-        </w:rPr>
-        <w:t xml:space="preserve"> sheet to Reproducible AI Research Study. Show how you can explain the </w:t>
-      </w:r>
-      <w:r>
-        <w:rPr>
-          <w:b/>
-        </w:rPr>
-        <w:t>mechanism</w:t>
-      </w:r>
-      <w:r>
-        <w:rPr>
-          <w:b w:val="0"/>
-        </w:rPr>
-        <w:t xml:space="preserve"> and terminology of privacy and </w:t>
-      </w:r>
-      <w:r>
-        <w:rPr>
-          <w:b/>
-        </w:rPr>
-        <w:t>data governance</w:t>
-      </w:r>
-      <w:r>
-        <w:rPr>
-          <w:b w:val="0"/>
-        </w:rPr>
-        <w:t>.</w:t>
+        <w:t>For fictional records separate participant-code table from analysis values; limit access and retention. Remove unnecessary fields and small-group details before a permitted aggregate export.</w:t>
       </w:r>
     </w:p>
     <w:p>
       <w:pPr>
-        <w:spacing w:line="336" w:lineRule="auto" w:after="180"/>
-      </w:pPr>
-      <w:r>
-        <w:rPr>
-          <w:b w:val="0"/>
-        </w:rPr>
-        <w:t xml:space="preserve">Use the supplied fictional case and keep its </w:t>
-      </w:r>
-      <w:r>
-        <w:rPr>
-          <w:b/>
-        </w:rPr>
-        <w:t>input</w:t>
-      </w:r>
-      <w:r>
-        <w:rPr>
-          <w:b w:val="0"/>
-        </w:rPr>
-        <w:t xml:space="preserve">s, intermediate steps, calculation or </w:t>
-      </w:r>
-      <w:r>
-        <w:rPr>
-          <w:b/>
-        </w:rPr>
-        <w:t>prediction</w:t>
-      </w:r>
-      <w:r>
-        <w:rPr>
-          <w:b w:val="0"/>
-        </w:rPr>
-        <w:t>, and limitation. Connect this record to last week’s record; a matching answer without a trace is insufficient.</w:t>
+        <w:pStyle w:val="Heading2"/>
+      </w:pPr>
+      <w:r>
+        <w:t>W2 Trace the worked case</w:t>
       </w:r>
     </w:p>
     <w:p>
@@ -3526,19 +4126,7 @@
         <w:rPr>
           <w:b w:val="0"/>
         </w:rPr>
-        <w:t xml:space="preserve">Provide an </w:t>
-      </w:r>
-      <w:r>
-        <w:rPr>
-          <w:b/>
-        </w:rPr>
-        <w:t>input</w:t>
-      </w:r>
-      <w:r>
-        <w:rPr>
-          <w:b w:val="0"/>
-        </w:rPr>
-        <w:t>/procedure/result/limit frame and a calculator when needed. Ask students to identify the first step before completing the whole trace.</w:t>
+        <w:t>Export has coded ID, exact birth date, classroom and rare condition. Team calls it anonymous because names are removed. Show the intermediate steps and give the conclusion with its scope.</w:t>
       </w:r>
     </w:p>
     <w:p>
@@ -3549,42 +4137,15 @@
         <w:rPr>
           <w:b w:val="0"/>
         </w:rPr>
-        <w:t xml:space="preserve">Extension: compare two concrete variants of this </w:t>
-      </w:r>
-      <w:r>
-        <w:rPr>
-          <w:b/>
-        </w:rPr>
-        <w:t>mechanism</w:t>
-      </w:r>
-      <w:r>
-        <w:rPr>
-          <w:b w:val="0"/>
-        </w:rPr>
-        <w:t xml:space="preserve"> while holding unrelated conditions fixed; report both successful and unsuccessful outcomes.</w:t>
+        <w:t>Teacher explanation: The combination can remain identifying; coded is not necessarily anonymous. Minimise fields and assess disclosure under the declared policy.</w:t>
       </w:r>
     </w:p>
     <w:p>
       <w:pPr>
-        <w:spacing w:line="336" w:lineRule="auto" w:after="180"/>
-      </w:pPr>
-      <w:r>
-        <w:rPr>
-          <w:b w:val="0"/>
-        </w:rPr>
-        <w:t xml:space="preserve">Next connection: Predefining an analysis plan. Preserve the current case record and retrieve its </w:t>
-      </w:r>
-      <w:r>
-        <w:rPr>
-          <w:b/>
-        </w:rPr>
-        <w:t>evidence</w:t>
-      </w:r>
-      <w:r>
-        <w:rPr>
-          <w:b w:val="0"/>
-        </w:rPr>
-        <w:t xml:space="preserve"> boundary before moving on.</w:t>
+        <w:pStyle w:val="Heading2"/>
+      </w:pPr>
+      <w:r>
+        <w:t>W3 Audit the limit</w:t>
       </w:r>
     </w:p>
     <w:p>
@@ -3595,15 +4156,554 @@
         <w:rPr>
           <w:b w:val="0"/>
         </w:rPr>
-        <w:t>Retain the project ledger and assess a changed case after support. Check the relevant prerequisite before carrying this component forward.</w:t>
+        <w:t>A report omits this qualification: A size threshold or coding scheme alone does not guarantee privacy. Explain how omitting it could change a reader's interpretation, and write an accurate replacement.</w:t>
       </w:r>
     </w:p>
     <w:p>
       <w:pPr>
+        <w:spacing w:line="336" w:lineRule="auto" w:after="180"/>
+      </w:pPr>
+      <w:r>
+        <w:rPr>
+          <w:b w:val="0"/>
+        </w:rPr>
+        <w:t>Teacher explanation: A size threshold or coding scheme alone does not guarantee privacy.</w:t>
+      </w:r>
+    </w:p>
+    <w:p>
+      <w:pPr>
+        <w:spacing w:line="336" w:lineRule="auto" w:after="180"/>
+      </w:pPr>
+      <w:r>
+        <w:rPr>
+          <w:b w:val="0"/>
+        </w:rPr>
+        <w:t xml:space="preserve">State the observed result separately from the unverified or out-of-scope claim; preserve the original </w:t>
+      </w:r>
+      <w:r>
+        <w:rPr>
+          <w:b/>
+        </w:rPr>
+        <w:t>evidence</w:t>
+      </w:r>
+      <w:r>
+        <w:rPr>
+          <w:b w:val="0"/>
+        </w:rPr>
+        <w:t xml:space="preserve"> rather than inventing a missing fact.</w:t>
+      </w:r>
+    </w:p>
+    <w:p>
+      <w:pPr>
+        <w:pStyle w:val="Heading2"/>
+      </w:pPr>
+      <w:r>
+        <w:t>W5 Design a revealing follow-up</w:t>
+      </w:r>
+    </w:p>
+    <w:p>
+      <w:pPr>
+        <w:spacing w:line="336" w:lineRule="auto" w:after="180"/>
+      </w:pPr>
+      <w:r>
+        <w:rPr>
+          <w:b w:val="0"/>
+        </w:rPr>
+        <w:t>For the worked scenario, propose one additional case that could reveal a failure, describe its expected outcome before running it, and explain what would need to remain fixed for a fair comparison.</w:t>
+      </w:r>
+    </w:p>
+    <w:p>
+      <w:pPr>
+        <w:spacing w:line="336" w:lineRule="auto" w:after="180"/>
+      </w:pPr>
+      <w:r>
+        <w:rPr>
+          <w:b w:val="0"/>
+        </w:rPr>
+        <w:t>Do not reuse W4 as a new final test after receiving feedback.</w:t>
+      </w:r>
+    </w:p>
+    <w:p>
+      <w:pPr>
+        <w:spacing w:line="336" w:lineRule="auto" w:after="180"/>
+      </w:pPr>
+      <w:r>
+        <w:rPr>
+          <w:b w:val="0"/>
+        </w:rPr>
+        <w:t xml:space="preserve">Teacher explanation: Accept a concrete variant of the worked </w:t>
+      </w:r>
+      <w:r>
+        <w:rPr>
+          <w:b/>
+        </w:rPr>
+        <w:t>input</w:t>
+      </w:r>
+      <w:r>
+        <w:rPr>
+          <w:b w:val="0"/>
+        </w:rPr>
+        <w:t xml:space="preserve"> or a missing/conflicting/boundary condition, with an expectation derived from the declared procedure.</w:t>
+      </w:r>
+    </w:p>
+    <w:p>
+      <w:pPr>
+        <w:spacing w:line="336" w:lineRule="auto" w:after="180"/>
+      </w:pPr>
+      <w:r>
+        <w:rPr>
+          <w:b w:val="0"/>
+        </w:rPr>
+        <w:t xml:space="preserve">Require preserved settings, original </w:t>
+      </w:r>
+      <w:r>
+        <w:rPr>
+          <w:b/>
+        </w:rPr>
+        <w:t>output</w:t>
+      </w:r>
+      <w:r>
+        <w:rPr>
+          <w:b w:val="0"/>
+        </w:rPr>
+        <w:t>s and data roles. A size threshold or coding scheme alone does not guarantee privacy.</w:t>
+      </w:r>
+    </w:p>
+    <w:p>
+      <w:pPr>
+        <w:spacing w:line="336" w:lineRule="auto" w:after="180"/>
+      </w:pPr>
+      <w:r>
+        <w:rPr>
+          <w:b w:val="0"/>
+        </w:rPr>
+        <w:t xml:space="preserve">The new case should test this particular </w:t>
+      </w:r>
+      <w:r>
+        <w:rPr>
+          <w:b/>
+        </w:rPr>
+        <w:t>mechanism</w:t>
+      </w:r>
+      <w:r>
+        <w:rPr>
+          <w:b w:val="0"/>
+        </w:rPr>
+        <w:t xml:space="preserve"> rather than merely restate the original result.</w:t>
+      </w:r>
+    </w:p>
+    <w:p>
+      <w:pPr>
+        <w:pStyle w:val="Heading2"/>
+      </w:pPr>
+      <w:r>
+        <w:t>Earlier wording, alternatives and picture transcripts · reference / check after trying</w:t>
+      </w:r>
+    </w:p>
+    <w:p>
+      <w:pPr>
         <w:pStyle w:val="Heading3"/>
       </w:pPr>
       <w:r>
-        <w:t>Plan the delayed return</w:t>
+        <w:t>Guided and exit questions</w:t>
+      </w:r>
+    </w:p>
+    <w:p>
+      <w:pPr>
+        <w:spacing w:line="336" w:lineRule="auto" w:after="180"/>
+      </w:pPr>
+      <w:r>
+        <w:rPr>
+          <w:b w:val="0"/>
+        </w:rPr>
+        <w:t>Guided: The combination can remain identifying; coded is not necessarily anonymous. Minimise fields and assess disclosure under the declared policy.</w:t>
+      </w:r>
+    </w:p>
+    <w:p>
+      <w:pPr>
+        <w:spacing w:line="336" w:lineRule="auto" w:after="180"/>
+      </w:pPr>
+      <w:r>
+        <w:rPr>
+          <w:b w:val="0"/>
+        </w:rPr>
+        <w:t>Qualification: A size threshold or coding scheme alone does not guarantee privacy.</w:t>
+      </w:r>
+    </w:p>
+    <w:p>
+      <w:pPr>
+        <w:spacing w:line="336" w:lineRule="auto" w:after="180"/>
+      </w:pPr>
+      <w:r>
+        <w:rPr>
+          <w:b w:val="0"/>
+        </w:rPr>
+        <w:t xml:space="preserve">Exit: accept a concrete variation with its predicted outcome and a stated condition that would challenge the </w:t>
+      </w:r>
+      <w:r>
+        <w:rPr>
+          <w:b/>
+        </w:rPr>
+        <w:t>mechanism</w:t>
+      </w:r>
+      <w:r>
+        <w:rPr>
+          <w:b w:val="0"/>
+        </w:rPr>
+        <w:t xml:space="preserve">; reject a claim resting on unmeasured </w:t>
+      </w:r>
+      <w:r>
+        <w:rPr>
+          <w:b/>
+        </w:rPr>
+        <w:t>evidence</w:t>
+      </w:r>
+      <w:r>
+        <w:rPr>
+          <w:b w:val="0"/>
+        </w:rPr>
+        <w:t>.</w:t>
+      </w:r>
+    </w:p>
+    <w:p>
+      <w:pPr>
+        <w:pStyle w:val="Heading3"/>
+      </w:pPr>
+      <w:r>
+        <w:t>W1 Explain the mechanism</w:t>
+      </w:r>
+    </w:p>
+    <w:p>
+      <w:pPr>
+        <w:pStyle w:val="Heading3"/>
+      </w:pPr>
+      <w:r>
+        <w:t>W2 Trace the worked case</w:t>
+      </w:r>
+    </w:p>
+    <w:p>
+      <w:pPr>
+        <w:pStyle w:val="Heading3"/>
+      </w:pPr>
+      <w:r>
+        <w:t>W3 Audit the limit</w:t>
+      </w:r>
+    </w:p>
+    <w:p>
+      <w:pPr>
+        <w:pStyle w:val="Heading3"/>
+      </w:pPr>
+      <w:r>
+        <w:t>W4 Apply a new case independently</w:t>
+      </w:r>
+    </w:p>
+    <w:p>
+      <w:pPr>
+        <w:spacing w:line="336" w:lineRule="auto" w:after="180"/>
+      </w:pPr>
+      <w:r>
+        <w:rPr>
+          <w:b w:val="0"/>
+        </w:rPr>
+        <w:t>Aggregate contains one member in a subgroup; policy forbids subgroup reports smaller than 5. Decide.</w:t>
+      </w:r>
+    </w:p>
+    <w:p>
+      <w:pPr>
+        <w:spacing w:line="336" w:lineRule="auto" w:after="180"/>
+      </w:pPr>
+      <w:r>
+        <w:rPr>
+          <w:b w:val="0"/>
+        </w:rPr>
+        <w:t>Teacher explanation: Do not release that subgroup table under the fictional policy. Combine only where meaningful and permitted, or omit with explanation.</w:t>
+      </w:r>
+    </w:p>
+    <w:p>
+      <w:pPr>
+        <w:pStyle w:val="Heading3"/>
+      </w:pPr>
+      <w:r>
+        <w:t>W5 Design a revealing follow-up</w:t>
+      </w:r>
+    </w:p>
+    <w:p>
+      <w:pPr>
+        <w:pStyle w:val="Heading3"/>
+      </w:pPr>
+      <w:r>
+        <w:t>Independent assessment and fresh retry</w:t>
+      </w:r>
+    </w:p>
+    <w:p>
+      <w:pPr>
+        <w:spacing w:line="336" w:lineRule="auto" w:after="180"/>
+      </w:pPr>
+      <w:r>
+        <w:rPr>
+          <w:b w:val="0"/>
+        </w:rPr>
+        <w:t>W4: Do not release that subgroup table under the fictional policy. Combine only where meaningful and permitted, or omit with explanation. Require intermediate reasoning and the stated scope.</w:t>
+      </w:r>
+    </w:p>
+    <w:p>
+      <w:pPr>
+        <w:spacing w:line="336" w:lineRule="auto" w:after="180"/>
+      </w:pPr>
+      <w:r>
+        <w:rPr>
+          <w:b w:val="0"/>
+        </w:rPr>
+        <w:t>Fresh retry: Subgroups sizes4 and6 under minimum5. Expected reasoning: Size4 fails the release policy; size6 satisfies that size rule but still needs other disclosure checks.</w:t>
+      </w:r>
+    </w:p>
+    <w:p>
+      <w:pPr>
+        <w:spacing w:line="336" w:lineRule="auto" w:after="180"/>
+      </w:pPr>
+      <w:r>
+        <w:rPr>
+          <w:b w:val="0"/>
+        </w:rPr>
+        <w:t>If students need support, record it and reassess with another new case rather than awarding independence to a copied answer.</w:t>
+      </w:r>
+    </w:p>
+    <w:p>
+      <w:pPr>
+        <w:pStyle w:val="Heading3"/>
+      </w:pPr>
+      <w:r>
+        <w:t>Assess independent transfer</w:t>
+      </w:r>
+    </w:p>
+    <w:p>
+      <w:pPr>
+        <w:pStyle w:val="Heading3"/>
+      </w:pPr>
+      <w:r>
+        <w:t>Selected case answer</w:t>
+      </w:r>
+    </w:p>
+    <w:p>
+      <w:pPr>
+        <w:pStyle w:val="Heading3"/>
+      </w:pPr>
+      <w:r>
+        <w:t>Feedback that the learner uses</w:t>
+      </w:r>
+    </w:p>
+    <w:p>
+      <w:pPr>
+        <w:pStyle w:val="Heading1"/>
+      </w:pPr>
+      <w:r>
+        <w:t>06. Connect, support and revisit research reasoning</w:t>
+      </w:r>
+    </w:p>
+    <w:p>
+      <w:r>
+        <w:t>Use saved evidence and assumptions to choose the next question.</w:t>
+      </w:r>
+    </w:p>
+    <w:p>
+      <w:pPr>
+        <w:pStyle w:val="Heading2"/>
+      </w:pPr>
+      <w:r>
+        <w:t>Project and next-week bridge</w:t>
+      </w:r>
+    </w:p>
+    <w:p>
+      <w:pPr>
+        <w:spacing w:line="336" w:lineRule="auto" w:after="180"/>
+      </w:pPr>
+      <w:r>
+        <w:rPr>
+          <w:b w:val="0"/>
+        </w:rPr>
+        <w:t xml:space="preserve">Add a labelled privacy and </w:t>
+      </w:r>
+      <w:r>
+        <w:rPr>
+          <w:b/>
+        </w:rPr>
+        <w:t>data governance</w:t>
+      </w:r>
+      <w:r>
+        <w:rPr>
+          <w:b w:val="0"/>
+        </w:rPr>
+        <w:t xml:space="preserve"> </w:t>
+      </w:r>
+      <w:r>
+        <w:rPr>
+          <w:b/>
+        </w:rPr>
+        <w:t>evidence</w:t>
+      </w:r>
+      <w:r>
+        <w:rPr>
+          <w:b w:val="0"/>
+        </w:rPr>
+        <w:t xml:space="preserve"> sheet to Reproducible AI Research Study. Show how you can explain the </w:t>
+      </w:r>
+      <w:r>
+        <w:rPr>
+          <w:b/>
+        </w:rPr>
+        <w:t>mechanism</w:t>
+      </w:r>
+      <w:r>
+        <w:rPr>
+          <w:b w:val="0"/>
+        </w:rPr>
+        <w:t xml:space="preserve"> and terminology of privacy and </w:t>
+      </w:r>
+      <w:r>
+        <w:rPr>
+          <w:b/>
+        </w:rPr>
+        <w:t>data governance</w:t>
+      </w:r>
+      <w:r>
+        <w:rPr>
+          <w:b w:val="0"/>
+        </w:rPr>
+        <w:t>.</w:t>
+      </w:r>
+    </w:p>
+    <w:p>
+      <w:pPr>
+        <w:spacing w:line="336" w:lineRule="auto" w:after="180"/>
+      </w:pPr>
+      <w:r>
+        <w:rPr>
+          <w:b w:val="0"/>
+        </w:rPr>
+        <w:t xml:space="preserve">Use the supplied fictional case and keep its </w:t>
+      </w:r>
+      <w:r>
+        <w:rPr>
+          <w:b/>
+        </w:rPr>
+        <w:t>input</w:t>
+      </w:r>
+      <w:r>
+        <w:rPr>
+          <w:b w:val="0"/>
+        </w:rPr>
+        <w:t xml:space="preserve">s, intermediate steps, calculation or </w:t>
+      </w:r>
+      <w:r>
+        <w:rPr>
+          <w:b/>
+        </w:rPr>
+        <w:t>prediction</w:t>
+      </w:r>
+      <w:r>
+        <w:rPr>
+          <w:b w:val="0"/>
+        </w:rPr>
+        <w:t>, and limitation. Connect this record to last week’s record; a matching answer without a trace is insufficient.</w:t>
+      </w:r>
+    </w:p>
+    <w:p>
+      <w:pPr>
+        <w:spacing w:line="336" w:lineRule="auto" w:after="180"/>
+      </w:pPr>
+      <w:r>
+        <w:rPr>
+          <w:b w:val="0"/>
+        </w:rPr>
+        <w:t xml:space="preserve">Provide an </w:t>
+      </w:r>
+      <w:r>
+        <w:rPr>
+          <w:b/>
+        </w:rPr>
+        <w:t>input</w:t>
+      </w:r>
+      <w:r>
+        <w:rPr>
+          <w:b w:val="0"/>
+        </w:rPr>
+        <w:t>/procedure/result/limit frame and a calculator when needed. Ask students to identify the first step before completing the whole trace.</w:t>
+      </w:r>
+    </w:p>
+    <w:p>
+      <w:pPr>
+        <w:spacing w:line="336" w:lineRule="auto" w:after="180"/>
+      </w:pPr>
+      <w:r>
+        <w:rPr>
+          <w:b w:val="0"/>
+        </w:rPr>
+        <w:t xml:space="preserve">Extension: compare two concrete variants of this </w:t>
+      </w:r>
+      <w:r>
+        <w:rPr>
+          <w:b/>
+        </w:rPr>
+        <w:t>mechanism</w:t>
+      </w:r>
+      <w:r>
+        <w:rPr>
+          <w:b w:val="0"/>
+        </w:rPr>
+        <w:t xml:space="preserve"> while holding unrelated conditions fixed; report both successful and unsuccessful outcomes.</w:t>
+      </w:r>
+    </w:p>
+    <w:p>
+      <w:pPr>
+        <w:spacing w:line="336" w:lineRule="auto" w:after="180"/>
+      </w:pPr>
+      <w:r>
+        <w:rPr>
+          <w:b w:val="0"/>
+        </w:rPr>
+        <w:t xml:space="preserve">Next connection: Predefining an analysis plan. Preserve the current case record and retrieve its </w:t>
+      </w:r>
+      <w:r>
+        <w:rPr>
+          <w:b/>
+        </w:rPr>
+        <w:t>evidence</w:t>
+      </w:r>
+      <w:r>
+        <w:rPr>
+          <w:b w:val="0"/>
+        </w:rPr>
+        <w:t xml:space="preserve"> boundary before moving on.</w:t>
+      </w:r>
+    </w:p>
+    <w:p>
+      <w:pPr>
+        <w:spacing w:line="336" w:lineRule="auto" w:after="180"/>
+      </w:pPr>
+      <w:r>
+        <w:rPr>
+          <w:b w:val="0"/>
+        </w:rPr>
+        <w:t>Retain the project ledger and assess a changed case after support. Check the relevant prerequisite before carrying this component forward.</w:t>
+      </w:r>
+    </w:p>
+    <w:p>
+      <w:pPr>
+        <w:spacing w:line="336" w:lineRule="auto" w:after="180"/>
+      </w:pPr>
+      <w:r>
+        <w:rPr>
+          <w:b w:val="0"/>
+        </w:rPr>
+        <w:t>For the Reproducible AI Research Study, retain an annotated worked trace and the changed-case reasoning. Connect the claim to its records, units and assumptions so another investigator can challenge or reproduce it.</w:t>
+      </w:r>
+    </w:p>
+    <w:p>
+      <w:pPr>
+        <w:pStyle w:val="Heading2"/>
+      </w:pPr>
+      <w:r>
+        <w:t>Delayed return and support record</w:t>
       </w:r>
     </w:p>
     <w:p>
@@ -3820,48 +4920,60 @@
     </w:p>
     <w:p>
       <w:pPr>
-        <w:pStyle w:val="Heading3"/>
-      </w:pPr>
-      <w:r>
-        <w:t>Project evidence from this case</w:t>
+        <w:pStyle w:val="Heading2"/>
+      </w:pPr>
+      <w:r>
+        <w:t>Earlier wording, alternatives and picture transcripts · reference / check after trying</w:t>
       </w:r>
     </w:p>
     <w:p>
       <w:pPr>
-        <w:spacing w:line="336" w:lineRule="auto" w:after="180"/>
-      </w:pPr>
-      <w:r>
-        <w:rPr>
-          <w:b w:val="0"/>
-        </w:rPr>
-        <w:t>For the Reproducible AI Research Study, retain an annotated worked trace and the changed-case reasoning. Connect the claim to its records, units and assumptions so another investigator can challenge or reproduce it.</w:t>
+        <w:pStyle w:val="Heading3"/>
+      </w:pPr>
+      <w:r>
+        <w:t>Plan the delayed return</w:t>
       </w:r>
     </w:p>
     <w:p>
       <w:pPr>
-        <w:pStyle w:val="Heading1"/>
-      </w:pPr>
-      <w:r>
-        <w:t>07. Prepare, teach and assess</w:t>
+        <w:pStyle w:val="Heading3"/>
+      </w:pPr>
+      <w:r>
+        <w:t>Project evidence from this case</w:t>
       </w:r>
     </w:p>
     <w:p>
-      <w:r>
-        <w:t>Use this preparation summary alongside the detailed Privacy and data governance lesson; it is a checklist rather than a replacement for the full sequence.</w:t>
+      <w:pPr>
+        <w:pStyle w:val="Heading1"/>
+      </w:pPr>
+      <w:r>
+        <w:t>Reference bank and extra practice</w:t>
       </w:r>
     </w:p>
     <w:p>
       <w:pPr>
-        <w:pStyle w:val="Heading3"/>
-      </w:pPr>
-      <w:r>
-        <w:t>Teaching target</w:t>
+        <w:pStyle w:val="Heading1"/>
+      </w:pPr>
+      <w:r>
+        <w:t>07. Reference · Alternative planning checklist</w:t>
       </w:r>
     </w:p>
     <w:p>
+      <w:r>
+        <w:t>Use alongside the main route when helpful.</w:t>
+      </w:r>
+    </w:p>
+    <w:p>
+      <w:pPr>
+        <w:pStyle w:val="Heading2"/>
+      </w:pPr>
+      <w:r>
+        <w:t>Planning,assessment and project reminders</w:t>
+      </w:r>
+    </w:p>
+    <w:p>
       <w:pPr>
         <w:spacing w:line="336" w:lineRule="auto" w:after="180"/>
-        <w:shd w:fill="EDF7F3"/>
       </w:pPr>
       <w:r>
         <w:rPr>
@@ -4078,22 +5190,36 @@
     </w:p>
     <w:p>
       <w:pPr>
-        <w:pStyle w:val="Heading3"/>
-      </w:pPr>
-      <w:r>
-        <w:t>Supported practice answer</w:t>
+        <w:spacing w:line="336" w:lineRule="auto" w:after="180"/>
+      </w:pPr>
+      <w:r>
+        <w:rPr>
+          <w:b w:val="0"/>
+        </w:rPr>
+        <w:t>Reasoned practice answer: Teacher explanation: The combination can remain identifying; coded is not necessarily anonymous. Minimise fields and assess disclosure under the declared policy.</w:t>
       </w:r>
     </w:p>
     <w:p>
       <w:pPr>
         <w:spacing w:line="336" w:lineRule="auto" w:after="180"/>
-        <w:shd w:fill="F1F6FC"/>
       </w:pPr>
       <w:r>
         <w:rPr>
           <w:b w:val="0"/>
         </w:rPr>
-        <w:t>Reasoned practice answer: Teacher explanation: The combination can remain identifying; coded is not necessarily anonymous. Minimise fields and assess disclosure under the declared policy.</w:t>
+        <w:t xml:space="preserve">Check every learner before discussion: Use the worked case for Privacy and </w:t>
+      </w:r>
+      <w:r>
+        <w:rPr>
+          <w:b/>
+        </w:rPr>
+        <w:t>data governance</w:t>
+      </w:r>
+      <w:r>
+        <w:rPr>
+          <w:b w:val="0"/>
+        </w:rPr>
+        <w:t>. Proposed explanation: “The worked result establishes every future case”. Decide whether this explanation is supported.</w:t>
       </w:r>
     </w:p>
     <w:p>
@@ -4104,19 +5230,7 @@
         <w:rPr>
           <w:b w:val="0"/>
         </w:rPr>
-        <w:t xml:space="preserve">Check every learner before discussion: Use the worked case for Privacy and </w:t>
-      </w:r>
-      <w:r>
-        <w:rPr>
-          <w:b/>
-        </w:rPr>
-        <w:t>data governance</w:t>
-      </w:r>
-      <w:r>
-        <w:rPr>
-          <w:b w:val="0"/>
-        </w:rPr>
-        <w:t>. Proposed explanation: “The worked result establishes every future case”. Decide whether this explanation is supported.</w:t>
+        <w:t>Point to the step or supplied fact that decides; explain your repair if needed.</w:t>
       </w:r>
     </w:p>
     <w:p>
@@ -4127,117 +5241,69 @@
         <w:rPr>
           <w:b w:val="0"/>
         </w:rPr>
-        <w:t>Point to the step or supplied fact that decides; explain your repair if needed.</w:t>
+        <w:t>Misconception repair: A size threshold or coding scheme alone does not guarantee privacy.</w:t>
       </w:r>
     </w:p>
     <w:p>
       <w:pPr>
-        <w:pStyle w:val="Heading3"/>
-      </w:pPr>
-      <w:r>
-        <w:t>Repair the misconception</w:t>
+        <w:spacing w:line="336" w:lineRule="auto" w:after="180"/>
+      </w:pPr>
+      <w:r>
+        <w:rPr>
+          <w:b w:val="0"/>
+        </w:rPr>
+        <w:t xml:space="preserve">Support: read the exact case aloud, enlarge the labelled picture, supply </w:t>
+      </w:r>
+      <w:r>
+        <w:rPr>
+          <w:b/>
+        </w:rPr>
+        <w:t>input</w:t>
+      </w:r>
+      <w:r>
+        <w:rPr>
+          <w:b w:val="0"/>
+        </w:rPr>
+        <w:t xml:space="preserve"> cards and model only the first deciding step. Accept a spoken explanation or drawing; retain the reasoning goal.</w:t>
       </w:r>
     </w:p>
     <w:p>
       <w:pPr>
         <w:spacing w:line="336" w:lineRule="auto" w:after="180"/>
-        <w:shd w:fill="FFF5E6"/>
       </w:pPr>
       <w:r>
         <w:rPr>
           <w:b w:val="0"/>
         </w:rPr>
-        <w:t>Misconception repair: A size threshold or coding scheme alone does not guarantee privacy.</w:t>
+        <w:t xml:space="preserve">Extension: Publish the identity key with the analysis table. Require a </w:t>
+      </w:r>
+      <w:r>
+        <w:rPr>
+          <w:b/>
+        </w:rPr>
+        <w:t>prediction</w:t>
+      </w:r>
+      <w:r>
+        <w:rPr>
+          <w:b w:val="0"/>
+        </w:rPr>
+        <w:t xml:space="preserve"> and a reason before comparing. Expected result: The records become directly linkable to names and breach this access design.</w:t>
       </w:r>
     </w:p>
     <w:p>
       <w:pPr>
-        <w:pStyle w:val="Heading3"/>
-      </w:pPr>
-      <w:r>
-        <w:t>Support without giving away the answer</w:t>
+        <w:spacing w:line="336" w:lineRule="auto" w:after="180"/>
+      </w:pPr>
+      <w:r>
+        <w:rPr>
+          <w:b w:val="0"/>
+        </w:rPr>
+        <w:t>Reason: Separation only helps while the linkage key remains restricted.</w:t>
       </w:r>
     </w:p>
     <w:p>
       <w:pPr>
         <w:spacing w:line="336" w:lineRule="auto" w:after="180"/>
-        <w:shd w:fill="F1F6F8"/>
-      </w:pPr>
-      <w:r>
-        <w:rPr>
-          <w:b w:val="0"/>
-        </w:rPr>
-        <w:t xml:space="preserve">Support: read the exact case aloud, enlarge the labelled picture, supply </w:t>
-      </w:r>
-      <w:r>
-        <w:rPr>
-          <w:b/>
-        </w:rPr>
-        <w:t>input</w:t>
-      </w:r>
-      <w:r>
-        <w:rPr>
-          <w:b w:val="0"/>
-        </w:rPr>
-        <w:t xml:space="preserve"> cards and model only the first deciding step. Accept a spoken explanation or drawing; retain the reasoning goal.</w:t>
-      </w:r>
-    </w:p>
-    <w:p>
-      <w:pPr>
-        <w:pStyle w:val="Heading3"/>
-      </w:pPr>
-      <w:r>
-        <w:t>Extend the reasoning</w:t>
-      </w:r>
-    </w:p>
-    <w:p>
-      <w:pPr>
-        <w:spacing w:line="336" w:lineRule="auto" w:after="180"/>
-        <w:shd w:fill="F5F1FB"/>
-      </w:pPr>
-      <w:r>
-        <w:rPr>
-          <w:b w:val="0"/>
-        </w:rPr>
-        <w:t xml:space="preserve">Extension: Publish the identity key with the analysis table. Require a </w:t>
-      </w:r>
-      <w:r>
-        <w:rPr>
-          <w:b/>
-        </w:rPr>
-        <w:t>prediction</w:t>
-      </w:r>
-      <w:r>
-        <w:rPr>
-          <w:b w:val="0"/>
-        </w:rPr>
-        <w:t xml:space="preserve"> and a reason before comparing. Expected result: The records become directly linkable to names and breach this access design.</w:t>
-      </w:r>
-    </w:p>
-    <w:p>
-      <w:pPr>
-        <w:spacing w:line="336" w:lineRule="auto" w:after="180"/>
-        <w:shd w:fill="F5F1FB"/>
-      </w:pPr>
-      <w:r>
-        <w:rPr>
-          <w:b w:val="0"/>
-        </w:rPr>
-        <w:t>Reason: Separation only helps while the linkage key remains restricted.</w:t>
-      </w:r>
-    </w:p>
-    <w:p>
-      <w:pPr>
-        <w:pStyle w:val="Heading3"/>
-      </w:pPr>
-      <w:r>
-        <w:t>Protect the independent attempt</w:t>
-      </w:r>
-    </w:p>
-    <w:p>
-      <w:pPr>
-        <w:spacing w:line="336" w:lineRule="auto" w:after="180"/>
-        <w:shd w:fill="FFF5E6"/>
       </w:pPr>
       <w:r>
         <w:rPr>
@@ -4432,58 +5498,57 @@
     </w:tbl>
     <w:p>
       <w:pPr>
-        <w:pStyle w:val="Heading3"/>
-      </w:pPr>
-      <w:r>
-        <w:t>Project checkpoint</w:t>
+        <w:spacing w:line="336" w:lineRule="auto" w:after="180"/>
+      </w:pPr>
+      <w:r>
+        <w:rPr>
+          <w:b w:val="0"/>
+        </w:rPr>
+        <w:t>Project checkpoint: Evaluate and revise. Compare with your starting method, explain errors and record a justified revision.</w:t>
       </w:r>
     </w:p>
     <w:p>
       <w:pPr>
         <w:spacing w:line="336" w:lineRule="auto" w:after="180"/>
-        <w:shd w:fill="EDF7F3"/>
       </w:pPr>
       <w:r>
         <w:rPr>
           <w:b w:val="0"/>
         </w:rPr>
-        <w:t>Project checkpoint: Evaluate and revise. Compare with your starting method, explain errors and record a justified revision.</w:t>
+        <w:t xml:space="preserve">Use the weekly teacher answer for topic-specific reasoning. A saved progress tick is an activity record; judge mastery from the learner’s explanation and </w:t>
+      </w:r>
+      <w:r>
+        <w:rPr>
+          <w:b/>
+        </w:rPr>
+        <w:t>evidence</w:t>
+      </w:r>
+      <w:r>
+        <w:rPr>
+          <w:b w:val="0"/>
+        </w:rPr>
+        <w:t>.</w:t>
       </w:r>
     </w:p>
     <w:p>
       <w:pPr>
-        <w:spacing w:line="336" w:lineRule="auto" w:after="180"/>
-      </w:pPr>
-      <w:r>
-        <w:rPr>
-          <w:b w:val="0"/>
-        </w:rPr>
-        <w:t xml:space="preserve">Use the weekly teacher answer for topic-specific reasoning. A saved progress tick is an activity record; judge mastery from the learner’s explanation and </w:t>
-      </w:r>
-      <w:r>
-        <w:rPr>
-          <w:b/>
-        </w:rPr>
-        <w:t>evidence</w:t>
-      </w:r>
-      <w:r>
-        <w:rPr>
-          <w:b w:val="0"/>
-        </w:rPr>
-        <w:t>.</w:t>
+        <w:pStyle w:val="Heading1"/>
+      </w:pPr>
+      <w:r>
+        <w:t>08. Reference · Feedback,labs and repair paths</w:t>
       </w:r>
     </w:p>
     <w:p>
-      <w:pPr>
-        <w:pStyle w:val="Heading1"/>
-      </w:pPr>
-      <w:r>
-        <w:t>08. Use feedback, labs and repair paths</w:t>
+      <w:r>
+        <w:t>Retain the first attempt and the evidence used for a repair.</w:t>
       </w:r>
     </w:p>
     <w:p>
-      <w:r>
-        <w:t>Use feedback, earlier review and portfolios purposefully. Apply the coding routine only when this lesson has an executable lab.</w:t>
+      <w:pPr>
+        <w:pStyle w:val="Heading2"/>
+      </w:pPr>
+      <w:r>
+        <w:t>Feedback and record guidance</w:t>
       </w:r>
     </w:p>
     <w:p>
@@ -4521,40 +5586,42 @@
       </w:r>
     </w:p>
     <w:p>
-      <w:pPr>
-        <w:pStyle w:val="Heading3"/>
-      </w:pPr>
-      <w:r>
-        <w:t>For later coding lessons</w:t>
+      <w:r>
+        <w:t>This week has no code block. Use this routine when a later lesson includes an executable lab.</w:t>
       </w:r>
     </w:p>
     <w:p>
-      <w:r>
-        <w:t>This week has no code block. Use this routine when a later lesson includes an executable lab.</w:t>
+      <w:pPr>
+        <w:spacing w:line="336" w:lineRule="auto" w:after="180"/>
+      </w:pPr>
+      <w:r>
+        <w:rPr>
+          <w:b w:val="0"/>
+        </w:rPr>
+        <w:t xml:space="preserve">Ask students to predict before running code. Preserve errors and actual </w:t>
+      </w:r>
+      <w:r>
+        <w:rPr>
+          <w:b/>
+        </w:rPr>
+        <w:t>output</w:t>
+      </w:r>
+      <w:r>
+        <w:rPr>
+          <w:b w:val="0"/>
+        </w:rPr>
+        <w:t>s; collect a changed test and an explanation. The branch-boundary and indexing lessons deliberately include failure cases.</w:t>
       </w:r>
     </w:p>
     <w:p>
       <w:pPr>
         <w:spacing w:line="336" w:lineRule="auto" w:after="180"/>
-        <w:shd w:fill="F1F6F8"/>
       </w:pPr>
       <w:r>
         <w:rPr>
           <w:b w:val="0"/>
         </w:rPr>
-        <w:t xml:space="preserve">Ask students to predict before running code. Preserve errors and actual </w:t>
-      </w:r>
-      <w:r>
-        <w:rPr>
-          <w:b/>
-        </w:rPr>
-        <w:t>output</w:t>
-      </w:r>
-      <w:r>
-        <w:rPr>
-          <w:b w:val="0"/>
-        </w:rPr>
-        <w:t>s; collect a changed test and an explanation. The branch-boundary and indexing lessons deliberately include failure cases.</w:t>
+        <w:t>Use the earlier worked-explanation links to address a specific missing building block, then return to the current question. Adapt this suggestion after observing the learner; it is not an automatic diagnosis.</w:t>
       </w:r>
     </w:p>
     <w:p>
@@ -4565,71 +5632,37 @@
         <w:rPr>
           <w:b w:val="0"/>
         </w:rPr>
-        <w:t>Use the earlier worked-explanation links to address a specific missing building block, then return to the current question. Adapt this suggestion after observing the learner; it is not an automatic diagnosis.</w:t>
+        <w:t xml:space="preserve">Collect the completed-work portfolio as </w:t>
+      </w:r>
+      <w:r>
+        <w:rPr>
+          <w:b/>
+        </w:rPr>
+        <w:t>evidence</w:t>
+      </w:r>
+      <w:r>
+        <w:rPr>
+          <w:b w:val="0"/>
+        </w:rPr>
+        <w:t>. Record support separately from correctness, and assess explanation, trace/test and limitations. Progress ticks and quiz selections alone do not establish mastery.</w:t>
       </w:r>
     </w:p>
     <w:p>
       <w:pPr>
-        <w:spacing w:line="336" w:lineRule="auto" w:after="180"/>
-      </w:pPr>
-      <w:r>
-        <w:rPr>
-          <w:b w:val="0"/>
-        </w:rPr>
-        <w:t xml:space="preserve">Collect the completed-work portfolio as </w:t>
-      </w:r>
-      <w:r>
-        <w:rPr>
-          <w:b/>
-        </w:rPr>
-        <w:t>evidence</w:t>
-      </w:r>
-      <w:r>
-        <w:rPr>
-          <w:b w:val="0"/>
-        </w:rPr>
-        <w:t>. Record support separately from correctness, and assess explanation, trace/test and limitations. Progress ticks and quiz selections alone do not establish mastery.</w:t>
+        <w:pStyle w:val="Heading1"/>
+      </w:pPr>
+      <w:r>
+        <w:t>09. Reference · Teach with the six pictures</w:t>
       </w:r>
     </w:p>
     <w:p>
-      <w:pPr>
-        <w:pStyle w:val="Heading1"/>
-      </w:pPr>
-      <w:r>
-        <w:t>09. Visual concept journey</w:t>
+      <w:r>
+        <w:t>Choose one picture for a particular reasoning move.</w:t>
       </w:r>
     </w:p>
     <w:p>
-      <w:r>
-        <w:t>Show one Privacy and data governance graphic at a time, request a prediction and discuss its trace before the independent assessment.</w:t>
-      </w:r>
-    </w:p>
-    <w:p>
-      <w:pPr>
-        <w:spacing w:line="336" w:lineRule="auto" w:after="180"/>
-      </w:pPr>
-      <w:r>
-        <w:rPr>
-          <w:b w:val="0"/>
-        </w:rPr>
-        <w:t xml:space="preserve">Use one picture at a time. Hide a worked result before asking for a </w:t>
-      </w:r>
-      <w:r>
-        <w:rPr>
-          <w:b/>
-        </w:rPr>
-        <w:t>prediction</w:t>
-      </w:r>
-      <w:r>
-        <w:rPr>
-          <w:b w:val="0"/>
-        </w:rPr>
-        <w:t>, then reveal it for feedback. These are supported teaching cases; retain the separate independent assessment for a fresh first attempt.</w:t>
-      </w:r>
-    </w:p>
-    <w:p>
-      <w:pPr>
-        <w:pStyle w:val="Heading3"/>
+      <w:pPr>
+        <w:pStyle w:val="Heading2"/>
       </w:pPr>
       <w:r>
         <w:t>01. Privacy and data governance: the case</w:t>
@@ -4640,7 +5673,7 @@
         <w:drawing>
           <wp:inline xmlns:a="http://schemas.openxmlformats.org/drawingml/2006/main" xmlns:pic="http://schemas.openxmlformats.org/drawingml/2006/picture">
             <wp:extent cx="5486400" cy="2834640"/>
-            <wp:docPr id="2" name="Picture 2" descr="Govern data by purpose and access. A fictional project needs task scores and random participant codes, but not names. Supplied facts: The analysis table holds codes and scores. A separate restricted key links codes to names only for authorised withdrawal handling."/>
+            <wp:docPr id="4" name="Picture 4" descr="Govern data by purpose and access. A fictional project needs task scores and random participant codes, but not names. Supplied facts: The analysis table holds codes and scores. A separate restricted key links codes to names only for authorised withdrawal handling."/>
             <wp:cNvGraphicFramePr>
               <a:graphicFrameLocks noChangeAspect="1"/>
             </wp:cNvGraphicFramePr>
@@ -4652,7 +5685,7 @@
                     <pic:cNvPicPr/>
                   </pic:nvPicPr>
                   <pic:blipFill>
-                    <a:blip r:embed="rId10"/>
+                    <a:blip r:embed="rId12"/>
                     <a:stretch>
                       <a:fillRect/>
                     </a:stretch>
@@ -4696,7 +5729,6 @@
     <w:p>
       <w:pPr>
         <w:spacing w:line="336" w:lineRule="auto" w:after="180"/>
-        <w:shd w:fill="F5F1FB"/>
       </w:pPr>
       <w:r>
         <w:rPr>
@@ -4707,27 +5739,18 @@
     </w:p>
     <w:p>
       <w:pPr>
-        <w:pStyle w:val="Heading3"/>
-      </w:pPr>
-      <w:r>
-        <w:t>Discuss while showing the picture</w:t>
+        <w:spacing w:line="336" w:lineRule="auto" w:after="180"/>
+      </w:pPr>
+      <w:r>
+        <w:rPr>
+          <w:b w:val="0"/>
+        </w:rPr>
+        <w:t>Teacher prompt: Point to the given fact that matters most. Explain why it matters. Ask learners to describe one label or arrow in ordinary words. Use the adjacent transcript if the image is difficult to see.</w:t>
       </w:r>
     </w:p>
     <w:p>
       <w:pPr>
-        <w:spacing w:line="336" w:lineRule="auto" w:after="180"/>
-        <w:shd w:fill="F1F6F8"/>
-      </w:pPr>
-      <w:r>
-        <w:rPr>
-          <w:b w:val="0"/>
-        </w:rPr>
-        <w:t>Teacher prompt: Point to the given fact that matters most. Explain why it matters. Ask learners to describe one label or arrow in ordinary words. Use the adjacent transcript if the image is difficult to see.</w:t>
-      </w:r>
-    </w:p>
-    <w:p>
-      <w:pPr>
-        <w:pStyle w:val="Heading3"/>
+        <w:pStyle w:val="Heading2"/>
       </w:pPr>
       <w:r>
         <w:t>02. Follow the deciding steps</w:t>
@@ -4738,7 +5761,7 @@
         <w:drawing>
           <wp:inline xmlns:a="http://schemas.openxmlformats.org/drawingml/2006/main" xmlns:pic="http://schemas.openxmlformats.org/drawingml/2006/picture">
             <wp:extent cx="5486400" cy="3182112"/>
-            <wp:docPr id="3" name="Picture 3" descr="Separate tables: Keep analysis records apart from the identity key. → Limit access: Analysts receive scores and codes, not the name linkage. → Define retention: Apply the approved deletion schedule to both stores and listed copies."/>
+            <wp:docPr id="5" name="Picture 5" descr="Separate tables: Keep analysis records apart from the identity key. → Limit access: Analysts receive scores and codes, not the name linkage. → Define retention: Apply the approved deletion schedule to both stores and listed copies."/>
             <wp:cNvGraphicFramePr>
               <a:graphicFrameLocks noChangeAspect="1"/>
             </wp:cNvGraphicFramePr>
@@ -4750,7 +5773,7 @@
                     <pic:cNvPicPr/>
                   </pic:nvPicPr>
                   <pic:blipFill>
-                    <a:blip r:embed="rId11"/>
+                    <a:blip r:embed="rId10"/>
                     <a:stretch>
                       <a:fillRect/>
                     </a:stretch>
@@ -4783,7 +5806,6 @@
     <w:p>
       <w:pPr>
         <w:spacing w:line="336" w:lineRule="auto" w:after="180"/>
-        <w:shd w:fill="F5F1FB"/>
       </w:pPr>
       <w:r>
         <w:rPr>
@@ -4806,39 +5828,30 @@
     </w:p>
     <w:p>
       <w:pPr>
-        <w:pStyle w:val="Heading3"/>
-      </w:pPr>
-      <w:r>
-        <w:t>Discuss while showing the picture</w:t>
+        <w:spacing w:line="336" w:lineRule="auto" w:after="180"/>
+      </w:pPr>
+      <w:r>
+        <w:rPr>
+          <w:b w:val="0"/>
+        </w:rPr>
+        <w:t xml:space="preserve">Teacher prompt: Point to each numbered stage and explain which recorded </w:t>
+      </w:r>
+      <w:r>
+        <w:rPr>
+          <w:b/>
+        </w:rPr>
+        <w:t>input</w:t>
+      </w:r>
+      <w:r>
+        <w:rPr>
+          <w:b w:val="0"/>
+        </w:rPr>
+        <w:t xml:space="preserve"> it uses. Ask learners to describe one label or arrow in ordinary words. Use the adjacent transcript if the image is difficult to see.</w:t>
       </w:r>
     </w:p>
     <w:p>
       <w:pPr>
-        <w:spacing w:line="336" w:lineRule="auto" w:after="180"/>
-        <w:shd w:fill="F1F6F8"/>
-      </w:pPr>
-      <w:r>
-        <w:rPr>
-          <w:b w:val="0"/>
-        </w:rPr>
-        <w:t xml:space="preserve">Teacher prompt: Point to each numbered stage and explain which recorded </w:t>
-      </w:r>
-      <w:r>
-        <w:rPr>
-          <w:b/>
-        </w:rPr>
-        <w:t>input</w:t>
-      </w:r>
-      <w:r>
-        <w:rPr>
-          <w:b w:val="0"/>
-        </w:rPr>
-        <w:t xml:space="preserve"> it uses. Ask learners to describe one label or arrow in ordinary words. Use the adjacent transcript if the image is difficult to see.</w:t>
-      </w:r>
-    </w:p>
-    <w:p>
-      <w:pPr>
-        <w:pStyle w:val="Heading3"/>
+        <w:pStyle w:val="Heading2"/>
       </w:pPr>
       <w:r>
         <w:t>03. Keep analysis records separate from the identity key</w:t>
@@ -4849,7 +5862,7 @@
         <w:drawing>
           <wp:inline xmlns:a="http://schemas.openxmlformats.org/drawingml/2006/main" xmlns:pic="http://schemas.openxmlformats.org/drawingml/2006/picture">
             <wp:extent cx="5486400" cy="3520440"/>
-            <wp:docPr id="4" name="Picture 4" descr="Analysts receive random participant codes and scores. A separate restricted key links codes to names only for authorised withdrawal handling. Keeping the key restricted reduces exposure; it does not guarantee anonymity."/>
+            <wp:docPr id="6" name="Picture 6" descr="Analysts receive random participant codes and scores. A separate restricted key links codes to names only for authorised withdrawal handling. Keeping the key restricted reduces exposure; it does not guarantee anonymity."/>
             <wp:cNvGraphicFramePr>
               <a:graphicFrameLocks noChangeAspect="1"/>
             </wp:cNvGraphicFramePr>
@@ -4861,7 +5874,7 @@
                     <pic:cNvPicPr/>
                   </pic:nvPicPr>
                   <pic:blipFill>
-                    <a:blip r:embed="rId12"/>
+                    <a:blip r:embed="rId13"/>
                     <a:stretch>
                       <a:fillRect/>
                     </a:stretch>
@@ -4894,7 +5907,6 @@
     <w:p>
       <w:pPr>
         <w:spacing w:line="336" w:lineRule="auto" w:after="180"/>
-        <w:shd w:fill="F5F1FB"/>
       </w:pPr>
       <w:r>
         <w:rPr>
@@ -4905,27 +5917,18 @@
     </w:p>
     <w:p>
       <w:pPr>
-        <w:pStyle w:val="Heading3"/>
-      </w:pPr>
-      <w:r>
-        <w:t>Discuss while showing the picture</w:t>
+        <w:spacing w:line="336" w:lineRule="auto" w:after="180"/>
+      </w:pPr>
+      <w:r>
+        <w:rPr>
+          <w:b w:val="0"/>
+        </w:rPr>
+        <w:t>Teacher prompt: Read the labels and values. Explain the relationship the model shows. Ask learners to describe one label or arrow in ordinary words. Use the adjacent transcript if the image is difficult to see.</w:t>
       </w:r>
     </w:p>
     <w:p>
       <w:pPr>
-        <w:spacing w:line="336" w:lineRule="auto" w:after="180"/>
-        <w:shd w:fill="F1F6F8"/>
-      </w:pPr>
-      <w:r>
-        <w:rPr>
-          <w:b w:val="0"/>
-        </w:rPr>
-        <w:t>Teacher prompt: Read the labels and values. Explain the relationship the model shows. Ask learners to describe one label or arrow in ordinary words. Use the adjacent transcript if the image is difficult to see.</w:t>
-      </w:r>
-    </w:p>
-    <w:p>
-      <w:pPr>
-        <w:pStyle w:val="Heading3"/>
+        <w:pStyle w:val="Heading2"/>
       </w:pPr>
       <w:r>
         <w:t>04. Change one thing. Trace what follows.</w:t>
@@ -4936,7 +5939,7 @@
         <w:drawing>
           <wp:inline xmlns:a="http://schemas.openxmlformats.org/drawingml/2006/main" xmlns:pic="http://schemas.openxmlformats.org/drawingml/2006/picture">
             <wp:extent cx="5486400" cy="3026664"/>
-            <wp:docPr id="5" name="Picture 5" descr="Original case: Apply the approved deletion schedule to both stores and listed copies. Changed condition: Publish the identity key with the analysis table. Expected result: The records become directly linkable to names and breach this access design. Reason: Separation only helps while the linkage key remains restricted."/>
+            <wp:docPr id="7" name="Picture 7" descr="Original case: Apply the approved deletion schedule to both stores and listed copies. Changed condition: Publish the identity key with the analysis table. Expected result: The records become directly linkable to names and breach this access design. Reason: Separation only helps while the linkage key remains restricted."/>
             <wp:cNvGraphicFramePr>
               <a:graphicFrameLocks noChangeAspect="1"/>
             </wp:cNvGraphicFramePr>
@@ -4948,7 +5951,7 @@
                     <pic:cNvPicPr/>
                   </pic:nvPicPr>
                   <pic:blipFill>
-                    <a:blip r:embed="rId13"/>
+                    <a:blip r:embed="rId14"/>
                     <a:stretch>
                       <a:fillRect/>
                     </a:stretch>
@@ -4992,7 +5995,6 @@
     <w:p>
       <w:pPr>
         <w:spacing w:line="336" w:lineRule="auto" w:after="180"/>
-        <w:shd w:fill="F5F1FB"/>
       </w:pPr>
       <w:r>
         <w:rPr>
@@ -5003,39 +6005,29 @@
     </w:p>
     <w:p>
       <w:pPr>
-        <w:pStyle w:val="Heading3"/>
-      </w:pPr>
-      <w:r>
-        <w:t>Discuss while showing the picture</w:t>
+        <w:spacing w:line="336" w:lineRule="auto" w:after="180"/>
+      </w:pPr>
+      <w:r>
+        <w:rPr>
+          <w:b w:val="0"/>
+        </w:rPr>
+        <w:t>Teacher prompt: Predict before checking the worked changed-case result. Name what changed and what the supplied facts allow you to conclude. Ask learners to describe one label or arrow in ordinary words.</w:t>
       </w:r>
     </w:p>
     <w:p>
       <w:pPr>
         <w:spacing w:line="336" w:lineRule="auto" w:after="180"/>
-        <w:shd w:fill="F1F6F8"/>
       </w:pPr>
       <w:r>
         <w:rPr>
           <w:b w:val="0"/>
         </w:rPr>
-        <w:t>Teacher prompt: Predict before checking the worked changed-case result. Name what changed and what the supplied facts allow you to conclude. Ask learners to describe one label or arrow in ordinary words.</w:t>
+        <w:t>Use the adjacent transcript if the image is difficult to see. Changed-case reasoning: Separation only helps while the linkage key remains restricted.</w:t>
       </w:r>
     </w:p>
     <w:p>
       <w:pPr>
-        <w:spacing w:line="336" w:lineRule="auto" w:after="180"/>
-        <w:shd w:fill="F1F6F8"/>
-      </w:pPr>
-      <w:r>
-        <w:rPr>
-          <w:b w:val="0"/>
-        </w:rPr>
-        <w:t>Use the adjacent transcript if the image is difficult to see. Changed-case reasoning: Separation only helps while the linkage key remains restricted.</w:t>
-      </w:r>
-    </w:p>
-    <w:p>
-      <w:pPr>
-        <w:pStyle w:val="Heading3"/>
+        <w:pStyle w:val="Heading2"/>
       </w:pPr>
       <w:r>
         <w:t>05. Connect the explanation to its limit</w:t>
@@ -5046,7 +6038,7 @@
         <w:drawing>
           <wp:inline xmlns:a="http://schemas.openxmlformats.org/drawingml/2006/main" xmlns:pic="http://schemas.openxmlformats.org/drawingml/2006/picture">
             <wp:extent cx="5486400" cy="2834640"/>
-            <wp:docPr id="6" name="Picture 6" descr="Pseudonymous codes reduce routine exposure but are not the same as irreversible anonymity. Governance specifies purpose, readers, locations and retention. Limit: Small groups or unusual records may still be identifiable without names; evaluate re-identification risk."/>
+            <wp:docPr id="8" name="Picture 8" descr="Pseudonymous codes reduce routine exposure but are not the same as irreversible anonymity. Governance specifies purpose, readers, locations and retention. Limit: Small groups or unusual records may still be identifiable without names; evaluate re-identification risk."/>
             <wp:cNvGraphicFramePr>
               <a:graphicFrameLocks noChangeAspect="1"/>
             </wp:cNvGraphicFramePr>
@@ -5058,7 +6050,7 @@
                     <pic:cNvPicPr/>
                   </pic:nvPicPr>
                   <pic:blipFill>
-                    <a:blip r:embed="rId14"/>
+                    <a:blip r:embed="rId15"/>
                     <a:stretch>
                       <a:fillRect/>
                     </a:stretch>
@@ -5108,7 +6100,6 @@
     <w:p>
       <w:pPr>
         <w:spacing w:line="336" w:lineRule="auto" w:after="180"/>
-        <w:shd w:fill="F5F1FB"/>
       </w:pPr>
       <w:r>
         <w:rPr>
@@ -5119,39 +6110,29 @@
     </w:p>
     <w:p>
       <w:pPr>
-        <w:pStyle w:val="Heading3"/>
-      </w:pPr>
-      <w:r>
-        <w:t>Discuss while showing the picture</w:t>
+        <w:spacing w:line="336" w:lineRule="auto" w:after="180"/>
+      </w:pPr>
+      <w:r>
+        <w:rPr>
+          <w:b w:val="0"/>
+        </w:rPr>
+        <w:t>Teacher prompt: Explain the case, then point to a limit on the claim. Ask learners to describe one label or arrow in ordinary words. Use the adjacent transcript if the image is difficult to see.</w:t>
       </w:r>
     </w:p>
     <w:p>
       <w:pPr>
         <w:spacing w:line="336" w:lineRule="auto" w:after="180"/>
-        <w:shd w:fill="F1F6F8"/>
       </w:pPr>
       <w:r>
         <w:rPr>
           <w:b w:val="0"/>
         </w:rPr>
-        <w:t>Teacher prompt: Explain the case, then point to a limit on the claim. Ask learners to describe one label or arrow in ordinary words. Use the adjacent transcript if the image is difficult to see.</w:t>
+        <w:t>Keep the stated scope: Small groups or unusual records may still be identifiable without names; evaluate re-identification risk.</w:t>
       </w:r>
     </w:p>
     <w:p>
       <w:pPr>
-        <w:spacing w:line="336" w:lineRule="auto" w:after="180"/>
-        <w:shd w:fill="F1F6F8"/>
-      </w:pPr>
-      <w:r>
-        <w:rPr>
-          <w:b w:val="0"/>
-        </w:rPr>
-        <w:t>Keep the stated scope: Small groups or unusual records may still be identifiable without names; evaluate re-identification risk.</w:t>
-      </w:r>
-    </w:p>
-    <w:p>
-      <w:pPr>
-        <w:pStyle w:val="Heading3"/>
+        <w:pStyle w:val="Heading2"/>
       </w:pPr>
       <w:r>
         <w:t>06. Make the idea visible in your project</w:t>
@@ -5162,7 +6143,7 @@
         <w:drawing>
           <wp:inline xmlns:a="http://schemas.openxmlformats.org/drawingml/2006/main" xmlns:pic="http://schemas.openxmlformats.org/drawingml/2006/picture">
             <wp:extent cx="5486400" cy="3681984"/>
-            <wp:docPr id="7" name="Picture 7" descr="For the Reproducible AI Research Study, retain an annotated worked trace and the changed-case reasoning. Connect the claim to its records, units and assumptions so another investigator can challenge or reproduce it. Draw your input, deciding step, result and limit. Supported question: Point to the analysis table and the restricted identity key. Why are the codes pseudonymous rather than guaranteed anonymous, and what changes if the key is published?"/>
+            <wp:docPr id="9" name="Picture 9" descr="For the Reproducible AI Research Study, retain an annotated worked trace and the changed-case reasoning. Connect the claim to its records, units and assumptions so another investigator can challenge or reproduce it. Draw your input, deciding step, result and limit. Supported question: Point to the analysis table and the restricted identity key. Why are the codes pseudonymous rather than guaranteed anonymous, and what changes if the key is published?"/>
             <wp:cNvGraphicFramePr>
               <a:graphicFrameLocks noChangeAspect="1"/>
             </wp:cNvGraphicFramePr>
@@ -5174,7 +6155,7 @@
                     <pic:cNvPicPr/>
                   </pic:nvPicPr>
                   <pic:blipFill>
-                    <a:blip r:embed="rId15"/>
+                    <a:blip r:embed="rId16"/>
                     <a:stretch>
                       <a:fillRect/>
                     </a:stretch>
@@ -5253,7 +6234,6 @@
     <w:p>
       <w:pPr>
         <w:spacing w:line="336" w:lineRule="auto" w:after="180"/>
-        <w:shd w:fill="F5F1FB"/>
       </w:pPr>
       <w:r>
         <w:rPr>
@@ -5276,82 +6256,149 @@
     </w:p>
     <w:p>
       <w:pPr>
-        <w:pStyle w:val="Heading3"/>
-      </w:pPr>
-      <w:r>
-        <w:t>Discuss while showing the picture</w:t>
+        <w:spacing w:line="336" w:lineRule="auto" w:after="180"/>
+      </w:pPr>
+      <w:r>
+        <w:rPr>
+          <w:b w:val="0"/>
+        </w:rPr>
+        <w:t xml:space="preserve">Teacher prompt: Draw your project trace and justify the deciding step using </w:t>
+      </w:r>
+      <w:r>
+        <w:rPr>
+          <w:b/>
+        </w:rPr>
+        <w:t>evidence</w:t>
+      </w:r>
+      <w:r>
+        <w:rPr>
+          <w:b w:val="0"/>
+        </w:rPr>
+        <w:t>. Ask learners to describe one label or arrow in ordinary words. Use the adjacent transcript if the image is difficult to see.</w:t>
       </w:r>
     </w:p>
     <w:p>
       <w:pPr>
         <w:spacing w:line="336" w:lineRule="auto" w:after="180"/>
-        <w:shd w:fill="F1F6F8"/>
       </w:pPr>
       <w:r>
         <w:rPr>
           <w:b w:val="0"/>
         </w:rPr>
-        <w:t xml:space="preserve">Teacher prompt: Draw your project trace and justify the deciding step using </w:t>
-      </w:r>
-      <w:r>
-        <w:rPr>
-          <w:b/>
-        </w:rPr>
-        <w:t>evidence</w:t>
-      </w:r>
-      <w:r>
-        <w:rPr>
-          <w:b w:val="0"/>
-        </w:rPr>
-        <w:t>. Ask learners to describe one label or arrow in ordinary words. Use the adjacent transcript if the image is difficult to see.</w:t>
+        <w:t>Supported practice key: Keep analysis records apart from the identity key. Analysts receive scores and codes, not the name linkage. Apply the approved deletion schedule to both stores and listed copies.</w:t>
       </w:r>
     </w:p>
     <w:p>
       <w:pPr>
         <w:spacing w:line="336" w:lineRule="auto" w:after="180"/>
-        <w:shd w:fill="F1F6F8"/>
       </w:pPr>
       <w:r>
         <w:rPr>
           <w:b w:val="0"/>
         </w:rPr>
-        <w:t>Supported practice key: Keep analysis records apart from the identity key. Analysts receive scores and codes, not the name linkage. Apply the approved deletion schedule to both stores and listed copies.</w:t>
+        <w:t>Changed case: The records become directly linkable to names and breach this access design. Separation only helps while the linkage key remains restricted.</w:t>
       </w:r>
     </w:p>
     <w:p>
       <w:pPr>
         <w:spacing w:line="336" w:lineRule="auto" w:after="180"/>
-        <w:shd w:fill="F1F6F8"/>
       </w:pPr>
       <w:r>
         <w:rPr>
           <w:b w:val="0"/>
         </w:rPr>
-        <w:t>Changed case: The records become directly linkable to names and breach this access design. Separation only helps while the linkage key remains restricted.</w:t>
+        <w:t xml:space="preserve">The restricted linkage key makes these </w:t>
+      </w:r>
+      <w:r>
+        <w:rPr>
+          <w:b/>
+        </w:rPr>
+        <w:t>pseudonym</w:t>
+      </w:r>
+      <w:r>
+        <w:rPr>
+          <w:b w:val="0"/>
+        </w:rPr>
+        <w:t>ous records, not guaranteed anonymous ones.</w:t>
       </w:r>
     </w:p>
     <w:p>
       <w:pPr>
+        <w:pStyle w:val="Heading2"/>
+      </w:pPr>
+      <w:r>
+        <w:t>Earlier wording, alternatives and picture transcripts · reference / check after trying</w:t>
+      </w:r>
+    </w:p>
+    <w:p>
+      <w:pPr>
         <w:spacing w:line="336" w:lineRule="auto" w:after="180"/>
-        <w:shd w:fill="F1F6F8"/>
       </w:pPr>
       <w:r>
         <w:rPr>
           <w:b w:val="0"/>
         </w:rPr>
-        <w:t xml:space="preserve">The restricted linkage key makes these </w:t>
+        <w:t xml:space="preserve">Use one picture at a time. Hide a worked result before asking for a </w:t>
       </w:r>
       <w:r>
         <w:rPr>
           <w:b/>
         </w:rPr>
-        <w:t>pseudonym</w:t>
+        <w:t>prediction</w:t>
       </w:r>
       <w:r>
         <w:rPr>
           <w:b w:val="0"/>
         </w:rPr>
-        <w:t>ous records, not guaranteed anonymous ones.</w:t>
+        <w:t>, then reveal it for feedback. These are supported teaching cases; retain the separate independent assessment for a fresh first attempt.</w:t>
+      </w:r>
+    </w:p>
+    <w:p>
+      <w:pPr>
+        <w:pStyle w:val="Heading3"/>
+      </w:pPr>
+      <w:r>
+        <w:t>01. Privacy and data governance: the case</w:t>
+      </w:r>
+    </w:p>
+    <w:p>
+      <w:pPr>
+        <w:pStyle w:val="Heading3"/>
+      </w:pPr>
+      <w:r>
+        <w:t>02. Follow the deciding steps</w:t>
+      </w:r>
+    </w:p>
+    <w:p>
+      <w:pPr>
+        <w:pStyle w:val="Heading3"/>
+      </w:pPr>
+      <w:r>
+        <w:t>03. Keep analysis records separate from the identity key</w:t>
+      </w:r>
+    </w:p>
+    <w:p>
+      <w:pPr>
+        <w:pStyle w:val="Heading3"/>
+      </w:pPr>
+      <w:r>
+        <w:t>04. Change one thing. Trace what follows.</w:t>
+      </w:r>
+    </w:p>
+    <w:p>
+      <w:pPr>
+        <w:pStyle w:val="Heading3"/>
+      </w:pPr>
+      <w:r>
+        <w:t>05. Connect the explanation to its limit</w:t>
+      </w:r>
+    </w:p>
+    <w:p>
+      <w:pPr>
+        <w:pStyle w:val="Heading3"/>
+      </w:pPr>
+      <w:r>
+        <w:t>06. Make the idea visible in your project</w:t>
       </w:r>
     </w:p>
     <w:sectPr>
